--- a/project3/Project3-report-template.docx
+++ b/project3/Project3-report-template.docx
@@ -93,7 +93,16 @@
           <w:szCs w:val="24"/>
           <w:lang w:val="en-US"/>
         </w:rPr>
-        <w:t xml:space="preserve"> 박수현</w:t>
+        <w:t xml:space="preserve"> </w:t>
+      </w:r>
+      <w:r>
+        <w:rPr>
+          <w:rFonts w:hint="eastAsia"/>
+          <w:sz w:val="24"/>
+          <w:szCs w:val="24"/>
+          <w:lang w:val="en-US"/>
+        </w:rPr>
+        <w:t>박수현</w:t>
       </w:r>
     </w:p>
     <w:p>
@@ -200,7 +209,6 @@
         <w:pStyle w:val="a5"/>
         <w:ind w:leftChars="0" w:left="360"/>
         <w:rPr>
-          <w:rFonts w:hint="eastAsia"/>
           <w:b/>
           <w:bCs/>
           <w:lang w:val="en-US"/>
@@ -223,52 +231,7 @@
             <w:bCs/>
             <w:lang w:val="en-US"/>
           </w:rPr>
-          <w:t>https://yo</w:t>
-        </w:r>
-        <w:r>
-          <w:rPr>
-            <w:rStyle w:val="a6"/>
-            <w:b/>
-            <w:bCs/>
-            <w:lang w:val="en-US"/>
-          </w:rPr>
-          <w:t>u</w:t>
-        </w:r>
-        <w:r>
-          <w:rPr>
-            <w:rStyle w:val="a6"/>
-            <w:b/>
-            <w:bCs/>
-            <w:lang w:val="en-US"/>
-          </w:rPr>
-          <w:t>tu.be/aP</w:t>
-        </w:r>
-        <w:r>
-          <w:rPr>
-            <w:rStyle w:val="a6"/>
-            <w:b/>
-            <w:bCs/>
-            <w:lang w:val="en-US"/>
-          </w:rPr>
-          <w:t>W</w:t>
-        </w:r>
-        <w:r>
-          <w:rPr>
-            <w:rStyle w:val="a6"/>
-            <w:b/>
-            <w:bCs/>
-            <w:lang w:val="en-US"/>
-          </w:rPr>
-          <w:t>_</w:t>
-        </w:r>
-        <w:r>
-          <w:rPr>
-            <w:rStyle w:val="a6"/>
-            <w:b/>
-            <w:bCs/>
-            <w:lang w:val="en-US"/>
-          </w:rPr>
-          <w:t>0rydKCI</w:t>
+          <w:t>https://youtu.be/aPW_0rydKCI</w:t>
         </w:r>
       </w:hyperlink>
     </w:p>
@@ -277,18 +240,6 @@
         <w:pStyle w:val="a5"/>
         <w:ind w:leftChars="0" w:left="360"/>
         <w:rPr>
-          <w:b/>
-          <w:bCs/>
-          <w:lang w:val="en-US"/>
-        </w:rPr>
-      </w:pPr>
-    </w:p>
-    <w:p>
-      <w:pPr>
-        <w:pStyle w:val="a5"/>
-        <w:ind w:leftChars="0" w:left="360"/>
-        <w:rPr>
-          <w:rFonts w:hint="eastAsia"/>
           <w:b/>
           <w:bCs/>
           <w:lang w:val="en-US"/>
@@ -591,7 +542,14 @@
           <w:rFonts w:hint="eastAsia"/>
           <w:lang w:val="en-US"/>
         </w:rPr>
-        <w:t xml:space="preserve">골격 </w:t>
+        <w:t>골격</w:t>
+      </w:r>
+      <w:r>
+        <w:rPr>
+          <w:rFonts w:hint="eastAsia"/>
+          <w:lang w:val="en-US"/>
+        </w:rPr>
+        <w:t xml:space="preserve"> </w:t>
       </w:r>
       <w:r>
         <w:rPr>
@@ -604,13 +562,600 @@
           <w:rFonts w:hint="eastAsia"/>
           <w:lang w:val="en-US"/>
         </w:rPr>
-        <w:t xml:space="preserve"> 과제의 목적이 BVH 파일이 표현하는 움직임을 나타내는 것임으로 골격이 가장 눈에 잘 띄는 형태로 만들어야 했다. 여기서 골격을 두께 1의 선으로 만들면 유튜브 화질 설정에 따라 움직임이 보이지 않는 문제가 발생할 수 있다. 이 문제를 피하기 위해 골격을 두께 0.6의 직육면체 형태로 만들었다.</w:t>
+        <w:t xml:space="preserve"> </w:t>
+      </w:r>
+      <w:r>
+        <w:rPr>
+          <w:rFonts w:hint="eastAsia"/>
+          <w:lang w:val="en-US"/>
+        </w:rPr>
+        <w:t>과제의</w:t>
+      </w:r>
+      <w:r>
+        <w:rPr>
+          <w:rFonts w:hint="eastAsia"/>
+          <w:lang w:val="en-US"/>
+        </w:rPr>
+        <w:t xml:space="preserve"> </w:t>
+      </w:r>
+      <w:r>
+        <w:rPr>
+          <w:rFonts w:hint="eastAsia"/>
+          <w:lang w:val="en-US"/>
+        </w:rPr>
+        <w:t>목적이</w:t>
+      </w:r>
+      <w:r>
+        <w:rPr>
+          <w:rFonts w:hint="eastAsia"/>
+          <w:lang w:val="en-US"/>
+        </w:rPr>
+        <w:t xml:space="preserve"> BVH </w:t>
+      </w:r>
+      <w:r>
+        <w:rPr>
+          <w:rFonts w:hint="eastAsia"/>
+          <w:lang w:val="en-US"/>
+        </w:rPr>
+        <w:t>파일이</w:t>
+      </w:r>
+      <w:r>
+        <w:rPr>
+          <w:rFonts w:hint="eastAsia"/>
+          <w:lang w:val="en-US"/>
+        </w:rPr>
+        <w:t xml:space="preserve"> </w:t>
+      </w:r>
+      <w:r>
+        <w:rPr>
+          <w:rFonts w:hint="eastAsia"/>
+          <w:lang w:val="en-US"/>
+        </w:rPr>
+        <w:t>표현하는</w:t>
+      </w:r>
+      <w:r>
+        <w:rPr>
+          <w:rFonts w:hint="eastAsia"/>
+          <w:lang w:val="en-US"/>
+        </w:rPr>
+        <w:t xml:space="preserve"> </w:t>
+      </w:r>
+      <w:r>
+        <w:rPr>
+          <w:rFonts w:hint="eastAsia"/>
+          <w:lang w:val="en-US"/>
+        </w:rPr>
+        <w:t>움직임을</w:t>
+      </w:r>
+      <w:r>
+        <w:rPr>
+          <w:rFonts w:hint="eastAsia"/>
+          <w:lang w:val="en-US"/>
+        </w:rPr>
+        <w:t xml:space="preserve"> </w:t>
+      </w:r>
+      <w:r>
+        <w:rPr>
+          <w:rFonts w:hint="eastAsia"/>
+          <w:lang w:val="en-US"/>
+        </w:rPr>
+        <w:t>나타내는</w:t>
+      </w:r>
+      <w:r>
+        <w:rPr>
+          <w:rFonts w:hint="eastAsia"/>
+          <w:lang w:val="en-US"/>
+        </w:rPr>
+        <w:t xml:space="preserve"> </w:t>
+      </w:r>
+      <w:r>
+        <w:rPr>
+          <w:rFonts w:hint="eastAsia"/>
+          <w:lang w:val="en-US"/>
+        </w:rPr>
+        <w:t>것임으로</w:t>
+      </w:r>
+      <w:r>
+        <w:rPr>
+          <w:rFonts w:hint="eastAsia"/>
+          <w:lang w:val="en-US"/>
+        </w:rPr>
+        <w:t xml:space="preserve"> </w:t>
+      </w:r>
+      <w:r>
+        <w:rPr>
+          <w:rFonts w:hint="eastAsia"/>
+          <w:lang w:val="en-US"/>
+        </w:rPr>
+        <w:t>골격이</w:t>
+      </w:r>
+      <w:r>
+        <w:rPr>
+          <w:rFonts w:hint="eastAsia"/>
+          <w:lang w:val="en-US"/>
+        </w:rPr>
+        <w:t xml:space="preserve"> </w:t>
+      </w:r>
+      <w:r>
+        <w:rPr>
+          <w:rFonts w:hint="eastAsia"/>
+          <w:lang w:val="en-US"/>
+        </w:rPr>
+        <w:t>가장</w:t>
+      </w:r>
+      <w:r>
+        <w:rPr>
+          <w:rFonts w:hint="eastAsia"/>
+          <w:lang w:val="en-US"/>
+        </w:rPr>
+        <w:t xml:space="preserve"> </w:t>
+      </w:r>
+      <w:r>
+        <w:rPr>
+          <w:rFonts w:hint="eastAsia"/>
+          <w:lang w:val="en-US"/>
+        </w:rPr>
+        <w:t>눈에</w:t>
+      </w:r>
+      <w:r>
+        <w:rPr>
+          <w:rFonts w:hint="eastAsia"/>
+          <w:lang w:val="en-US"/>
+        </w:rPr>
+        <w:t xml:space="preserve"> </w:t>
+      </w:r>
+      <w:r>
+        <w:rPr>
+          <w:rFonts w:hint="eastAsia"/>
+          <w:lang w:val="en-US"/>
+        </w:rPr>
+        <w:t>잘</w:t>
+      </w:r>
+      <w:r>
+        <w:rPr>
+          <w:rFonts w:hint="eastAsia"/>
+          <w:lang w:val="en-US"/>
+        </w:rPr>
+        <w:t xml:space="preserve"> </w:t>
+      </w:r>
+      <w:r>
+        <w:rPr>
+          <w:rFonts w:hint="eastAsia"/>
+          <w:lang w:val="en-US"/>
+        </w:rPr>
+        <w:t>띄는</w:t>
+      </w:r>
+      <w:r>
+        <w:rPr>
+          <w:rFonts w:hint="eastAsia"/>
+          <w:lang w:val="en-US"/>
+        </w:rPr>
+        <w:t xml:space="preserve"> </w:t>
+      </w:r>
+      <w:r>
+        <w:rPr>
+          <w:rFonts w:hint="eastAsia"/>
+          <w:lang w:val="en-US"/>
+        </w:rPr>
+        <w:t>형태로</w:t>
+      </w:r>
+      <w:r>
+        <w:rPr>
+          <w:rFonts w:hint="eastAsia"/>
+          <w:lang w:val="en-US"/>
+        </w:rPr>
+        <w:t xml:space="preserve"> </w:t>
+      </w:r>
+      <w:r>
+        <w:rPr>
+          <w:rFonts w:hint="eastAsia"/>
+          <w:lang w:val="en-US"/>
+        </w:rPr>
+        <w:t>만들어야</w:t>
+      </w:r>
+      <w:r>
+        <w:rPr>
+          <w:rFonts w:hint="eastAsia"/>
+          <w:lang w:val="en-US"/>
+        </w:rPr>
+        <w:t xml:space="preserve"> </w:t>
+      </w:r>
+      <w:r>
+        <w:rPr>
+          <w:rFonts w:hint="eastAsia"/>
+          <w:lang w:val="en-US"/>
+        </w:rPr>
+        <w:t>했다</w:t>
+      </w:r>
+      <w:r>
+        <w:rPr>
+          <w:rFonts w:hint="eastAsia"/>
+          <w:lang w:val="en-US"/>
+        </w:rPr>
+        <w:t xml:space="preserve">. </w:t>
+      </w:r>
+      <w:r>
+        <w:rPr>
+          <w:rFonts w:hint="eastAsia"/>
+          <w:lang w:val="en-US"/>
+        </w:rPr>
+        <w:t>여기서</w:t>
+      </w:r>
+      <w:r>
+        <w:rPr>
+          <w:rFonts w:hint="eastAsia"/>
+          <w:lang w:val="en-US"/>
+        </w:rPr>
+        <w:t xml:space="preserve"> </w:t>
+      </w:r>
+      <w:r>
+        <w:rPr>
+          <w:rFonts w:hint="eastAsia"/>
+          <w:lang w:val="en-US"/>
+        </w:rPr>
+        <w:t>골격을</w:t>
+      </w:r>
+      <w:r>
+        <w:rPr>
+          <w:rFonts w:hint="eastAsia"/>
+          <w:lang w:val="en-US"/>
+        </w:rPr>
+        <w:t xml:space="preserve"> </w:t>
+      </w:r>
+      <w:r>
+        <w:rPr>
+          <w:rFonts w:hint="eastAsia"/>
+          <w:lang w:val="en-US"/>
+        </w:rPr>
+        <w:t>두께</w:t>
+      </w:r>
+      <w:r>
+        <w:rPr>
+          <w:rFonts w:hint="eastAsia"/>
+          <w:lang w:val="en-US"/>
+        </w:rPr>
+        <w:t xml:space="preserve"> 1</w:t>
+      </w:r>
+      <w:r>
+        <w:rPr>
+          <w:rFonts w:hint="eastAsia"/>
+          <w:lang w:val="en-US"/>
+        </w:rPr>
+        <w:t>의</w:t>
+      </w:r>
+      <w:r>
+        <w:rPr>
+          <w:rFonts w:hint="eastAsia"/>
+          <w:lang w:val="en-US"/>
+        </w:rPr>
+        <w:t xml:space="preserve"> </w:t>
+      </w:r>
+      <w:r>
+        <w:rPr>
+          <w:rFonts w:hint="eastAsia"/>
+          <w:lang w:val="en-US"/>
+        </w:rPr>
+        <w:t>선으로</w:t>
+      </w:r>
+      <w:r>
+        <w:rPr>
+          <w:rFonts w:hint="eastAsia"/>
+          <w:lang w:val="en-US"/>
+        </w:rPr>
+        <w:t xml:space="preserve"> </w:t>
+      </w:r>
+      <w:r>
+        <w:rPr>
+          <w:rFonts w:hint="eastAsia"/>
+          <w:lang w:val="en-US"/>
+        </w:rPr>
+        <w:t>만들면</w:t>
+      </w:r>
+      <w:r>
+        <w:rPr>
+          <w:rFonts w:hint="eastAsia"/>
+          <w:lang w:val="en-US"/>
+        </w:rPr>
+        <w:t xml:space="preserve"> </w:t>
+      </w:r>
+      <w:r>
+        <w:rPr>
+          <w:rFonts w:hint="eastAsia"/>
+          <w:lang w:val="en-US"/>
+        </w:rPr>
+        <w:t>유튜브</w:t>
+      </w:r>
+      <w:r>
+        <w:rPr>
+          <w:rFonts w:hint="eastAsia"/>
+          <w:lang w:val="en-US"/>
+        </w:rPr>
+        <w:t xml:space="preserve"> </w:t>
+      </w:r>
+      <w:r>
+        <w:rPr>
+          <w:rFonts w:hint="eastAsia"/>
+          <w:lang w:val="en-US"/>
+        </w:rPr>
+        <w:t>화질</w:t>
+      </w:r>
+      <w:r>
+        <w:rPr>
+          <w:rFonts w:hint="eastAsia"/>
+          <w:lang w:val="en-US"/>
+        </w:rPr>
+        <w:t xml:space="preserve"> </w:t>
+      </w:r>
+      <w:r>
+        <w:rPr>
+          <w:rFonts w:hint="eastAsia"/>
+          <w:lang w:val="en-US"/>
+        </w:rPr>
+        <w:t>설정에</w:t>
+      </w:r>
+      <w:r>
+        <w:rPr>
+          <w:rFonts w:hint="eastAsia"/>
+          <w:lang w:val="en-US"/>
+        </w:rPr>
+        <w:t xml:space="preserve"> </w:t>
+      </w:r>
+      <w:r>
+        <w:rPr>
+          <w:rFonts w:hint="eastAsia"/>
+          <w:lang w:val="en-US"/>
+        </w:rPr>
+        <w:t>따라</w:t>
+      </w:r>
+      <w:r>
+        <w:rPr>
+          <w:rFonts w:hint="eastAsia"/>
+          <w:lang w:val="en-US"/>
+        </w:rPr>
+        <w:t xml:space="preserve"> </w:t>
+      </w:r>
+      <w:r>
+        <w:rPr>
+          <w:rFonts w:hint="eastAsia"/>
+          <w:lang w:val="en-US"/>
+        </w:rPr>
+        <w:t>움직임이</w:t>
+      </w:r>
+      <w:r>
+        <w:rPr>
+          <w:rFonts w:hint="eastAsia"/>
+          <w:lang w:val="en-US"/>
+        </w:rPr>
+        <w:t xml:space="preserve"> </w:t>
+      </w:r>
+      <w:r>
+        <w:rPr>
+          <w:rFonts w:hint="eastAsia"/>
+          <w:lang w:val="en-US"/>
+        </w:rPr>
+        <w:t>보이지</w:t>
+      </w:r>
+      <w:r>
+        <w:rPr>
+          <w:rFonts w:hint="eastAsia"/>
+          <w:lang w:val="en-US"/>
+        </w:rPr>
+        <w:t xml:space="preserve"> </w:t>
+      </w:r>
+      <w:r>
+        <w:rPr>
+          <w:rFonts w:hint="eastAsia"/>
+          <w:lang w:val="en-US"/>
+        </w:rPr>
+        <w:t>않는</w:t>
+      </w:r>
+      <w:r>
+        <w:rPr>
+          <w:rFonts w:hint="eastAsia"/>
+          <w:lang w:val="en-US"/>
+        </w:rPr>
+        <w:t xml:space="preserve"> </w:t>
+      </w:r>
+      <w:r>
+        <w:rPr>
+          <w:rFonts w:hint="eastAsia"/>
+          <w:lang w:val="en-US"/>
+        </w:rPr>
+        <w:t>문제가</w:t>
+      </w:r>
+      <w:r>
+        <w:rPr>
+          <w:rFonts w:hint="eastAsia"/>
+          <w:lang w:val="en-US"/>
+        </w:rPr>
+        <w:t xml:space="preserve"> </w:t>
+      </w:r>
+      <w:r>
+        <w:rPr>
+          <w:rFonts w:hint="eastAsia"/>
+          <w:lang w:val="en-US"/>
+        </w:rPr>
+        <w:t>발생할</w:t>
+      </w:r>
+      <w:r>
+        <w:rPr>
+          <w:rFonts w:hint="eastAsia"/>
+          <w:lang w:val="en-US"/>
+        </w:rPr>
+        <w:t xml:space="preserve"> </w:t>
+      </w:r>
+      <w:r>
+        <w:rPr>
+          <w:rFonts w:hint="eastAsia"/>
+          <w:lang w:val="en-US"/>
+        </w:rPr>
+        <w:t>수</w:t>
+      </w:r>
+      <w:r>
+        <w:rPr>
+          <w:rFonts w:hint="eastAsia"/>
+          <w:lang w:val="en-US"/>
+        </w:rPr>
+        <w:t xml:space="preserve"> </w:t>
+      </w:r>
+      <w:r>
+        <w:rPr>
+          <w:rFonts w:hint="eastAsia"/>
+          <w:lang w:val="en-US"/>
+        </w:rPr>
+        <w:t>있다</w:t>
+      </w:r>
+      <w:r>
+        <w:rPr>
+          <w:rFonts w:hint="eastAsia"/>
+          <w:lang w:val="en-US"/>
+        </w:rPr>
+        <w:t xml:space="preserve">. </w:t>
+      </w:r>
+      <w:r>
+        <w:rPr>
+          <w:rFonts w:hint="eastAsia"/>
+          <w:lang w:val="en-US"/>
+        </w:rPr>
+        <w:t>이</w:t>
+      </w:r>
+      <w:r>
+        <w:rPr>
+          <w:rFonts w:hint="eastAsia"/>
+          <w:lang w:val="en-US"/>
+        </w:rPr>
+        <w:t xml:space="preserve"> </w:t>
+      </w:r>
+      <w:r>
+        <w:rPr>
+          <w:rFonts w:hint="eastAsia"/>
+          <w:lang w:val="en-US"/>
+        </w:rPr>
+        <w:t>문제를</w:t>
+      </w:r>
+      <w:r>
+        <w:rPr>
+          <w:rFonts w:hint="eastAsia"/>
+          <w:lang w:val="en-US"/>
+        </w:rPr>
+        <w:t xml:space="preserve"> </w:t>
+      </w:r>
+      <w:r>
+        <w:rPr>
+          <w:rFonts w:hint="eastAsia"/>
+          <w:lang w:val="en-US"/>
+        </w:rPr>
+        <w:t>피하기</w:t>
+      </w:r>
+      <w:r>
+        <w:rPr>
+          <w:rFonts w:hint="eastAsia"/>
+          <w:lang w:val="en-US"/>
+        </w:rPr>
+        <w:t xml:space="preserve"> </w:t>
+      </w:r>
+      <w:r>
+        <w:rPr>
+          <w:rFonts w:hint="eastAsia"/>
+          <w:lang w:val="en-US"/>
+        </w:rPr>
+        <w:t>위해</w:t>
+      </w:r>
+      <w:r>
+        <w:rPr>
+          <w:rFonts w:hint="eastAsia"/>
+          <w:lang w:val="en-US"/>
+        </w:rPr>
+        <w:t xml:space="preserve"> </w:t>
+      </w:r>
+      <w:r>
+        <w:rPr>
+          <w:rFonts w:hint="eastAsia"/>
+          <w:lang w:val="en-US"/>
+        </w:rPr>
+        <w:t>골격을</w:t>
+      </w:r>
+      <w:r>
+        <w:rPr>
+          <w:rFonts w:hint="eastAsia"/>
+          <w:lang w:val="en-US"/>
+        </w:rPr>
+        <w:t xml:space="preserve"> </w:t>
+      </w:r>
+      <w:r>
+        <w:rPr>
+          <w:rFonts w:hint="eastAsia"/>
+          <w:lang w:val="en-US"/>
+        </w:rPr>
+        <w:t>두께</w:t>
+      </w:r>
+      <w:r>
+        <w:rPr>
+          <w:rFonts w:hint="eastAsia"/>
+          <w:lang w:val="en-US"/>
+        </w:rPr>
+        <w:t xml:space="preserve"> 0.6</w:t>
+      </w:r>
+      <w:r>
+        <w:rPr>
+          <w:rFonts w:hint="eastAsia"/>
+          <w:lang w:val="en-US"/>
+        </w:rPr>
+        <w:t>의</w:t>
+      </w:r>
+      <w:r>
+        <w:rPr>
+          <w:rFonts w:hint="eastAsia"/>
+          <w:lang w:val="en-US"/>
+        </w:rPr>
+        <w:t xml:space="preserve"> </w:t>
+      </w:r>
+      <w:r>
+        <w:rPr>
+          <w:rFonts w:hint="eastAsia"/>
+          <w:lang w:val="en-US"/>
+        </w:rPr>
+        <w:t>직육면체</w:t>
+      </w:r>
+      <w:r>
+        <w:rPr>
+          <w:rFonts w:hint="eastAsia"/>
+          <w:lang w:val="en-US"/>
+        </w:rPr>
+        <w:t xml:space="preserve"> </w:t>
+      </w:r>
+      <w:r>
+        <w:rPr>
+          <w:rFonts w:hint="eastAsia"/>
+          <w:lang w:val="en-US"/>
+        </w:rPr>
+        <w:t>형태로</w:t>
+      </w:r>
+      <w:r>
+        <w:rPr>
+          <w:rFonts w:hint="eastAsia"/>
+          <w:lang w:val="en-US"/>
+        </w:rPr>
+        <w:t xml:space="preserve"> </w:t>
+      </w:r>
+      <w:r>
+        <w:rPr>
+          <w:rFonts w:hint="eastAsia"/>
+          <w:lang w:val="en-US"/>
+        </w:rPr>
+        <w:t>만들었다</w:t>
+      </w:r>
+      <w:r>
+        <w:rPr>
+          <w:rFonts w:hint="eastAsia"/>
+          <w:lang w:val="en-US"/>
+        </w:rPr>
+        <w:t>.</w:t>
       </w:r>
     </w:p>
     <w:p>
       <w:pPr>
         <w:rPr>
-          <w:rFonts w:hint="eastAsia"/>
           <w:lang w:val="en-US"/>
         </w:rPr>
       </w:pPr>
@@ -625,23 +1170,93 @@
           <w:rFonts w:hint="eastAsia"/>
           <w:lang w:val="en-US"/>
         </w:rPr>
-        <w:t xml:space="preserve">움직임 렌더링 - </w:t>
-      </w:r>
-      <w:proofErr w:type="spellStart"/>
-      <w:r>
-        <w:rPr>
-          <w:rFonts w:hint="eastAsia"/>
-          <w:lang w:val="en-US"/>
-        </w:rPr>
-        <w:t>BVH의</w:t>
-      </w:r>
-      <w:proofErr w:type="spellEnd"/>
-      <w:r>
-        <w:rPr>
-          <w:rFonts w:hint="eastAsia"/>
-          <w:lang w:val="en-US"/>
-        </w:rPr>
-        <w:t xml:space="preserve"> HIERARCHY 섹션을 스택 기반으로 </w:t>
+        <w:t>움직임</w:t>
+      </w:r>
+      <w:r>
+        <w:rPr>
+          <w:rFonts w:hint="eastAsia"/>
+          <w:lang w:val="en-US"/>
+        </w:rPr>
+        <w:t xml:space="preserve"> </w:t>
+      </w:r>
+      <w:r>
+        <w:rPr>
+          <w:rFonts w:hint="eastAsia"/>
+          <w:lang w:val="en-US"/>
+        </w:rPr>
+        <w:t>렌더링</w:t>
+      </w:r>
+      <w:r>
+        <w:rPr>
+          <w:rFonts w:hint="eastAsia"/>
+          <w:lang w:val="en-US"/>
+        </w:rPr>
+        <w:t xml:space="preserve"> - </w:t>
+      </w:r>
+      <w:proofErr w:type="spellStart"/>
+      <w:r>
+        <w:rPr>
+          <w:rFonts w:hint="eastAsia"/>
+          <w:lang w:val="en-US"/>
+        </w:rPr>
+        <w:t>BVH</w:t>
+      </w:r>
+      <w:r>
+        <w:rPr>
+          <w:rFonts w:hint="eastAsia"/>
+          <w:lang w:val="en-US"/>
+        </w:rPr>
+        <w:t>의</w:t>
+      </w:r>
+      <w:proofErr w:type="spellEnd"/>
+      <w:r>
+        <w:rPr>
+          <w:rFonts w:hint="eastAsia"/>
+          <w:lang w:val="en-US"/>
+        </w:rPr>
+        <w:t xml:space="preserve"> HIERARCHY </w:t>
+      </w:r>
+      <w:r>
+        <w:rPr>
+          <w:rFonts w:hint="eastAsia"/>
+          <w:lang w:val="en-US"/>
+        </w:rPr>
+        <w:t>섹션을</w:t>
+      </w:r>
+      <w:r>
+        <w:rPr>
+          <w:rFonts w:hint="eastAsia"/>
+          <w:lang w:val="en-US"/>
+        </w:rPr>
+        <w:t xml:space="preserve"> </w:t>
+      </w:r>
+      <w:r>
+        <w:rPr>
+          <w:rFonts w:hint="eastAsia"/>
+          <w:lang w:val="en-US"/>
+        </w:rPr>
+        <w:t>스택</w:t>
+      </w:r>
+      <w:r>
+        <w:rPr>
+          <w:rFonts w:hint="eastAsia"/>
+          <w:lang w:val="en-US"/>
+        </w:rPr>
+        <w:t xml:space="preserve"> </w:t>
+      </w:r>
+      <w:r>
+        <w:rPr>
+          <w:rFonts w:hint="eastAsia"/>
+          <w:lang w:val="en-US"/>
+        </w:rPr>
+        <w:t>기반으로</w:t>
+      </w:r>
+      <w:r>
+        <w:rPr>
+          <w:rFonts w:hint="eastAsia"/>
+          <w:lang w:val="en-US"/>
+        </w:rPr>
+        <w:t xml:space="preserve"> </w:t>
       </w:r>
       <w:proofErr w:type="spellStart"/>
       <w:r>
@@ -657,7 +1272,14 @@
           <w:rFonts w:hint="eastAsia"/>
           <w:lang w:val="en-US"/>
         </w:rPr>
-        <w:t>, 부모</w:t>
+        <w:t xml:space="preserve">, </w:t>
+      </w:r>
+      <w:r>
+        <w:rPr>
+          <w:rFonts w:hint="eastAsia"/>
+          <w:lang w:val="en-US"/>
+        </w:rPr>
+        <w:t>부모</w:t>
       </w:r>
       <w:r>
         <w:rPr>
@@ -671,44 +1293,163 @@
           <w:rFonts w:hint="eastAsia"/>
           <w:lang w:val="en-US"/>
         </w:rPr>
-        <w:t>자식으로 글로벌 변환을</w:t>
-      </w:r>
-      <w:r>
-        <w:rPr>
-          <w:rFonts w:hint="eastAsia"/>
-          <w:lang w:val="en-US"/>
-        </w:rPr>
-        <w:t xml:space="preserve"> </w:t>
-      </w:r>
-      <w:r>
-        <w:rPr>
-          <w:rFonts w:hint="eastAsia"/>
-          <w:lang w:val="en-US"/>
-        </w:rPr>
-        <w:t>누적하는 J</w:t>
-      </w:r>
-      <w:proofErr w:type="spellStart"/>
-      <w:r>
-        <w:rPr>
-          <w:rFonts w:hint="eastAsia"/>
-          <w:lang w:val="en-US"/>
-        </w:rPr>
-        <w:t>oint</w:t>
-      </w:r>
-      <w:proofErr w:type="spellEnd"/>
-      <w:r>
-        <w:rPr>
-          <w:rFonts w:hint="eastAsia"/>
-          <w:lang w:val="en-US"/>
-        </w:rPr>
-        <w:t xml:space="preserve"> 트리를 만든다. 이 트리는 </w:t>
-      </w:r>
-      <w:r>
-        <w:rPr>
-          <w:rFonts w:hint="eastAsia"/>
-          <w:lang w:val="en-US"/>
-        </w:rPr>
-        <w:t>실습 예시 코드의</w:t>
+        <w:t>자식으로</w:t>
+      </w:r>
+      <w:r>
+        <w:rPr>
+          <w:rFonts w:hint="eastAsia"/>
+          <w:lang w:val="en-US"/>
+        </w:rPr>
+        <w:t xml:space="preserve"> </w:t>
+      </w:r>
+      <w:r>
+        <w:rPr>
+          <w:rFonts w:hint="eastAsia"/>
+          <w:lang w:val="en-US"/>
+        </w:rPr>
+        <w:t>글로벌</w:t>
+      </w:r>
+      <w:r>
+        <w:rPr>
+          <w:rFonts w:hint="eastAsia"/>
+          <w:lang w:val="en-US"/>
+        </w:rPr>
+        <w:t xml:space="preserve"> </w:t>
+      </w:r>
+      <w:r>
+        <w:rPr>
+          <w:rFonts w:hint="eastAsia"/>
+          <w:lang w:val="en-US"/>
+        </w:rPr>
+        <w:t>변환을</w:t>
+      </w:r>
+      <w:r>
+        <w:rPr>
+          <w:rFonts w:hint="eastAsia"/>
+          <w:lang w:val="en-US"/>
+        </w:rPr>
+        <w:t xml:space="preserve"> </w:t>
+      </w:r>
+      <w:r>
+        <w:rPr>
+          <w:rFonts w:hint="eastAsia"/>
+          <w:lang w:val="en-US"/>
+        </w:rPr>
+        <w:t>누적하는</w:t>
+      </w:r>
+      <w:r>
+        <w:rPr>
+          <w:rFonts w:hint="eastAsia"/>
+          <w:lang w:val="en-US"/>
+        </w:rPr>
+        <w:t xml:space="preserve"> </w:t>
+      </w:r>
+      <w:proofErr w:type="spellStart"/>
+      <w:r>
+        <w:rPr>
+          <w:rFonts w:hint="eastAsia"/>
+          <w:lang w:val="en-US"/>
+        </w:rPr>
+        <w:t>Joint</w:t>
+      </w:r>
+      <w:proofErr w:type="spellEnd"/>
+      <w:r>
+        <w:rPr>
+          <w:rFonts w:hint="eastAsia"/>
+          <w:lang w:val="en-US"/>
+        </w:rPr>
+        <w:t xml:space="preserve"> </w:t>
+      </w:r>
+      <w:r>
+        <w:rPr>
+          <w:rFonts w:hint="eastAsia"/>
+          <w:lang w:val="en-US"/>
+        </w:rPr>
+        <w:t>트리를</w:t>
+      </w:r>
+      <w:r>
+        <w:rPr>
+          <w:rFonts w:hint="eastAsia"/>
+          <w:lang w:val="en-US"/>
+        </w:rPr>
+        <w:t xml:space="preserve"> </w:t>
+      </w:r>
+      <w:r>
+        <w:rPr>
+          <w:rFonts w:hint="eastAsia"/>
+          <w:lang w:val="en-US"/>
+        </w:rPr>
+        <w:t>만든다</w:t>
+      </w:r>
+      <w:r>
+        <w:rPr>
+          <w:rFonts w:hint="eastAsia"/>
+          <w:lang w:val="en-US"/>
+        </w:rPr>
+        <w:t xml:space="preserve">. </w:t>
+      </w:r>
+      <w:r>
+        <w:rPr>
+          <w:rFonts w:hint="eastAsia"/>
+          <w:lang w:val="en-US"/>
+        </w:rPr>
+        <w:t>이</w:t>
+      </w:r>
+      <w:r>
+        <w:rPr>
+          <w:rFonts w:hint="eastAsia"/>
+          <w:lang w:val="en-US"/>
+        </w:rPr>
+        <w:t xml:space="preserve"> </w:t>
+      </w:r>
+      <w:r>
+        <w:rPr>
+          <w:rFonts w:hint="eastAsia"/>
+          <w:lang w:val="en-US"/>
+        </w:rPr>
+        <w:t>트리는</w:t>
+      </w:r>
+      <w:r>
+        <w:rPr>
+          <w:rFonts w:hint="eastAsia"/>
+          <w:lang w:val="en-US"/>
+        </w:rPr>
+        <w:t xml:space="preserve"> </w:t>
+      </w:r>
+      <w:r>
+        <w:rPr>
+          <w:rFonts w:hint="eastAsia"/>
+          <w:lang w:val="en-US"/>
+        </w:rPr>
+        <w:t>실습</w:t>
+      </w:r>
+      <w:r>
+        <w:rPr>
+          <w:rFonts w:hint="eastAsia"/>
+          <w:lang w:val="en-US"/>
+        </w:rPr>
+        <w:t xml:space="preserve"> </w:t>
+      </w:r>
+      <w:r>
+        <w:rPr>
+          <w:rFonts w:hint="eastAsia"/>
+          <w:lang w:val="en-US"/>
+        </w:rPr>
+        <w:t>예시</w:t>
+      </w:r>
+      <w:r>
+        <w:rPr>
+          <w:rFonts w:hint="eastAsia"/>
+          <w:lang w:val="en-US"/>
+        </w:rPr>
+        <w:t xml:space="preserve"> </w:t>
+      </w:r>
+      <w:r>
+        <w:rPr>
+          <w:rFonts w:hint="eastAsia"/>
+          <w:lang w:val="en-US"/>
+        </w:rPr>
+        <w:t>코드의</w:t>
       </w:r>
       <w:r>
         <w:rPr>
@@ -731,7 +1472,28 @@
           <w:rFonts w:hint="eastAsia"/>
           <w:lang w:val="en-US"/>
         </w:rPr>
-        <w:t xml:space="preserve"> 구조와 동일하며</w:t>
+        <w:t xml:space="preserve"> </w:t>
+      </w:r>
+      <w:r>
+        <w:rPr>
+          <w:rFonts w:hint="eastAsia"/>
+          <w:lang w:val="en-US"/>
+        </w:rPr>
+        <w:t>구조와</w:t>
+      </w:r>
+      <w:r>
+        <w:rPr>
+          <w:rFonts w:hint="eastAsia"/>
+          <w:lang w:val="en-US"/>
+        </w:rPr>
+        <w:t xml:space="preserve"> </w:t>
+      </w:r>
+      <w:r>
+        <w:rPr>
+          <w:rFonts w:hint="eastAsia"/>
+          <w:lang w:val="en-US"/>
+        </w:rPr>
+        <w:t>동일하며</w:t>
       </w:r>
       <w:r>
         <w:rPr>
@@ -754,7 +1516,49 @@
           <w:rFonts w:hint="eastAsia"/>
           <w:lang w:val="en-US"/>
         </w:rPr>
-        <w:t xml:space="preserve"> 패턴을 그대로 재사용한다. </w:t>
+        <w:t xml:space="preserve"> </w:t>
+      </w:r>
+      <w:r>
+        <w:rPr>
+          <w:rFonts w:hint="eastAsia"/>
+          <w:lang w:val="en-US"/>
+        </w:rPr>
+        <w:t>패턴을</w:t>
+      </w:r>
+      <w:r>
+        <w:rPr>
+          <w:rFonts w:hint="eastAsia"/>
+          <w:lang w:val="en-US"/>
+        </w:rPr>
+        <w:t xml:space="preserve"> </w:t>
+      </w:r>
+      <w:r>
+        <w:rPr>
+          <w:rFonts w:hint="eastAsia"/>
+          <w:lang w:val="en-US"/>
+        </w:rPr>
+        <w:t>그대로</w:t>
+      </w:r>
+      <w:r>
+        <w:rPr>
+          <w:rFonts w:hint="eastAsia"/>
+          <w:lang w:val="en-US"/>
+        </w:rPr>
+        <w:t xml:space="preserve"> </w:t>
+      </w:r>
+      <w:r>
+        <w:rPr>
+          <w:rFonts w:hint="eastAsia"/>
+          <w:lang w:val="en-US"/>
+        </w:rPr>
+        <w:t>재사용한다</w:t>
+      </w:r>
+      <w:r>
+        <w:rPr>
+          <w:rFonts w:hint="eastAsia"/>
+          <w:lang w:val="en-US"/>
+        </w:rPr>
+        <w:t xml:space="preserve">. </w:t>
       </w:r>
       <w:proofErr w:type="spellStart"/>
       <w:r>
@@ -778,7 +1582,14 @@
           <w:rFonts w:hint="eastAsia"/>
           <w:lang w:val="en-US"/>
         </w:rPr>
-        <w:t>order는</w:t>
+        <w:t>order</w:t>
+      </w:r>
+      <w:r>
+        <w:rPr>
+          <w:rFonts w:hint="eastAsia"/>
+          <w:lang w:val="en-US"/>
+        </w:rPr>
+        <w:t>는</w:t>
       </w:r>
       <w:proofErr w:type="spellEnd"/>
       <w:r>
@@ -802,34 +1613,173 @@
           <w:rFonts w:hint="eastAsia"/>
           <w:lang w:val="en-US"/>
         </w:rPr>
-        <w:t xml:space="preserve"> 마다 다를 수 있으므로</w:t>
-      </w:r>
-      <w:r>
-        <w:rPr>
-          <w:rFonts w:hint="eastAsia"/>
-          <w:lang w:val="en-US"/>
-        </w:rPr>
-        <w:t xml:space="preserve"> </w:t>
-      </w:r>
-      <w:r>
-        <w:rPr>
-          <w:rFonts w:hint="eastAsia"/>
-          <w:lang w:val="en-US"/>
-        </w:rPr>
-        <w:t>파일에 적힌 순서 그대로 곱</w:t>
-      </w:r>
-      <w:r>
-        <w:rPr>
-          <w:rFonts w:hint="eastAsia"/>
-          <w:lang w:val="en-US"/>
-        </w:rPr>
-        <w:t>하여 자세를 표현한다.</w:t>
+        <w:t xml:space="preserve"> </w:t>
+      </w:r>
+      <w:r>
+        <w:rPr>
+          <w:rFonts w:hint="eastAsia"/>
+          <w:lang w:val="en-US"/>
+        </w:rPr>
+        <w:t>마다</w:t>
+      </w:r>
+      <w:r>
+        <w:rPr>
+          <w:rFonts w:hint="eastAsia"/>
+          <w:lang w:val="en-US"/>
+        </w:rPr>
+        <w:t xml:space="preserve"> </w:t>
+      </w:r>
+      <w:r>
+        <w:rPr>
+          <w:rFonts w:hint="eastAsia"/>
+          <w:lang w:val="en-US"/>
+        </w:rPr>
+        <w:t>다를</w:t>
+      </w:r>
+      <w:r>
+        <w:rPr>
+          <w:rFonts w:hint="eastAsia"/>
+          <w:lang w:val="en-US"/>
+        </w:rPr>
+        <w:t xml:space="preserve"> </w:t>
+      </w:r>
+      <w:r>
+        <w:rPr>
+          <w:rFonts w:hint="eastAsia"/>
+          <w:lang w:val="en-US"/>
+        </w:rPr>
+        <w:t>수</w:t>
+      </w:r>
+      <w:r>
+        <w:rPr>
+          <w:rFonts w:hint="eastAsia"/>
+          <w:lang w:val="en-US"/>
+        </w:rPr>
+        <w:t xml:space="preserve"> </w:t>
+      </w:r>
+      <w:r>
+        <w:rPr>
+          <w:rFonts w:hint="eastAsia"/>
+          <w:lang w:val="en-US"/>
+        </w:rPr>
+        <w:t>있으므로</w:t>
+      </w:r>
+      <w:r>
+        <w:rPr>
+          <w:rFonts w:hint="eastAsia"/>
+          <w:lang w:val="en-US"/>
+        </w:rPr>
+        <w:t xml:space="preserve"> </w:t>
+      </w:r>
+      <w:r>
+        <w:rPr>
+          <w:rFonts w:hint="eastAsia"/>
+          <w:lang w:val="en-US"/>
+        </w:rPr>
+        <w:t>파일에</w:t>
+      </w:r>
+      <w:r>
+        <w:rPr>
+          <w:rFonts w:hint="eastAsia"/>
+          <w:lang w:val="en-US"/>
+        </w:rPr>
+        <w:t xml:space="preserve"> </w:t>
+      </w:r>
+      <w:r>
+        <w:rPr>
+          <w:rFonts w:hint="eastAsia"/>
+          <w:lang w:val="en-US"/>
+        </w:rPr>
+        <w:t>적힌</w:t>
+      </w:r>
+      <w:r>
+        <w:rPr>
+          <w:rFonts w:hint="eastAsia"/>
+          <w:lang w:val="en-US"/>
+        </w:rPr>
+        <w:t xml:space="preserve"> </w:t>
+      </w:r>
+      <w:r>
+        <w:rPr>
+          <w:rFonts w:hint="eastAsia"/>
+          <w:lang w:val="en-US"/>
+        </w:rPr>
+        <w:t>순서</w:t>
+      </w:r>
+      <w:r>
+        <w:rPr>
+          <w:rFonts w:hint="eastAsia"/>
+          <w:lang w:val="en-US"/>
+        </w:rPr>
+        <w:t xml:space="preserve"> </w:t>
+      </w:r>
+      <w:r>
+        <w:rPr>
+          <w:rFonts w:hint="eastAsia"/>
+          <w:lang w:val="en-US"/>
+        </w:rPr>
+        <w:t>그대로</w:t>
+      </w:r>
+      <w:r>
+        <w:rPr>
+          <w:rFonts w:hint="eastAsia"/>
+          <w:lang w:val="en-US"/>
+        </w:rPr>
+        <w:t xml:space="preserve"> </w:t>
+      </w:r>
+      <w:r>
+        <w:rPr>
+          <w:rFonts w:hint="eastAsia"/>
+          <w:lang w:val="en-US"/>
+        </w:rPr>
+        <w:t>곱</w:t>
+      </w:r>
+      <w:r>
+        <w:rPr>
+          <w:rFonts w:hint="eastAsia"/>
+          <w:lang w:val="en-US"/>
+        </w:rPr>
+        <w:t>하여</w:t>
+      </w:r>
+      <w:r>
+        <w:rPr>
+          <w:rFonts w:hint="eastAsia"/>
+          <w:lang w:val="en-US"/>
+        </w:rPr>
+        <w:t xml:space="preserve"> </w:t>
+      </w:r>
+      <w:r>
+        <w:rPr>
+          <w:rFonts w:hint="eastAsia"/>
+          <w:lang w:val="en-US"/>
+        </w:rPr>
+        <w:t>자세를</w:t>
+      </w:r>
+      <w:r>
+        <w:rPr>
+          <w:rFonts w:hint="eastAsia"/>
+          <w:lang w:val="en-US"/>
+        </w:rPr>
+        <w:t xml:space="preserve"> </w:t>
+      </w:r>
+      <w:r>
+        <w:rPr>
+          <w:rFonts w:hint="eastAsia"/>
+          <w:lang w:val="en-US"/>
+        </w:rPr>
+        <w:t>표현한다</w:t>
+      </w:r>
+      <w:r>
+        <w:rPr>
+          <w:rFonts w:hint="eastAsia"/>
+          <w:lang w:val="en-US"/>
+        </w:rPr>
+        <w:t>.</w:t>
       </w:r>
     </w:p>
     <w:p>
       <w:pPr>
         <w:rPr>
-          <w:rFonts w:hint="eastAsia"/>
           <w:lang w:val="en-US"/>
         </w:rPr>
       </w:pPr>
@@ -1099,28 +2049,504 @@
           <w:rFonts w:hint="eastAsia"/>
           <w:lang w:val="en-US"/>
         </w:rPr>
-        <w:t>이 과제에서 가장 까다로운 부분은 서로 다른 동작을</w:t>
-      </w:r>
-      <w:r>
-        <w:rPr>
-          <w:rFonts w:hint="eastAsia"/>
-          <w:lang w:val="en-US"/>
-        </w:rPr>
-        <w:t xml:space="preserve"> 자연스럽게</w:t>
-      </w:r>
-      <w:r>
-        <w:rPr>
-          <w:rFonts w:hint="eastAsia"/>
-          <w:lang w:val="en-US"/>
-        </w:rPr>
-        <w:t xml:space="preserve"> 이어서 </w:t>
-      </w:r>
-      <w:r>
-        <w:rPr>
-          <w:rFonts w:hint="eastAsia"/>
-          <w:lang w:val="en-US"/>
-        </w:rPr>
-        <w:t xml:space="preserve">재생하는 것이었다. 이 부분의 구현과 디버깅을 위해 동작이 바뀌는 짧은 지점을 자세히 관찰할 필요가 있었다. 이를 위해 재생/일시정지, 속도 조절 기능 그리고 한 프레임씩 이동하는 </w:t>
+        <w:t>이</w:t>
+      </w:r>
+      <w:r>
+        <w:rPr>
+          <w:rFonts w:hint="eastAsia"/>
+          <w:lang w:val="en-US"/>
+        </w:rPr>
+        <w:t xml:space="preserve"> </w:t>
+      </w:r>
+      <w:r>
+        <w:rPr>
+          <w:rFonts w:hint="eastAsia"/>
+          <w:lang w:val="en-US"/>
+        </w:rPr>
+        <w:t>과제에서</w:t>
+      </w:r>
+      <w:r>
+        <w:rPr>
+          <w:rFonts w:hint="eastAsia"/>
+          <w:lang w:val="en-US"/>
+        </w:rPr>
+        <w:t xml:space="preserve"> </w:t>
+      </w:r>
+      <w:r>
+        <w:rPr>
+          <w:rFonts w:hint="eastAsia"/>
+          <w:lang w:val="en-US"/>
+        </w:rPr>
+        <w:t>가장</w:t>
+      </w:r>
+      <w:r>
+        <w:rPr>
+          <w:rFonts w:hint="eastAsia"/>
+          <w:lang w:val="en-US"/>
+        </w:rPr>
+        <w:t xml:space="preserve"> </w:t>
+      </w:r>
+      <w:r>
+        <w:rPr>
+          <w:rFonts w:hint="eastAsia"/>
+          <w:lang w:val="en-US"/>
+        </w:rPr>
+        <w:t>까다로운</w:t>
+      </w:r>
+      <w:r>
+        <w:rPr>
+          <w:rFonts w:hint="eastAsia"/>
+          <w:lang w:val="en-US"/>
+        </w:rPr>
+        <w:t xml:space="preserve"> </w:t>
+      </w:r>
+      <w:r>
+        <w:rPr>
+          <w:rFonts w:hint="eastAsia"/>
+          <w:lang w:val="en-US"/>
+        </w:rPr>
+        <w:t>부분은</w:t>
+      </w:r>
+      <w:r>
+        <w:rPr>
+          <w:rFonts w:hint="eastAsia"/>
+          <w:lang w:val="en-US"/>
+        </w:rPr>
+        <w:t xml:space="preserve"> </w:t>
+      </w:r>
+      <w:r>
+        <w:rPr>
+          <w:rFonts w:hint="eastAsia"/>
+          <w:lang w:val="en-US"/>
+        </w:rPr>
+        <w:t>서로</w:t>
+      </w:r>
+      <w:r>
+        <w:rPr>
+          <w:rFonts w:hint="eastAsia"/>
+          <w:lang w:val="en-US"/>
+        </w:rPr>
+        <w:t xml:space="preserve"> </w:t>
+      </w:r>
+      <w:r>
+        <w:rPr>
+          <w:rFonts w:hint="eastAsia"/>
+          <w:lang w:val="en-US"/>
+        </w:rPr>
+        <w:t>다른</w:t>
+      </w:r>
+      <w:r>
+        <w:rPr>
+          <w:rFonts w:hint="eastAsia"/>
+          <w:lang w:val="en-US"/>
+        </w:rPr>
+        <w:t xml:space="preserve"> </w:t>
+      </w:r>
+      <w:r>
+        <w:rPr>
+          <w:rFonts w:hint="eastAsia"/>
+          <w:lang w:val="en-US"/>
+        </w:rPr>
+        <w:t>동작을</w:t>
+      </w:r>
+      <w:r>
+        <w:rPr>
+          <w:rFonts w:hint="eastAsia"/>
+          <w:lang w:val="en-US"/>
+        </w:rPr>
+        <w:t xml:space="preserve"> </w:t>
+      </w:r>
+      <w:r>
+        <w:rPr>
+          <w:rFonts w:hint="eastAsia"/>
+          <w:lang w:val="en-US"/>
+        </w:rPr>
+        <w:t>자연스럽게</w:t>
+      </w:r>
+      <w:r>
+        <w:rPr>
+          <w:rFonts w:hint="eastAsia"/>
+          <w:lang w:val="en-US"/>
+        </w:rPr>
+        <w:t xml:space="preserve"> </w:t>
+      </w:r>
+      <w:r>
+        <w:rPr>
+          <w:rFonts w:hint="eastAsia"/>
+          <w:lang w:val="en-US"/>
+        </w:rPr>
+        <w:t>이어서</w:t>
+      </w:r>
+      <w:r>
+        <w:rPr>
+          <w:rFonts w:hint="eastAsia"/>
+          <w:lang w:val="en-US"/>
+        </w:rPr>
+        <w:t xml:space="preserve"> </w:t>
+      </w:r>
+      <w:r>
+        <w:rPr>
+          <w:rFonts w:hint="eastAsia"/>
+          <w:lang w:val="en-US"/>
+        </w:rPr>
+        <w:t>재생하는</w:t>
+      </w:r>
+      <w:r>
+        <w:rPr>
+          <w:rFonts w:hint="eastAsia"/>
+          <w:lang w:val="en-US"/>
+        </w:rPr>
+        <w:t xml:space="preserve"> </w:t>
+      </w:r>
+      <w:r>
+        <w:rPr>
+          <w:rFonts w:hint="eastAsia"/>
+          <w:lang w:val="en-US"/>
+        </w:rPr>
+        <w:t>것이었다</w:t>
+      </w:r>
+      <w:r>
+        <w:rPr>
+          <w:rFonts w:hint="eastAsia"/>
+          <w:lang w:val="en-US"/>
+        </w:rPr>
+        <w:t xml:space="preserve">. </w:t>
+      </w:r>
+      <w:r>
+        <w:rPr>
+          <w:rFonts w:hint="eastAsia"/>
+          <w:lang w:val="en-US"/>
+        </w:rPr>
+        <w:t>이</w:t>
+      </w:r>
+      <w:r>
+        <w:rPr>
+          <w:rFonts w:hint="eastAsia"/>
+          <w:lang w:val="en-US"/>
+        </w:rPr>
+        <w:t xml:space="preserve"> </w:t>
+      </w:r>
+      <w:r>
+        <w:rPr>
+          <w:rFonts w:hint="eastAsia"/>
+          <w:lang w:val="en-US"/>
+        </w:rPr>
+        <w:t>부분의</w:t>
+      </w:r>
+      <w:r>
+        <w:rPr>
+          <w:rFonts w:hint="eastAsia"/>
+          <w:lang w:val="en-US"/>
+        </w:rPr>
+        <w:t xml:space="preserve"> </w:t>
+      </w:r>
+      <w:r>
+        <w:rPr>
+          <w:rFonts w:hint="eastAsia"/>
+          <w:lang w:val="en-US"/>
+        </w:rPr>
+        <w:t>구현과</w:t>
+      </w:r>
+      <w:r>
+        <w:rPr>
+          <w:rFonts w:hint="eastAsia"/>
+          <w:lang w:val="en-US"/>
+        </w:rPr>
+        <w:t xml:space="preserve"> </w:t>
+      </w:r>
+      <w:r>
+        <w:rPr>
+          <w:rFonts w:hint="eastAsia"/>
+          <w:lang w:val="en-US"/>
+        </w:rPr>
+        <w:t>디버깅을</w:t>
+      </w:r>
+      <w:r>
+        <w:rPr>
+          <w:rFonts w:hint="eastAsia"/>
+          <w:lang w:val="en-US"/>
+        </w:rPr>
+        <w:t xml:space="preserve"> </w:t>
+      </w:r>
+      <w:r>
+        <w:rPr>
+          <w:rFonts w:hint="eastAsia"/>
+          <w:lang w:val="en-US"/>
+        </w:rPr>
+        <w:t>위해</w:t>
+      </w:r>
+      <w:r>
+        <w:rPr>
+          <w:rFonts w:hint="eastAsia"/>
+          <w:lang w:val="en-US"/>
+        </w:rPr>
+        <w:t xml:space="preserve"> </w:t>
+      </w:r>
+      <w:r>
+        <w:rPr>
+          <w:rFonts w:hint="eastAsia"/>
+          <w:lang w:val="en-US"/>
+        </w:rPr>
+        <w:t>동작이</w:t>
+      </w:r>
+      <w:r>
+        <w:rPr>
+          <w:rFonts w:hint="eastAsia"/>
+          <w:lang w:val="en-US"/>
+        </w:rPr>
+        <w:t xml:space="preserve"> </w:t>
+      </w:r>
+      <w:r>
+        <w:rPr>
+          <w:rFonts w:hint="eastAsia"/>
+          <w:lang w:val="en-US"/>
+        </w:rPr>
+        <w:t>바뀌는</w:t>
+      </w:r>
+      <w:r>
+        <w:rPr>
+          <w:rFonts w:hint="eastAsia"/>
+          <w:lang w:val="en-US"/>
+        </w:rPr>
+        <w:t xml:space="preserve"> </w:t>
+      </w:r>
+      <w:r>
+        <w:rPr>
+          <w:rFonts w:hint="eastAsia"/>
+          <w:lang w:val="en-US"/>
+        </w:rPr>
+        <w:t>짧은</w:t>
+      </w:r>
+      <w:r>
+        <w:rPr>
+          <w:rFonts w:hint="eastAsia"/>
+          <w:lang w:val="en-US"/>
+        </w:rPr>
+        <w:t xml:space="preserve"> </w:t>
+      </w:r>
+      <w:r>
+        <w:rPr>
+          <w:rFonts w:hint="eastAsia"/>
+          <w:lang w:val="en-US"/>
+        </w:rPr>
+        <w:t>지점을</w:t>
+      </w:r>
+      <w:r>
+        <w:rPr>
+          <w:rFonts w:hint="eastAsia"/>
+          <w:lang w:val="en-US"/>
+        </w:rPr>
+        <w:t xml:space="preserve"> </w:t>
+      </w:r>
+      <w:r>
+        <w:rPr>
+          <w:rFonts w:hint="eastAsia"/>
+          <w:lang w:val="en-US"/>
+        </w:rPr>
+        <w:t>자세히</w:t>
+      </w:r>
+      <w:r>
+        <w:rPr>
+          <w:rFonts w:hint="eastAsia"/>
+          <w:lang w:val="en-US"/>
+        </w:rPr>
+        <w:t xml:space="preserve"> </w:t>
+      </w:r>
+      <w:r>
+        <w:rPr>
+          <w:rFonts w:hint="eastAsia"/>
+          <w:lang w:val="en-US"/>
+        </w:rPr>
+        <w:t>관찰할</w:t>
+      </w:r>
+      <w:r>
+        <w:rPr>
+          <w:rFonts w:hint="eastAsia"/>
+          <w:lang w:val="en-US"/>
+        </w:rPr>
+        <w:t xml:space="preserve"> </w:t>
+      </w:r>
+      <w:r>
+        <w:rPr>
+          <w:rFonts w:hint="eastAsia"/>
+          <w:lang w:val="en-US"/>
+        </w:rPr>
+        <w:t>필요가</w:t>
+      </w:r>
+      <w:r>
+        <w:rPr>
+          <w:rFonts w:hint="eastAsia"/>
+          <w:lang w:val="en-US"/>
+        </w:rPr>
+        <w:t xml:space="preserve"> </w:t>
+      </w:r>
+      <w:r>
+        <w:rPr>
+          <w:rFonts w:hint="eastAsia"/>
+          <w:lang w:val="en-US"/>
+        </w:rPr>
+        <w:t>있었다</w:t>
+      </w:r>
+      <w:r>
+        <w:rPr>
+          <w:rFonts w:hint="eastAsia"/>
+          <w:lang w:val="en-US"/>
+        </w:rPr>
+        <w:t xml:space="preserve">. </w:t>
+      </w:r>
+      <w:r>
+        <w:rPr>
+          <w:rFonts w:hint="eastAsia"/>
+          <w:lang w:val="en-US"/>
+        </w:rPr>
+        <w:t>이를</w:t>
+      </w:r>
+      <w:r>
+        <w:rPr>
+          <w:rFonts w:hint="eastAsia"/>
+          <w:lang w:val="en-US"/>
+        </w:rPr>
+        <w:t xml:space="preserve"> </w:t>
+      </w:r>
+      <w:r>
+        <w:rPr>
+          <w:rFonts w:hint="eastAsia"/>
+          <w:lang w:val="en-US"/>
+        </w:rPr>
+        <w:t>위해</w:t>
+      </w:r>
+      <w:r>
+        <w:rPr>
+          <w:rFonts w:hint="eastAsia"/>
+          <w:lang w:val="en-US"/>
+        </w:rPr>
+        <w:t xml:space="preserve"> </w:t>
+      </w:r>
+      <w:r>
+        <w:rPr>
+          <w:rFonts w:hint="eastAsia"/>
+          <w:lang w:val="en-US"/>
+        </w:rPr>
+        <w:t>재생</w:t>
+      </w:r>
+      <w:r>
+        <w:rPr>
+          <w:rFonts w:hint="eastAsia"/>
+          <w:lang w:val="en-US"/>
+        </w:rPr>
+        <w:t>/</w:t>
+      </w:r>
+      <w:r>
+        <w:rPr>
+          <w:rFonts w:hint="eastAsia"/>
+          <w:lang w:val="en-US"/>
+        </w:rPr>
+        <w:t>일시정지</w:t>
+      </w:r>
+      <w:r>
+        <w:rPr>
+          <w:rFonts w:hint="eastAsia"/>
+          <w:lang w:val="en-US"/>
+        </w:rPr>
+        <w:t xml:space="preserve">, </w:t>
+      </w:r>
+      <w:r>
+        <w:rPr>
+          <w:rFonts w:hint="eastAsia"/>
+          <w:lang w:val="en-US"/>
+        </w:rPr>
+        <w:t>속도</w:t>
+      </w:r>
+      <w:r>
+        <w:rPr>
+          <w:rFonts w:hint="eastAsia"/>
+          <w:lang w:val="en-US"/>
+        </w:rPr>
+        <w:t xml:space="preserve"> </w:t>
+      </w:r>
+      <w:r>
+        <w:rPr>
+          <w:rFonts w:hint="eastAsia"/>
+          <w:lang w:val="en-US"/>
+        </w:rPr>
+        <w:t>조절</w:t>
+      </w:r>
+      <w:r>
+        <w:rPr>
+          <w:rFonts w:hint="eastAsia"/>
+          <w:lang w:val="en-US"/>
+        </w:rPr>
+        <w:t xml:space="preserve"> </w:t>
+      </w:r>
+      <w:r>
+        <w:rPr>
+          <w:rFonts w:hint="eastAsia"/>
+          <w:lang w:val="en-US"/>
+        </w:rPr>
+        <w:t>기능</w:t>
+      </w:r>
+      <w:r>
+        <w:rPr>
+          <w:rFonts w:hint="eastAsia"/>
+          <w:lang w:val="en-US"/>
+        </w:rPr>
+        <w:t xml:space="preserve"> </w:t>
+      </w:r>
+      <w:r>
+        <w:rPr>
+          <w:rFonts w:hint="eastAsia"/>
+          <w:lang w:val="en-US"/>
+        </w:rPr>
+        <w:t>그리고</w:t>
+      </w:r>
+      <w:r>
+        <w:rPr>
+          <w:rFonts w:hint="eastAsia"/>
+          <w:lang w:val="en-US"/>
+        </w:rPr>
+        <w:t xml:space="preserve"> </w:t>
+      </w:r>
+      <w:r>
+        <w:rPr>
+          <w:rFonts w:hint="eastAsia"/>
+          <w:lang w:val="en-US"/>
+        </w:rPr>
+        <w:t>한</w:t>
+      </w:r>
+      <w:r>
+        <w:rPr>
+          <w:rFonts w:hint="eastAsia"/>
+          <w:lang w:val="en-US"/>
+        </w:rPr>
+        <w:t xml:space="preserve"> </w:t>
+      </w:r>
+      <w:r>
+        <w:rPr>
+          <w:rFonts w:hint="eastAsia"/>
+          <w:lang w:val="en-US"/>
+        </w:rPr>
+        <w:t>프레임씩</w:t>
+      </w:r>
+      <w:r>
+        <w:rPr>
+          <w:rFonts w:hint="eastAsia"/>
+          <w:lang w:val="en-US"/>
+        </w:rPr>
+        <w:t xml:space="preserve"> </w:t>
+      </w:r>
+      <w:r>
+        <w:rPr>
+          <w:rFonts w:hint="eastAsia"/>
+          <w:lang w:val="en-US"/>
+        </w:rPr>
+        <w:t>이동하는</w:t>
+      </w:r>
+      <w:r>
+        <w:rPr>
+          <w:rFonts w:hint="eastAsia"/>
+          <w:lang w:val="en-US"/>
+        </w:rPr>
+        <w:t xml:space="preserve"> </w:t>
       </w:r>
       <w:proofErr w:type="spellStart"/>
       <w:r>
@@ -1136,7 +2562,133 @@
           <w:rFonts w:hint="eastAsia"/>
           <w:lang w:val="en-US"/>
         </w:rPr>
-        <w:t xml:space="preserve"> 기능을 추가했다. 카메라의 움직임은 변경할 필요가 없으므로 이전과 동일하게 </w:t>
+        <w:t xml:space="preserve"> </w:t>
+      </w:r>
+      <w:r>
+        <w:rPr>
+          <w:rFonts w:hint="eastAsia"/>
+          <w:lang w:val="en-US"/>
+        </w:rPr>
+        <w:t>기능을</w:t>
+      </w:r>
+      <w:r>
+        <w:rPr>
+          <w:rFonts w:hint="eastAsia"/>
+          <w:lang w:val="en-US"/>
+        </w:rPr>
+        <w:t xml:space="preserve"> </w:t>
+      </w:r>
+      <w:r>
+        <w:rPr>
+          <w:rFonts w:hint="eastAsia"/>
+          <w:lang w:val="en-US"/>
+        </w:rPr>
+        <w:t>추가했다</w:t>
+      </w:r>
+      <w:r>
+        <w:rPr>
+          <w:rFonts w:hint="eastAsia"/>
+          <w:lang w:val="en-US"/>
+        </w:rPr>
+        <w:t xml:space="preserve">. </w:t>
+      </w:r>
+      <w:r>
+        <w:rPr>
+          <w:rFonts w:hint="eastAsia"/>
+          <w:lang w:val="en-US"/>
+        </w:rPr>
+        <w:t>카메라의</w:t>
+      </w:r>
+      <w:r>
+        <w:rPr>
+          <w:rFonts w:hint="eastAsia"/>
+          <w:lang w:val="en-US"/>
+        </w:rPr>
+        <w:t xml:space="preserve"> </w:t>
+      </w:r>
+      <w:r>
+        <w:rPr>
+          <w:rFonts w:hint="eastAsia"/>
+          <w:lang w:val="en-US"/>
+        </w:rPr>
+        <w:t>움직임은</w:t>
+      </w:r>
+      <w:r>
+        <w:rPr>
+          <w:rFonts w:hint="eastAsia"/>
+          <w:lang w:val="en-US"/>
+        </w:rPr>
+        <w:t xml:space="preserve"> </w:t>
+      </w:r>
+      <w:r>
+        <w:rPr>
+          <w:rFonts w:hint="eastAsia"/>
+          <w:lang w:val="en-US"/>
+        </w:rPr>
+        <w:t>변경할</w:t>
+      </w:r>
+      <w:r>
+        <w:rPr>
+          <w:rFonts w:hint="eastAsia"/>
+          <w:lang w:val="en-US"/>
+        </w:rPr>
+        <w:t xml:space="preserve"> </w:t>
+      </w:r>
+      <w:r>
+        <w:rPr>
+          <w:rFonts w:hint="eastAsia"/>
+          <w:lang w:val="en-US"/>
+        </w:rPr>
+        <w:t>필요가</w:t>
+      </w:r>
+      <w:r>
+        <w:rPr>
+          <w:rFonts w:hint="eastAsia"/>
+          <w:lang w:val="en-US"/>
+        </w:rPr>
+        <w:t xml:space="preserve"> </w:t>
+      </w:r>
+      <w:r>
+        <w:rPr>
+          <w:rFonts w:hint="eastAsia"/>
+          <w:lang w:val="en-US"/>
+        </w:rPr>
+        <w:t>없으므로</w:t>
+      </w:r>
+      <w:r>
+        <w:rPr>
+          <w:rFonts w:hint="eastAsia"/>
+          <w:lang w:val="en-US"/>
+        </w:rPr>
+        <w:t xml:space="preserve"> </w:t>
+      </w:r>
+      <w:r>
+        <w:rPr>
+          <w:rFonts w:hint="eastAsia"/>
+          <w:lang w:val="en-US"/>
+        </w:rPr>
+        <w:t>이전과</w:t>
+      </w:r>
+      <w:r>
+        <w:rPr>
+          <w:rFonts w:hint="eastAsia"/>
+          <w:lang w:val="en-US"/>
+        </w:rPr>
+        <w:t xml:space="preserve"> </w:t>
+      </w:r>
+      <w:r>
+        <w:rPr>
+          <w:rFonts w:hint="eastAsia"/>
+          <w:lang w:val="en-US"/>
+        </w:rPr>
+        <w:t>동일하게</w:t>
+      </w:r>
+      <w:r>
+        <w:rPr>
+          <w:rFonts w:hint="eastAsia"/>
+          <w:lang w:val="en-US"/>
+        </w:rPr>
+        <w:t xml:space="preserve"> </w:t>
       </w:r>
       <w:proofErr w:type="spellStart"/>
       <w:r>
@@ -1152,7 +2704,49 @@
           <w:rFonts w:hint="eastAsia"/>
           <w:lang w:val="en-US"/>
         </w:rPr>
-        <w:t xml:space="preserve"> 카메라를 사용했다. 세부적인 </w:t>
+        <w:t xml:space="preserve"> </w:t>
+      </w:r>
+      <w:r>
+        <w:rPr>
+          <w:rFonts w:hint="eastAsia"/>
+          <w:lang w:val="en-US"/>
+        </w:rPr>
+        <w:t>카메라를</w:t>
+      </w:r>
+      <w:r>
+        <w:rPr>
+          <w:rFonts w:hint="eastAsia"/>
+          <w:lang w:val="en-US"/>
+        </w:rPr>
+        <w:t xml:space="preserve"> </w:t>
+      </w:r>
+      <w:r>
+        <w:rPr>
+          <w:rFonts w:hint="eastAsia"/>
+          <w:lang w:val="en-US"/>
+        </w:rPr>
+        <w:t>사용했다</w:t>
+      </w:r>
+      <w:r>
+        <w:rPr>
+          <w:rFonts w:hint="eastAsia"/>
+          <w:lang w:val="en-US"/>
+        </w:rPr>
+        <w:t xml:space="preserve">. </w:t>
+      </w:r>
+      <w:r>
+        <w:rPr>
+          <w:rFonts w:hint="eastAsia"/>
+          <w:lang w:val="en-US"/>
+        </w:rPr>
+        <w:t>세부적인</w:t>
+      </w:r>
+      <w:r>
+        <w:rPr>
+          <w:rFonts w:hint="eastAsia"/>
+          <w:lang w:val="en-US"/>
+        </w:rPr>
+        <w:t xml:space="preserve"> </w:t>
       </w:r>
       <w:proofErr w:type="spellStart"/>
       <w:r>
@@ -1184,13 +2778,47 @@
           <w:rFonts w:hint="eastAsia"/>
           <w:lang w:val="en-US"/>
         </w:rPr>
-        <w:t xml:space="preserve"> 은 다음과 같다</w:t>
+        <w:t xml:space="preserve"> </w:t>
+      </w:r>
+      <w:r>
+        <w:rPr>
+          <w:rFonts w:hint="eastAsia"/>
+          <w:lang w:val="en-US"/>
+        </w:rPr>
+        <w:t>은</w:t>
+      </w:r>
+      <w:r>
+        <w:rPr>
+          <w:rFonts w:hint="eastAsia"/>
+          <w:lang w:val="en-US"/>
+        </w:rPr>
+        <w:t xml:space="preserve"> </w:t>
+      </w:r>
+      <w:r>
+        <w:rPr>
+          <w:rFonts w:hint="eastAsia"/>
+          <w:lang w:val="en-US"/>
+        </w:rPr>
+        <w:t>다음과</w:t>
+      </w:r>
+      <w:r>
+        <w:rPr>
+          <w:rFonts w:hint="eastAsia"/>
+          <w:lang w:val="en-US"/>
+        </w:rPr>
+        <w:t xml:space="preserve"> </w:t>
+      </w:r>
+      <w:r>
+        <w:rPr>
+          <w:rFonts w:hint="eastAsia"/>
+          <w:lang w:val="en-US"/>
+        </w:rPr>
+        <w:t>같다</w:t>
       </w:r>
     </w:p>
     <w:p>
       <w:pPr>
         <w:rPr>
-          <w:rFonts w:hint="eastAsia"/>
           <w:lang w:val="en-US"/>
         </w:rPr>
       </w:pPr>
@@ -1207,7 +2835,6 @@
           <w:rFonts w:hint="eastAsia"/>
           <w:lang w:val="en-US"/>
         </w:rPr>
-        <w:lastRenderedPageBreak/>
         <w:t>space</w:t>
       </w:r>
       <w:proofErr w:type="spellEnd"/>
@@ -1229,7 +2856,35 @@
           <w:rFonts w:hint="eastAsia"/>
           <w:lang w:val="en-US"/>
         </w:rPr>
-        <w:t xml:space="preserve"> 재생/일시정지 </w:t>
+        <w:t xml:space="preserve"> </w:t>
+      </w:r>
+      <w:r>
+        <w:rPr>
+          <w:rFonts w:hint="eastAsia"/>
+          <w:lang w:val="en-US"/>
+        </w:rPr>
+        <w:t>재생</w:t>
+      </w:r>
+      <w:r>
+        <w:rPr>
+          <w:rFonts w:hint="eastAsia"/>
+          <w:lang w:val="en-US"/>
+        </w:rPr>
+        <w:t>/</w:t>
+      </w:r>
+      <w:r>
+        <w:rPr>
+          <w:rFonts w:hint="eastAsia"/>
+          <w:lang w:val="en-US"/>
+        </w:rPr>
+        <w:t>일시정지</w:t>
+      </w:r>
+      <w:r>
+        <w:rPr>
+          <w:rFonts w:hint="eastAsia"/>
+          <w:lang w:val="en-US"/>
+        </w:rPr>
+        <w:t xml:space="preserve"> </w:t>
       </w:r>
     </w:p>
     <w:p>
@@ -1238,12 +2893,21 @@
           <w:lang w:val="en-US"/>
         </w:rPr>
       </w:pPr>
-      <w:r>
-        <w:rPr>
-          <w:rFonts w:hint="eastAsia"/>
-          <w:lang w:val="en-US"/>
-        </w:rPr>
-        <w:t xml:space="preserve">[ , ] </w:t>
+      <w:proofErr w:type="gramStart"/>
+      <w:r>
+        <w:rPr>
+          <w:rFonts w:hint="eastAsia"/>
+          <w:lang w:val="en-US"/>
+        </w:rPr>
+        <w:t>[ ,</w:t>
+      </w:r>
+      <w:proofErr w:type="gramEnd"/>
+      <w:r>
+        <w:rPr>
+          <w:rFonts w:hint="eastAsia"/>
+          <w:lang w:val="en-US"/>
+        </w:rPr>
+        <w:t xml:space="preserve"> ] </w:t>
       </w:r>
       <w:r>
         <w:rPr>
@@ -1256,7 +2920,42 @@
           <w:rFonts w:hint="eastAsia"/>
           <w:lang w:val="en-US"/>
         </w:rPr>
-        <w:t xml:space="preserve"> 재생속도 느리게, 빠르게</w:t>
+        <w:t xml:space="preserve"> </w:t>
+      </w:r>
+      <w:r>
+        <w:rPr>
+          <w:rFonts w:hint="eastAsia"/>
+          <w:lang w:val="en-US"/>
+        </w:rPr>
+        <w:t>재생속도</w:t>
+      </w:r>
+      <w:r>
+        <w:rPr>
+          <w:rFonts w:hint="eastAsia"/>
+          <w:lang w:val="en-US"/>
+        </w:rPr>
+        <w:t xml:space="preserve"> </w:t>
+      </w:r>
+      <w:r>
+        <w:rPr>
+          <w:rFonts w:hint="eastAsia"/>
+          <w:lang w:val="en-US"/>
+        </w:rPr>
+        <w:t>느리게</w:t>
+      </w:r>
+      <w:r>
+        <w:rPr>
+          <w:rFonts w:hint="eastAsia"/>
+          <w:lang w:val="en-US"/>
+        </w:rPr>
+        <w:t xml:space="preserve">, </w:t>
+      </w:r>
+      <w:r>
+        <w:rPr>
+          <w:rFonts w:hint="eastAsia"/>
+          <w:lang w:val="en-US"/>
+        </w:rPr>
+        <w:t>빠르게</w:t>
       </w:r>
     </w:p>
     <w:p>
@@ -1270,13 +2969,77 @@
           <w:rFonts w:hint="eastAsia"/>
           <w:lang w:val="en-US"/>
         </w:rPr>
-        <w:t>&lt;- , -&gt; - 한 프레임 전, 다음으로</w:t>
+        <w:t>&lt;</w:t>
+      </w:r>
+      <w:proofErr w:type="gramStart"/>
+      <w:r>
+        <w:rPr>
+          <w:rFonts w:hint="eastAsia"/>
+          <w:lang w:val="en-US"/>
+        </w:rPr>
+        <w:t>- ,</w:t>
+      </w:r>
+      <w:proofErr w:type="gramEnd"/>
+      <w:r>
+        <w:rPr>
+          <w:rFonts w:hint="eastAsia"/>
+          <w:lang w:val="en-US"/>
+        </w:rPr>
+        <w:t xml:space="preserve"> -&gt; - </w:t>
+      </w:r>
+      <w:r>
+        <w:rPr>
+          <w:rFonts w:hint="eastAsia"/>
+          <w:lang w:val="en-US"/>
+        </w:rPr>
+        <w:t>한</w:t>
+      </w:r>
+      <w:r>
+        <w:rPr>
+          <w:rFonts w:hint="eastAsia"/>
+          <w:lang w:val="en-US"/>
+        </w:rPr>
+        <w:t xml:space="preserve"> </w:t>
+      </w:r>
+      <w:r>
+        <w:rPr>
+          <w:rFonts w:hint="eastAsia"/>
+          <w:lang w:val="en-US"/>
+        </w:rPr>
+        <w:t>프레임</w:t>
+      </w:r>
+      <w:r>
+        <w:rPr>
+          <w:rFonts w:hint="eastAsia"/>
+          <w:lang w:val="en-US"/>
+        </w:rPr>
+        <w:t xml:space="preserve"> </w:t>
+      </w:r>
+      <w:r>
+        <w:rPr>
+          <w:rFonts w:hint="eastAsia"/>
+          <w:lang w:val="en-US"/>
+        </w:rPr>
+        <w:t>전</w:t>
+      </w:r>
+      <w:r>
+        <w:rPr>
+          <w:rFonts w:hint="eastAsia"/>
+          <w:lang w:val="en-US"/>
+        </w:rPr>
+        <w:t xml:space="preserve">, </w:t>
+      </w:r>
+      <w:r>
+        <w:rPr>
+          <w:rFonts w:hint="eastAsia"/>
+          <w:lang w:val="en-US"/>
+        </w:rPr>
+        <w:t>다음으로</w:t>
       </w:r>
     </w:p>
     <w:p>
       <w:pPr>
         <w:rPr>
-          <w:rFonts w:hint="eastAsia"/>
           <w:lang w:val="en-US"/>
         </w:rPr>
       </w:pPr>
@@ -1307,7 +3070,14 @@
           <w:rFonts w:hint="eastAsia"/>
           <w:lang w:val="en-US"/>
         </w:rPr>
-        <w:t xml:space="preserve"> 초기화</w:t>
+        <w:t xml:space="preserve"> </w:t>
+      </w:r>
+      <w:r>
+        <w:rPr>
+          <w:rFonts w:hint="eastAsia"/>
+          <w:lang w:val="en-US"/>
+        </w:rPr>
+        <w:t>초기화</w:t>
       </w:r>
     </w:p>
     <w:p>
@@ -1321,7 +3091,14 @@
           <w:rFonts w:hint="eastAsia"/>
           <w:lang w:val="en-US"/>
         </w:rPr>
-        <w:t xml:space="preserve">마우스 </w:t>
+        <w:t>마우스</w:t>
+      </w:r>
+      <w:r>
+        <w:rPr>
+          <w:rFonts w:hint="eastAsia"/>
+          <w:lang w:val="en-US"/>
+        </w:rPr>
+        <w:t xml:space="preserve"> </w:t>
       </w:r>
       <w:proofErr w:type="spellStart"/>
       <w:r>
@@ -1350,21 +3127,77 @@
           <w:rFonts w:hint="eastAsia"/>
           <w:lang w:val="en-US"/>
         </w:rPr>
-        <w:t xml:space="preserve"> 타겟 지점</w:t>
-      </w:r>
-      <w:r>
-        <w:rPr>
-          <w:rFonts w:hint="eastAsia"/>
-          <w:lang w:val="en-US"/>
-        </w:rPr>
-        <w:t>을 기준으로</w:t>
-      </w:r>
-      <w:r>
-        <w:rPr>
-          <w:rFonts w:hint="eastAsia"/>
-          <w:lang w:val="en-US"/>
-        </w:rPr>
-        <w:t xml:space="preserve"> 카메라 회전</w:t>
+        <w:t xml:space="preserve"> </w:t>
+      </w:r>
+      <w:r>
+        <w:rPr>
+          <w:rFonts w:hint="eastAsia"/>
+          <w:lang w:val="en-US"/>
+        </w:rPr>
+        <w:t>타겟</w:t>
+      </w:r>
+      <w:r>
+        <w:rPr>
+          <w:rFonts w:hint="eastAsia"/>
+          <w:lang w:val="en-US"/>
+        </w:rPr>
+        <w:t xml:space="preserve"> </w:t>
+      </w:r>
+      <w:r>
+        <w:rPr>
+          <w:rFonts w:hint="eastAsia"/>
+          <w:lang w:val="en-US"/>
+        </w:rPr>
+        <w:t>지점</w:t>
+      </w:r>
+      <w:r>
+        <w:rPr>
+          <w:rFonts w:hint="eastAsia"/>
+          <w:lang w:val="en-US"/>
+        </w:rPr>
+        <w:t>을</w:t>
+      </w:r>
+      <w:r>
+        <w:rPr>
+          <w:rFonts w:hint="eastAsia"/>
+          <w:lang w:val="en-US"/>
+        </w:rPr>
+        <w:t xml:space="preserve"> </w:t>
+      </w:r>
+      <w:r>
+        <w:rPr>
+          <w:rFonts w:hint="eastAsia"/>
+          <w:lang w:val="en-US"/>
+        </w:rPr>
+        <w:t>기준으로</w:t>
+      </w:r>
+      <w:r>
+        <w:rPr>
+          <w:rFonts w:hint="eastAsia"/>
+          <w:lang w:val="en-US"/>
+        </w:rPr>
+        <w:t xml:space="preserve"> </w:t>
+      </w:r>
+      <w:r>
+        <w:rPr>
+          <w:rFonts w:hint="eastAsia"/>
+          <w:lang w:val="en-US"/>
+        </w:rPr>
+        <w:t>카메라</w:t>
+      </w:r>
+      <w:r>
+        <w:rPr>
+          <w:rFonts w:hint="eastAsia"/>
+          <w:lang w:val="en-US"/>
+        </w:rPr>
+        <w:t xml:space="preserve"> </w:t>
+      </w:r>
+      <w:r>
+        <w:rPr>
+          <w:rFonts w:hint="eastAsia"/>
+          <w:lang w:val="en-US"/>
+        </w:rPr>
+        <w:t>회전</w:t>
       </w:r>
     </w:p>
     <w:p>
@@ -1378,7 +3211,14 @@
           <w:rFonts w:hint="eastAsia"/>
           <w:lang w:val="en-US"/>
         </w:rPr>
-        <w:t xml:space="preserve">마우스 </w:t>
+        <w:t>마우스</w:t>
+      </w:r>
+      <w:r>
+        <w:rPr>
+          <w:rFonts w:hint="eastAsia"/>
+          <w:lang w:val="en-US"/>
+        </w:rPr>
+        <w:t xml:space="preserve"> </w:t>
       </w:r>
       <w:proofErr w:type="spellStart"/>
       <w:r>
@@ -1407,13 +3247,47 @@
           <w:rFonts w:hint="eastAsia"/>
           <w:lang w:val="en-US"/>
         </w:rPr>
-        <w:t xml:space="preserve"> 타겟 지점 이동</w:t>
+        <w:t xml:space="preserve"> </w:t>
+      </w:r>
+      <w:r>
+        <w:rPr>
+          <w:rFonts w:hint="eastAsia"/>
+          <w:lang w:val="en-US"/>
+        </w:rPr>
+        <w:t>타겟</w:t>
+      </w:r>
+      <w:r>
+        <w:rPr>
+          <w:rFonts w:hint="eastAsia"/>
+          <w:lang w:val="en-US"/>
+        </w:rPr>
+        <w:t xml:space="preserve"> </w:t>
+      </w:r>
+      <w:r>
+        <w:rPr>
+          <w:rFonts w:hint="eastAsia"/>
+          <w:lang w:val="en-US"/>
+        </w:rPr>
+        <w:t>지점</w:t>
+      </w:r>
+      <w:r>
+        <w:rPr>
+          <w:rFonts w:hint="eastAsia"/>
+          <w:lang w:val="en-US"/>
+        </w:rPr>
+        <w:t xml:space="preserve"> </w:t>
+      </w:r>
+      <w:r>
+        <w:rPr>
+          <w:rFonts w:hint="eastAsia"/>
+          <w:lang w:val="en-US"/>
+        </w:rPr>
+        <w:t>이동</w:t>
       </w:r>
     </w:p>
     <w:p>
       <w:pPr>
         <w:rPr>
-          <w:rFonts w:hint="eastAsia"/>
           <w:lang w:val="en-US"/>
         </w:rPr>
       </w:pPr>
@@ -1422,7 +3296,29 @@
           <w:rFonts w:hint="eastAsia"/>
           <w:lang w:val="en-US"/>
         </w:rPr>
-        <w:t xml:space="preserve">마우스 휠 </w:t>
+        <w:lastRenderedPageBreak/>
+        <w:t>마우스</w:t>
+      </w:r>
+      <w:r>
+        <w:rPr>
+          <w:rFonts w:hint="eastAsia"/>
+          <w:lang w:val="en-US"/>
+        </w:rPr>
+        <w:t xml:space="preserve"> </w:t>
+      </w:r>
+      <w:r>
+        <w:rPr>
+          <w:rFonts w:hint="eastAsia"/>
+          <w:lang w:val="en-US"/>
+        </w:rPr>
+        <w:t>휠</w:t>
+      </w:r>
+      <w:r>
+        <w:rPr>
+          <w:rFonts w:hint="eastAsia"/>
+          <w:lang w:val="en-US"/>
+        </w:rPr>
+        <w:t xml:space="preserve"> </w:t>
       </w:r>
       <w:r>
         <w:rPr>
@@ -1435,7 +3331,56 @@
           <w:rFonts w:hint="eastAsia"/>
           <w:lang w:val="en-US"/>
         </w:rPr>
-        <w:t xml:space="preserve"> 타겟 지점과의 거리 조절</w:t>
+        <w:t xml:space="preserve"> </w:t>
+      </w:r>
+      <w:r>
+        <w:rPr>
+          <w:rFonts w:hint="eastAsia"/>
+          <w:lang w:val="en-US"/>
+        </w:rPr>
+        <w:t>타겟</w:t>
+      </w:r>
+      <w:r>
+        <w:rPr>
+          <w:rFonts w:hint="eastAsia"/>
+          <w:lang w:val="en-US"/>
+        </w:rPr>
+        <w:t xml:space="preserve"> </w:t>
+      </w:r>
+      <w:r>
+        <w:rPr>
+          <w:rFonts w:hint="eastAsia"/>
+          <w:lang w:val="en-US"/>
+        </w:rPr>
+        <w:t>지점과의</w:t>
+      </w:r>
+      <w:r>
+        <w:rPr>
+          <w:rFonts w:hint="eastAsia"/>
+          <w:lang w:val="en-US"/>
+        </w:rPr>
+        <w:t xml:space="preserve"> </w:t>
+      </w:r>
+      <w:r>
+        <w:rPr>
+          <w:rFonts w:hint="eastAsia"/>
+          <w:lang w:val="en-US"/>
+        </w:rPr>
+        <w:t>거리</w:t>
+      </w:r>
+      <w:r>
+        <w:rPr>
+          <w:rFonts w:hint="eastAsia"/>
+          <w:lang w:val="en-US"/>
+        </w:rPr>
+        <w:t xml:space="preserve"> </w:t>
+      </w:r>
+      <w:r>
+        <w:rPr>
+          <w:rFonts w:hint="eastAsia"/>
+          <w:lang w:val="en-US"/>
+        </w:rPr>
+        <w:t>조절</w:t>
       </w:r>
     </w:p>
     <w:p>
@@ -1448,7 +3393,6 @@
     <w:p>
       <w:pPr>
         <w:rPr>
-          <w:rFonts w:hint="eastAsia"/>
           <w:lang w:val="en-US"/>
         </w:rPr>
       </w:pPr>
@@ -1939,7 +3883,189 @@
           <w:rFonts w:hint="eastAsia"/>
           <w:lang w:val="en-US"/>
         </w:rPr>
-        <w:t xml:space="preserve"> 천천히 걷다가 자연스럽게 멈추는 동작이다. 춤을 추기 전 무대 중간으로 이동하는 움직임에 사용한다.</w:t>
+        <w:t xml:space="preserve"> </w:t>
+      </w:r>
+      <w:r>
+        <w:rPr>
+          <w:rFonts w:hint="eastAsia"/>
+          <w:lang w:val="en-US"/>
+        </w:rPr>
+        <w:t>천천히</w:t>
+      </w:r>
+      <w:r>
+        <w:rPr>
+          <w:rFonts w:hint="eastAsia"/>
+          <w:lang w:val="en-US"/>
+        </w:rPr>
+        <w:t xml:space="preserve"> </w:t>
+      </w:r>
+      <w:r>
+        <w:rPr>
+          <w:rFonts w:hint="eastAsia"/>
+          <w:lang w:val="en-US"/>
+        </w:rPr>
+        <w:t>걷다가</w:t>
+      </w:r>
+      <w:r>
+        <w:rPr>
+          <w:rFonts w:hint="eastAsia"/>
+          <w:lang w:val="en-US"/>
+        </w:rPr>
+        <w:t xml:space="preserve"> </w:t>
+      </w:r>
+      <w:r>
+        <w:rPr>
+          <w:rFonts w:hint="eastAsia"/>
+          <w:lang w:val="en-US"/>
+        </w:rPr>
+        <w:t>자연스럽게</w:t>
+      </w:r>
+      <w:r>
+        <w:rPr>
+          <w:rFonts w:hint="eastAsia"/>
+          <w:lang w:val="en-US"/>
+        </w:rPr>
+        <w:t xml:space="preserve"> </w:t>
+      </w:r>
+      <w:r>
+        <w:rPr>
+          <w:rFonts w:hint="eastAsia"/>
+          <w:lang w:val="en-US"/>
+        </w:rPr>
+        <w:t>멈추는</w:t>
+      </w:r>
+      <w:r>
+        <w:rPr>
+          <w:rFonts w:hint="eastAsia"/>
+          <w:lang w:val="en-US"/>
+        </w:rPr>
+        <w:t xml:space="preserve"> </w:t>
+      </w:r>
+      <w:r>
+        <w:rPr>
+          <w:rFonts w:hint="eastAsia"/>
+          <w:lang w:val="en-US"/>
+        </w:rPr>
+        <w:t>동작이다</w:t>
+      </w:r>
+      <w:r>
+        <w:rPr>
+          <w:rFonts w:hint="eastAsia"/>
+          <w:lang w:val="en-US"/>
+        </w:rPr>
+        <w:t xml:space="preserve">. </w:t>
+      </w:r>
+      <w:r>
+        <w:rPr>
+          <w:rFonts w:hint="eastAsia"/>
+          <w:lang w:val="en-US"/>
+        </w:rPr>
+        <w:t>춤을</w:t>
+      </w:r>
+      <w:r>
+        <w:rPr>
+          <w:rFonts w:hint="eastAsia"/>
+          <w:lang w:val="en-US"/>
+        </w:rPr>
+        <w:t xml:space="preserve"> </w:t>
+      </w:r>
+      <w:r>
+        <w:rPr>
+          <w:rFonts w:hint="eastAsia"/>
+          <w:lang w:val="en-US"/>
+        </w:rPr>
+        <w:t>추기</w:t>
+      </w:r>
+      <w:r>
+        <w:rPr>
+          <w:rFonts w:hint="eastAsia"/>
+          <w:lang w:val="en-US"/>
+        </w:rPr>
+        <w:t xml:space="preserve"> </w:t>
+      </w:r>
+      <w:r>
+        <w:rPr>
+          <w:rFonts w:hint="eastAsia"/>
+          <w:lang w:val="en-US"/>
+        </w:rPr>
+        <w:t>전</w:t>
+      </w:r>
+      <w:r>
+        <w:rPr>
+          <w:rFonts w:hint="eastAsia"/>
+          <w:lang w:val="en-US"/>
+        </w:rPr>
+        <w:t xml:space="preserve"> </w:t>
+      </w:r>
+      <w:r>
+        <w:rPr>
+          <w:rFonts w:hint="eastAsia"/>
+          <w:lang w:val="en-US"/>
+        </w:rPr>
+        <w:t>무대</w:t>
+      </w:r>
+      <w:r>
+        <w:rPr>
+          <w:rFonts w:hint="eastAsia"/>
+          <w:lang w:val="en-US"/>
+        </w:rPr>
+        <w:t xml:space="preserve"> </w:t>
+      </w:r>
+      <w:r>
+        <w:rPr>
+          <w:rFonts w:hint="eastAsia"/>
+          <w:lang w:val="en-US"/>
+        </w:rPr>
+        <w:t>중간으로</w:t>
+      </w:r>
+      <w:r>
+        <w:rPr>
+          <w:rFonts w:hint="eastAsia"/>
+          <w:lang w:val="en-US"/>
+        </w:rPr>
+        <w:t xml:space="preserve"> </w:t>
+      </w:r>
+      <w:r>
+        <w:rPr>
+          <w:rFonts w:hint="eastAsia"/>
+          <w:lang w:val="en-US"/>
+        </w:rPr>
+        <w:t>이동하는</w:t>
+      </w:r>
+      <w:r>
+        <w:rPr>
+          <w:rFonts w:hint="eastAsia"/>
+          <w:lang w:val="en-US"/>
+        </w:rPr>
+        <w:t xml:space="preserve"> </w:t>
+      </w:r>
+      <w:r>
+        <w:rPr>
+          <w:rFonts w:hint="eastAsia"/>
+          <w:lang w:val="en-US"/>
+        </w:rPr>
+        <w:t>움직임에</w:t>
+      </w:r>
+      <w:r>
+        <w:rPr>
+          <w:rFonts w:hint="eastAsia"/>
+          <w:lang w:val="en-US"/>
+        </w:rPr>
+        <w:t xml:space="preserve"> </w:t>
+      </w:r>
+      <w:r>
+        <w:rPr>
+          <w:rFonts w:hint="eastAsia"/>
+          <w:lang w:val="en-US"/>
+        </w:rPr>
+        <w:t>사용한다</w:t>
+      </w:r>
+      <w:r>
+        <w:rPr>
+          <w:rFonts w:hint="eastAsia"/>
+          <w:lang w:val="en-US"/>
+        </w:rPr>
+        <w:t>.</w:t>
       </w:r>
     </w:p>
     <w:p>
@@ -1972,13 +4098,166 @@
           <w:rFonts w:hint="eastAsia"/>
           <w:lang w:val="en-US"/>
         </w:rPr>
-        <w:t xml:space="preserve"> 춤을 추는 동작이다. 무대 중간으로 이동한 뒤 발레 동작을 보이는데 사용한다.</w:t>
+        <w:t xml:space="preserve"> </w:t>
+      </w:r>
+      <w:r>
+        <w:rPr>
+          <w:rFonts w:hint="eastAsia"/>
+          <w:lang w:val="en-US"/>
+        </w:rPr>
+        <w:t>춤을</w:t>
+      </w:r>
+      <w:r>
+        <w:rPr>
+          <w:rFonts w:hint="eastAsia"/>
+          <w:lang w:val="en-US"/>
+        </w:rPr>
+        <w:t xml:space="preserve"> </w:t>
+      </w:r>
+      <w:r>
+        <w:rPr>
+          <w:rFonts w:hint="eastAsia"/>
+          <w:lang w:val="en-US"/>
+        </w:rPr>
+        <w:t>추는</w:t>
+      </w:r>
+      <w:r>
+        <w:rPr>
+          <w:rFonts w:hint="eastAsia"/>
+          <w:lang w:val="en-US"/>
+        </w:rPr>
+        <w:t xml:space="preserve"> </w:t>
+      </w:r>
+      <w:r>
+        <w:rPr>
+          <w:rFonts w:hint="eastAsia"/>
+          <w:lang w:val="en-US"/>
+        </w:rPr>
+        <w:t>동작이다</w:t>
+      </w:r>
+      <w:r>
+        <w:rPr>
+          <w:rFonts w:hint="eastAsia"/>
+          <w:lang w:val="en-US"/>
+        </w:rPr>
+        <w:t xml:space="preserve">. </w:t>
+      </w:r>
+      <w:r>
+        <w:rPr>
+          <w:rFonts w:hint="eastAsia"/>
+          <w:lang w:val="en-US"/>
+        </w:rPr>
+        <w:t>무대</w:t>
+      </w:r>
+      <w:r>
+        <w:rPr>
+          <w:rFonts w:hint="eastAsia"/>
+          <w:lang w:val="en-US"/>
+        </w:rPr>
+        <w:t xml:space="preserve"> </w:t>
+      </w:r>
+      <w:r>
+        <w:rPr>
+          <w:rFonts w:hint="eastAsia"/>
+          <w:lang w:val="en-US"/>
+        </w:rPr>
+        <w:t>중간으로</w:t>
+      </w:r>
+      <w:r>
+        <w:rPr>
+          <w:rFonts w:hint="eastAsia"/>
+          <w:lang w:val="en-US"/>
+        </w:rPr>
+        <w:t xml:space="preserve"> </w:t>
+      </w:r>
+      <w:r>
+        <w:rPr>
+          <w:rFonts w:hint="eastAsia"/>
+          <w:lang w:val="en-US"/>
+        </w:rPr>
+        <w:t>이동한</w:t>
+      </w:r>
+      <w:r>
+        <w:rPr>
+          <w:rFonts w:hint="eastAsia"/>
+          <w:lang w:val="en-US"/>
+        </w:rPr>
+        <w:t xml:space="preserve"> </w:t>
+      </w:r>
+      <w:r>
+        <w:rPr>
+          <w:rFonts w:hint="eastAsia"/>
+          <w:lang w:val="en-US"/>
+        </w:rPr>
+        <w:t>뒤</w:t>
+      </w:r>
+      <w:r>
+        <w:rPr>
+          <w:rFonts w:hint="eastAsia"/>
+          <w:lang w:val="en-US"/>
+        </w:rPr>
+        <w:t xml:space="preserve"> </w:t>
+      </w:r>
+      <w:r>
+        <w:rPr>
+          <w:rFonts w:hint="eastAsia"/>
+          <w:lang w:val="en-US"/>
+        </w:rPr>
+        <w:t>발레</w:t>
+      </w:r>
+      <w:r>
+        <w:rPr>
+          <w:rFonts w:hint="eastAsia"/>
+          <w:lang w:val="en-US"/>
+        </w:rPr>
+        <w:t xml:space="preserve"> </w:t>
+      </w:r>
+      <w:r>
+        <w:rPr>
+          <w:rFonts w:hint="eastAsia"/>
+          <w:lang w:val="en-US"/>
+        </w:rPr>
+        <w:t>동작을</w:t>
+      </w:r>
+      <w:r>
+        <w:rPr>
+          <w:rFonts w:hint="eastAsia"/>
+          <w:lang w:val="en-US"/>
+        </w:rPr>
+        <w:t xml:space="preserve"> </w:t>
+      </w:r>
+      <w:r>
+        <w:rPr>
+          <w:rFonts w:hint="eastAsia"/>
+          <w:lang w:val="en-US"/>
+        </w:rPr>
+        <w:t>보이는데</w:t>
+      </w:r>
+      <w:r>
+        <w:rPr>
+          <w:rFonts w:hint="eastAsia"/>
+          <w:lang w:val="en-US"/>
+        </w:rPr>
+        <w:t xml:space="preserve"> </w:t>
+      </w:r>
+      <w:r>
+        <w:rPr>
+          <w:rFonts w:hint="eastAsia"/>
+          <w:lang w:val="en-US"/>
+        </w:rPr>
+        <w:t>사용한다</w:t>
+      </w:r>
+      <w:r>
+        <w:rPr>
+          <w:rFonts w:hint="eastAsia"/>
+          <w:lang w:val="en-US"/>
+        </w:rPr>
+        <w:t>.</w:t>
       </w:r>
     </w:p>
     <w:p>
       <w:pPr>
         <w:rPr>
-          <w:rFonts w:hint="eastAsia"/>
           <w:lang w:val="en-US"/>
         </w:rPr>
       </w:pPr>
@@ -2015,7 +4294,105 @@
           <w:rFonts w:hint="eastAsia"/>
           <w:lang w:val="en-US"/>
         </w:rPr>
-        <w:t xml:space="preserve"> 걸어가는 동작이다. 발레가 끝난 뒤 무대 밖으로 </w:t>
+        <w:t xml:space="preserve"> </w:t>
+      </w:r>
+      <w:r>
+        <w:rPr>
+          <w:rFonts w:hint="eastAsia"/>
+          <w:lang w:val="en-US"/>
+        </w:rPr>
+        <w:t>걸어가는</w:t>
+      </w:r>
+      <w:r>
+        <w:rPr>
+          <w:rFonts w:hint="eastAsia"/>
+          <w:lang w:val="en-US"/>
+        </w:rPr>
+        <w:t xml:space="preserve"> </w:t>
+      </w:r>
+      <w:r>
+        <w:rPr>
+          <w:rFonts w:hint="eastAsia"/>
+          <w:lang w:val="en-US"/>
+        </w:rPr>
+        <w:t>동작이다</w:t>
+      </w:r>
+      <w:r>
+        <w:rPr>
+          <w:rFonts w:hint="eastAsia"/>
+          <w:lang w:val="en-US"/>
+        </w:rPr>
+        <w:t xml:space="preserve">. </w:t>
+      </w:r>
+      <w:r>
+        <w:rPr>
+          <w:rFonts w:hint="eastAsia"/>
+          <w:lang w:val="en-US"/>
+        </w:rPr>
+        <w:t>발레가</w:t>
+      </w:r>
+      <w:r>
+        <w:rPr>
+          <w:rFonts w:hint="eastAsia"/>
+          <w:lang w:val="en-US"/>
+        </w:rPr>
+        <w:t xml:space="preserve"> </w:t>
+      </w:r>
+      <w:r>
+        <w:rPr>
+          <w:rFonts w:hint="eastAsia"/>
+          <w:lang w:val="en-US"/>
+        </w:rPr>
+        <w:t>끝난</w:t>
+      </w:r>
+      <w:r>
+        <w:rPr>
+          <w:rFonts w:hint="eastAsia"/>
+          <w:lang w:val="en-US"/>
+        </w:rPr>
+        <w:t xml:space="preserve"> </w:t>
+      </w:r>
+      <w:r>
+        <w:rPr>
+          <w:rFonts w:hint="eastAsia"/>
+          <w:lang w:val="en-US"/>
+        </w:rPr>
+        <w:t>뒤</w:t>
+      </w:r>
+      <w:r>
+        <w:rPr>
+          <w:rFonts w:hint="eastAsia"/>
+          <w:lang w:val="en-US"/>
+        </w:rPr>
+        <w:t xml:space="preserve"> </w:t>
+      </w:r>
+      <w:r>
+        <w:rPr>
+          <w:rFonts w:hint="eastAsia"/>
+          <w:lang w:val="en-US"/>
+        </w:rPr>
+        <w:t>무대</w:t>
+      </w:r>
+      <w:r>
+        <w:rPr>
+          <w:rFonts w:hint="eastAsia"/>
+          <w:lang w:val="en-US"/>
+        </w:rPr>
+        <w:t xml:space="preserve"> </w:t>
+      </w:r>
+      <w:r>
+        <w:rPr>
+          <w:rFonts w:hint="eastAsia"/>
+          <w:lang w:val="en-US"/>
+        </w:rPr>
+        <w:t>밖으로</w:t>
+      </w:r>
+      <w:r>
+        <w:rPr>
+          <w:rFonts w:hint="eastAsia"/>
+          <w:lang w:val="en-US"/>
+        </w:rPr>
+        <w:t xml:space="preserve"> </w:t>
       </w:r>
       <w:proofErr w:type="spellStart"/>
       <w:r>
@@ -2031,13 +4408,40 @@
           <w:rFonts w:hint="eastAsia"/>
           <w:lang w:val="en-US"/>
         </w:rPr>
-        <w:t xml:space="preserve"> 움직임에 사용한다.</w:t>
+        <w:t xml:space="preserve"> </w:t>
+      </w:r>
+      <w:r>
+        <w:rPr>
+          <w:rFonts w:hint="eastAsia"/>
+          <w:lang w:val="en-US"/>
+        </w:rPr>
+        <w:t>움직임에</w:t>
+      </w:r>
+      <w:r>
+        <w:rPr>
+          <w:rFonts w:hint="eastAsia"/>
+          <w:lang w:val="en-US"/>
+        </w:rPr>
+        <w:t xml:space="preserve"> </w:t>
+      </w:r>
+      <w:r>
+        <w:rPr>
+          <w:rFonts w:hint="eastAsia"/>
+          <w:lang w:val="en-US"/>
+        </w:rPr>
+        <w:t>사용한다</w:t>
+      </w:r>
+      <w:r>
+        <w:rPr>
+          <w:rFonts w:hint="eastAsia"/>
+          <w:lang w:val="en-US"/>
+        </w:rPr>
+        <w:t>.</w:t>
       </w:r>
     </w:p>
     <w:p>
       <w:pPr>
         <w:rPr>
-          <w:rFonts w:hint="eastAsia"/>
           <w:lang w:val="en-US"/>
         </w:rPr>
       </w:pPr>
@@ -2052,7 +4456,28 @@
           <w:rFonts w:hint="eastAsia"/>
           <w:lang w:val="en-US"/>
         </w:rPr>
-        <w:t xml:space="preserve">모든 데이터셋은 </w:t>
+        <w:t>모든</w:t>
+      </w:r>
+      <w:r>
+        <w:rPr>
+          <w:rFonts w:hint="eastAsia"/>
+          <w:lang w:val="en-US"/>
+        </w:rPr>
+        <w:t xml:space="preserve"> </w:t>
+      </w:r>
+      <w:r>
+        <w:rPr>
+          <w:rFonts w:hint="eastAsia"/>
+          <w:lang w:val="en-US"/>
+        </w:rPr>
+        <w:t>데이터셋은</w:t>
+      </w:r>
+      <w:r>
+        <w:rPr>
+          <w:rFonts w:hint="eastAsia"/>
+          <w:lang w:val="en-US"/>
+        </w:rPr>
+        <w:t xml:space="preserve"> </w:t>
       </w:r>
       <w:r>
         <w:rPr>
@@ -2065,13 +4490,40 @@
           <w:rFonts w:hint="eastAsia"/>
           <w:lang w:val="en-US"/>
         </w:rPr>
-        <w:t xml:space="preserve"> 에서 가져왔다.</w:t>
+        <w:t xml:space="preserve"> </w:t>
+      </w:r>
+      <w:r>
+        <w:rPr>
+          <w:rFonts w:hint="eastAsia"/>
+          <w:lang w:val="en-US"/>
+        </w:rPr>
+        <w:t>에서</w:t>
+      </w:r>
+      <w:r>
+        <w:rPr>
+          <w:rFonts w:hint="eastAsia"/>
+          <w:lang w:val="en-US"/>
+        </w:rPr>
+        <w:t xml:space="preserve"> </w:t>
+      </w:r>
+      <w:r>
+        <w:rPr>
+          <w:rFonts w:hint="eastAsia"/>
+          <w:lang w:val="en-US"/>
+        </w:rPr>
+        <w:t>가져왔다</w:t>
+      </w:r>
+      <w:r>
+        <w:rPr>
+          <w:rFonts w:hint="eastAsia"/>
+          <w:lang w:val="en-US"/>
+        </w:rPr>
+        <w:t>.</w:t>
       </w:r>
     </w:p>
     <w:p>
       <w:pPr>
         <w:rPr>
-          <w:rFonts w:hint="eastAsia"/>
           <w:lang w:val="en-US"/>
         </w:rPr>
       </w:pPr>
@@ -2107,6 +4559,7 @@
         <w:t xml:space="preserve"> </w:t>
       </w:r>
       <w:proofErr w:type="spellStart"/>
+      <w:proofErr w:type="gramStart"/>
       <w:r>
         <w:rPr>
           <w:b/>
@@ -2120,7 +4573,15 @@
           <w:b/>
           <w:bCs/>
         </w:rPr>
-        <w:t xml:space="preserve"> / </w:t>
+        <w:t xml:space="preserve"> /</w:t>
+      </w:r>
+      <w:proofErr w:type="gramEnd"/>
+      <w:r>
+        <w:rPr>
+          <w:b/>
+          <w:bCs/>
+        </w:rPr>
+        <w:t xml:space="preserve"> </w:t>
       </w:r>
       <w:proofErr w:type="spellStart"/>
       <w:r>
@@ -2302,7 +4763,98 @@
           <w:rFonts w:hint="eastAsia"/>
           <w:lang w:val="en-US"/>
         </w:rPr>
-        <w:t xml:space="preserve">서로 다른 모션 사이의 전환을 적용했다. 구체적으로 </w:t>
+        <w:t>서로</w:t>
+      </w:r>
+      <w:r>
+        <w:rPr>
+          <w:rFonts w:hint="eastAsia"/>
+          <w:lang w:val="en-US"/>
+        </w:rPr>
+        <w:t xml:space="preserve"> </w:t>
+      </w:r>
+      <w:r>
+        <w:rPr>
+          <w:rFonts w:hint="eastAsia"/>
+          <w:lang w:val="en-US"/>
+        </w:rPr>
+        <w:t>다른</w:t>
+      </w:r>
+      <w:r>
+        <w:rPr>
+          <w:rFonts w:hint="eastAsia"/>
+          <w:lang w:val="en-US"/>
+        </w:rPr>
+        <w:t xml:space="preserve"> </w:t>
+      </w:r>
+      <w:r>
+        <w:rPr>
+          <w:rFonts w:hint="eastAsia"/>
+          <w:lang w:val="en-US"/>
+        </w:rPr>
+        <w:t>모션</w:t>
+      </w:r>
+      <w:r>
+        <w:rPr>
+          <w:rFonts w:hint="eastAsia"/>
+          <w:lang w:val="en-US"/>
+        </w:rPr>
+        <w:t xml:space="preserve"> </w:t>
+      </w:r>
+      <w:r>
+        <w:rPr>
+          <w:rFonts w:hint="eastAsia"/>
+          <w:lang w:val="en-US"/>
+        </w:rPr>
+        <w:t>사이의</w:t>
+      </w:r>
+      <w:r>
+        <w:rPr>
+          <w:rFonts w:hint="eastAsia"/>
+          <w:lang w:val="en-US"/>
+        </w:rPr>
+        <w:t xml:space="preserve"> </w:t>
+      </w:r>
+      <w:r>
+        <w:rPr>
+          <w:rFonts w:hint="eastAsia"/>
+          <w:lang w:val="en-US"/>
+        </w:rPr>
+        <w:t>전환을</w:t>
+      </w:r>
+      <w:r>
+        <w:rPr>
+          <w:rFonts w:hint="eastAsia"/>
+          <w:lang w:val="en-US"/>
+        </w:rPr>
+        <w:t xml:space="preserve"> </w:t>
+      </w:r>
+      <w:r>
+        <w:rPr>
+          <w:rFonts w:hint="eastAsia"/>
+          <w:lang w:val="en-US"/>
+        </w:rPr>
+        <w:t>적용했다</w:t>
+      </w:r>
+      <w:r>
+        <w:rPr>
+          <w:rFonts w:hint="eastAsia"/>
+          <w:lang w:val="en-US"/>
+        </w:rPr>
+        <w:t xml:space="preserve">. </w:t>
+      </w:r>
+      <w:r>
+        <w:rPr>
+          <w:rFonts w:hint="eastAsia"/>
+          <w:lang w:val="en-US"/>
+        </w:rPr>
+        <w:t>구체적으로</w:t>
+      </w:r>
+      <w:r>
+        <w:rPr>
+          <w:rFonts w:hint="eastAsia"/>
+          <w:lang w:val="en-US"/>
+        </w:rPr>
+        <w:t xml:space="preserve"> </w:t>
       </w:r>
       <w:proofErr w:type="spellStart"/>
       <w:r>
@@ -2350,7 +4902,28 @@
           <w:rFonts w:hint="eastAsia"/>
           <w:lang w:val="en-US"/>
         </w:rPr>
-        <w:t xml:space="preserve"> 세 움직임</w:t>
+        <w:t xml:space="preserve"> </w:t>
+      </w:r>
+      <w:r>
+        <w:rPr>
+          <w:rFonts w:hint="eastAsia"/>
+          <w:lang w:val="en-US"/>
+        </w:rPr>
+        <w:t>세</w:t>
+      </w:r>
+      <w:r>
+        <w:rPr>
+          <w:rFonts w:hint="eastAsia"/>
+          <w:lang w:val="en-US"/>
+        </w:rPr>
+        <w:t xml:space="preserve"> </w:t>
+      </w:r>
+      <w:r>
+        <w:rPr>
+          <w:rFonts w:hint="eastAsia"/>
+          <w:lang w:val="en-US"/>
+        </w:rPr>
+        <w:t>움직임</w:t>
       </w:r>
       <w:r>
         <w:rPr>
@@ -2364,7 +4937,287 @@
           <w:rFonts w:hint="eastAsia"/>
           <w:lang w:val="en-US"/>
         </w:rPr>
-        <w:t xml:space="preserve"> 연속적으로 수행하도록 만들어서 무대에 걸어 들어와 춤을 추고, 무대 밖으로 나가는 연속된 동작을 만들고자 했다. 하지만 단순히 이 세 동작을 </w:t>
+        <w:t xml:space="preserve"> </w:t>
+      </w:r>
+      <w:r>
+        <w:rPr>
+          <w:rFonts w:hint="eastAsia"/>
+          <w:lang w:val="en-US"/>
+        </w:rPr>
+        <w:t>연속적으로</w:t>
+      </w:r>
+      <w:r>
+        <w:rPr>
+          <w:rFonts w:hint="eastAsia"/>
+          <w:lang w:val="en-US"/>
+        </w:rPr>
+        <w:t xml:space="preserve"> </w:t>
+      </w:r>
+      <w:r>
+        <w:rPr>
+          <w:rFonts w:hint="eastAsia"/>
+          <w:lang w:val="en-US"/>
+        </w:rPr>
+        <w:t>수행하도록</w:t>
+      </w:r>
+      <w:r>
+        <w:rPr>
+          <w:rFonts w:hint="eastAsia"/>
+          <w:lang w:val="en-US"/>
+        </w:rPr>
+        <w:t xml:space="preserve"> </w:t>
+      </w:r>
+      <w:r>
+        <w:rPr>
+          <w:rFonts w:hint="eastAsia"/>
+          <w:lang w:val="en-US"/>
+        </w:rPr>
+        <w:t>만들어서</w:t>
+      </w:r>
+      <w:r>
+        <w:rPr>
+          <w:rFonts w:hint="eastAsia"/>
+          <w:lang w:val="en-US"/>
+        </w:rPr>
+        <w:t xml:space="preserve"> </w:t>
+      </w:r>
+      <w:r>
+        <w:rPr>
+          <w:rFonts w:hint="eastAsia"/>
+          <w:lang w:val="en-US"/>
+        </w:rPr>
+        <w:t>무대에</w:t>
+      </w:r>
+      <w:r>
+        <w:rPr>
+          <w:rFonts w:hint="eastAsia"/>
+          <w:lang w:val="en-US"/>
+        </w:rPr>
+        <w:t xml:space="preserve"> </w:t>
+      </w:r>
+      <w:r>
+        <w:rPr>
+          <w:rFonts w:hint="eastAsia"/>
+          <w:lang w:val="en-US"/>
+        </w:rPr>
+        <w:t>걸어</w:t>
+      </w:r>
+      <w:r>
+        <w:rPr>
+          <w:rFonts w:hint="eastAsia"/>
+          <w:lang w:val="en-US"/>
+        </w:rPr>
+        <w:t xml:space="preserve"> </w:t>
+      </w:r>
+      <w:r>
+        <w:rPr>
+          <w:rFonts w:hint="eastAsia"/>
+          <w:lang w:val="en-US"/>
+        </w:rPr>
+        <w:t>들어와</w:t>
+      </w:r>
+      <w:r>
+        <w:rPr>
+          <w:rFonts w:hint="eastAsia"/>
+          <w:lang w:val="en-US"/>
+        </w:rPr>
+        <w:t xml:space="preserve"> </w:t>
+      </w:r>
+      <w:r>
+        <w:rPr>
+          <w:rFonts w:hint="eastAsia"/>
+          <w:lang w:val="en-US"/>
+        </w:rPr>
+        <w:t>춤을</w:t>
+      </w:r>
+      <w:r>
+        <w:rPr>
+          <w:rFonts w:hint="eastAsia"/>
+          <w:lang w:val="en-US"/>
+        </w:rPr>
+        <w:t xml:space="preserve"> </w:t>
+      </w:r>
+      <w:r>
+        <w:rPr>
+          <w:rFonts w:hint="eastAsia"/>
+          <w:lang w:val="en-US"/>
+        </w:rPr>
+        <w:t>추고</w:t>
+      </w:r>
+      <w:r>
+        <w:rPr>
+          <w:rFonts w:hint="eastAsia"/>
+          <w:lang w:val="en-US"/>
+        </w:rPr>
+        <w:t xml:space="preserve">, </w:t>
+      </w:r>
+      <w:r>
+        <w:rPr>
+          <w:rFonts w:hint="eastAsia"/>
+          <w:lang w:val="en-US"/>
+        </w:rPr>
+        <w:t>무대</w:t>
+      </w:r>
+      <w:r>
+        <w:rPr>
+          <w:rFonts w:hint="eastAsia"/>
+          <w:lang w:val="en-US"/>
+        </w:rPr>
+        <w:t xml:space="preserve"> </w:t>
+      </w:r>
+      <w:r>
+        <w:rPr>
+          <w:rFonts w:hint="eastAsia"/>
+          <w:lang w:val="en-US"/>
+        </w:rPr>
+        <w:t>밖으로</w:t>
+      </w:r>
+      <w:r>
+        <w:rPr>
+          <w:rFonts w:hint="eastAsia"/>
+          <w:lang w:val="en-US"/>
+        </w:rPr>
+        <w:t xml:space="preserve"> </w:t>
+      </w:r>
+      <w:r>
+        <w:rPr>
+          <w:rFonts w:hint="eastAsia"/>
+          <w:lang w:val="en-US"/>
+        </w:rPr>
+        <w:t>나가는</w:t>
+      </w:r>
+      <w:r>
+        <w:rPr>
+          <w:rFonts w:hint="eastAsia"/>
+          <w:lang w:val="en-US"/>
+        </w:rPr>
+        <w:t xml:space="preserve"> </w:t>
+      </w:r>
+      <w:r>
+        <w:rPr>
+          <w:rFonts w:hint="eastAsia"/>
+          <w:lang w:val="en-US"/>
+        </w:rPr>
+        <w:t>연속된</w:t>
+      </w:r>
+      <w:r>
+        <w:rPr>
+          <w:rFonts w:hint="eastAsia"/>
+          <w:lang w:val="en-US"/>
+        </w:rPr>
+        <w:t xml:space="preserve"> </w:t>
+      </w:r>
+      <w:r>
+        <w:rPr>
+          <w:rFonts w:hint="eastAsia"/>
+          <w:lang w:val="en-US"/>
+        </w:rPr>
+        <w:t>동작을</w:t>
+      </w:r>
+      <w:r>
+        <w:rPr>
+          <w:rFonts w:hint="eastAsia"/>
+          <w:lang w:val="en-US"/>
+        </w:rPr>
+        <w:t xml:space="preserve"> </w:t>
+      </w:r>
+      <w:r>
+        <w:rPr>
+          <w:rFonts w:hint="eastAsia"/>
+          <w:lang w:val="en-US"/>
+        </w:rPr>
+        <w:t>만들고자</w:t>
+      </w:r>
+      <w:r>
+        <w:rPr>
+          <w:rFonts w:hint="eastAsia"/>
+          <w:lang w:val="en-US"/>
+        </w:rPr>
+        <w:t xml:space="preserve"> </w:t>
+      </w:r>
+      <w:r>
+        <w:rPr>
+          <w:rFonts w:hint="eastAsia"/>
+          <w:lang w:val="en-US"/>
+        </w:rPr>
+        <w:t>했다</w:t>
+      </w:r>
+      <w:r>
+        <w:rPr>
+          <w:rFonts w:hint="eastAsia"/>
+          <w:lang w:val="en-US"/>
+        </w:rPr>
+        <w:t xml:space="preserve">. </w:t>
+      </w:r>
+      <w:r>
+        <w:rPr>
+          <w:rFonts w:hint="eastAsia"/>
+          <w:lang w:val="en-US"/>
+        </w:rPr>
+        <w:t>하지만</w:t>
+      </w:r>
+      <w:r>
+        <w:rPr>
+          <w:rFonts w:hint="eastAsia"/>
+          <w:lang w:val="en-US"/>
+        </w:rPr>
+        <w:t xml:space="preserve"> </w:t>
+      </w:r>
+      <w:r>
+        <w:rPr>
+          <w:rFonts w:hint="eastAsia"/>
+          <w:lang w:val="en-US"/>
+        </w:rPr>
+        <w:t>단순히</w:t>
+      </w:r>
+      <w:r>
+        <w:rPr>
+          <w:rFonts w:hint="eastAsia"/>
+          <w:lang w:val="en-US"/>
+        </w:rPr>
+        <w:t xml:space="preserve"> </w:t>
+      </w:r>
+      <w:r>
+        <w:rPr>
+          <w:rFonts w:hint="eastAsia"/>
+          <w:lang w:val="en-US"/>
+        </w:rPr>
+        <w:t>이</w:t>
+      </w:r>
+      <w:r>
+        <w:rPr>
+          <w:rFonts w:hint="eastAsia"/>
+          <w:lang w:val="en-US"/>
+        </w:rPr>
+        <w:t xml:space="preserve"> </w:t>
+      </w:r>
+      <w:r>
+        <w:rPr>
+          <w:rFonts w:hint="eastAsia"/>
+          <w:lang w:val="en-US"/>
+        </w:rPr>
+        <w:t>세</w:t>
+      </w:r>
+      <w:r>
+        <w:rPr>
+          <w:rFonts w:hint="eastAsia"/>
+          <w:lang w:val="en-US"/>
+        </w:rPr>
+        <w:t xml:space="preserve"> </w:t>
+      </w:r>
+      <w:r>
+        <w:rPr>
+          <w:rFonts w:hint="eastAsia"/>
+          <w:lang w:val="en-US"/>
+        </w:rPr>
+        <w:t>동작을</w:t>
+      </w:r>
+      <w:r>
+        <w:rPr>
+          <w:rFonts w:hint="eastAsia"/>
+          <w:lang w:val="en-US"/>
+        </w:rPr>
+        <w:t xml:space="preserve"> </w:t>
       </w:r>
       <w:proofErr w:type="spellStart"/>
       <w:r>
@@ -2380,65 +5233,394 @@
           <w:rFonts w:hint="eastAsia"/>
           <w:lang w:val="en-US"/>
         </w:rPr>
-        <w:t xml:space="preserve"> 한다면</w:t>
-      </w:r>
-      <w:r>
-        <w:rPr>
-          <w:rFonts w:hint="eastAsia"/>
-          <w:lang w:val="en-US"/>
-        </w:rPr>
-        <w:t xml:space="preserve"> </w:t>
-      </w:r>
-      <w:r>
-        <w:rPr>
-          <w:rFonts w:hint="eastAsia"/>
-          <w:lang w:val="en-US"/>
-        </w:rPr>
-        <w:t xml:space="preserve">두가지 문제가 발생한다. 하나는 </w:t>
-      </w:r>
-      <w:proofErr w:type="spellStart"/>
-      <w:r>
-        <w:rPr>
-          <w:rFonts w:hint="eastAsia"/>
-          <w:lang w:val="en-US"/>
-        </w:rPr>
-        <w:t>root의</w:t>
-      </w:r>
-      <w:proofErr w:type="spellEnd"/>
-      <w:r>
-        <w:rPr>
-          <w:rFonts w:hint="eastAsia"/>
-          <w:lang w:val="en-US"/>
-        </w:rPr>
-        <w:t xml:space="preserve"> 위치가 달라</w:t>
-      </w:r>
-      <w:r>
-        <w:rPr>
-          <w:rFonts w:hint="eastAsia"/>
-          <w:lang w:val="en-US"/>
-        </w:rPr>
-        <w:t xml:space="preserve"> 동작이 전환되는 시점에</w:t>
-      </w:r>
-      <w:r>
-        <w:rPr>
-          <w:rFonts w:hint="eastAsia"/>
-          <w:lang w:val="en-US"/>
-        </w:rPr>
-        <w:t xml:space="preserve"> 원점으로 순간이동을 한다는 것이고, 다른 하나는 전환되는 모션의 끝과 시작 부분의 자세가 달라</w:t>
-      </w:r>
-      <w:r>
-        <w:rPr>
-          <w:rFonts w:hint="eastAsia"/>
-          <w:lang w:val="en-US"/>
-        </w:rPr>
-        <w:t xml:space="preserve">서, </w:t>
-      </w:r>
-      <w:r>
-        <w:rPr>
-          <w:rFonts w:hint="eastAsia"/>
-          <w:lang w:val="en-US"/>
-        </w:rPr>
-        <w:t>자세가 1프레임만에 급변하</w:t>
+        <w:t xml:space="preserve"> </w:t>
+      </w:r>
+      <w:r>
+        <w:rPr>
+          <w:rFonts w:hint="eastAsia"/>
+          <w:lang w:val="en-US"/>
+        </w:rPr>
+        <w:t>한다면</w:t>
+      </w:r>
+      <w:r>
+        <w:rPr>
+          <w:rFonts w:hint="eastAsia"/>
+          <w:lang w:val="en-US"/>
+        </w:rPr>
+        <w:t xml:space="preserve"> </w:t>
+      </w:r>
+      <w:r>
+        <w:rPr>
+          <w:rFonts w:hint="eastAsia"/>
+          <w:lang w:val="en-US"/>
+        </w:rPr>
+        <w:t>두가지</w:t>
+      </w:r>
+      <w:r>
+        <w:rPr>
+          <w:rFonts w:hint="eastAsia"/>
+          <w:lang w:val="en-US"/>
+        </w:rPr>
+        <w:t xml:space="preserve"> </w:t>
+      </w:r>
+      <w:r>
+        <w:rPr>
+          <w:rFonts w:hint="eastAsia"/>
+          <w:lang w:val="en-US"/>
+        </w:rPr>
+        <w:t>문제가</w:t>
+      </w:r>
+      <w:r>
+        <w:rPr>
+          <w:rFonts w:hint="eastAsia"/>
+          <w:lang w:val="en-US"/>
+        </w:rPr>
+        <w:t xml:space="preserve"> </w:t>
+      </w:r>
+      <w:r>
+        <w:rPr>
+          <w:rFonts w:hint="eastAsia"/>
+          <w:lang w:val="en-US"/>
+        </w:rPr>
+        <w:t>발생한다</w:t>
+      </w:r>
+      <w:r>
+        <w:rPr>
+          <w:rFonts w:hint="eastAsia"/>
+          <w:lang w:val="en-US"/>
+        </w:rPr>
+        <w:t xml:space="preserve">. </w:t>
+      </w:r>
+      <w:r>
+        <w:rPr>
+          <w:rFonts w:hint="eastAsia"/>
+          <w:lang w:val="en-US"/>
+        </w:rPr>
+        <w:t>하나는</w:t>
+      </w:r>
+      <w:r>
+        <w:rPr>
+          <w:rFonts w:hint="eastAsia"/>
+          <w:lang w:val="en-US"/>
+        </w:rPr>
+        <w:t xml:space="preserve"> </w:t>
+      </w:r>
+      <w:proofErr w:type="spellStart"/>
+      <w:r>
+        <w:rPr>
+          <w:rFonts w:hint="eastAsia"/>
+          <w:lang w:val="en-US"/>
+        </w:rPr>
+        <w:t>root</w:t>
+      </w:r>
+      <w:r>
+        <w:rPr>
+          <w:rFonts w:hint="eastAsia"/>
+          <w:lang w:val="en-US"/>
+        </w:rPr>
+        <w:t>의</w:t>
+      </w:r>
+      <w:proofErr w:type="spellEnd"/>
+      <w:r>
+        <w:rPr>
+          <w:rFonts w:hint="eastAsia"/>
+          <w:lang w:val="en-US"/>
+        </w:rPr>
+        <w:t xml:space="preserve"> </w:t>
+      </w:r>
+      <w:r>
+        <w:rPr>
+          <w:rFonts w:hint="eastAsia"/>
+          <w:lang w:val="en-US"/>
+        </w:rPr>
+        <w:t>위치가</w:t>
+      </w:r>
+      <w:r>
+        <w:rPr>
+          <w:rFonts w:hint="eastAsia"/>
+          <w:lang w:val="en-US"/>
+        </w:rPr>
+        <w:t xml:space="preserve"> </w:t>
+      </w:r>
+      <w:r>
+        <w:rPr>
+          <w:rFonts w:hint="eastAsia"/>
+          <w:lang w:val="en-US"/>
+        </w:rPr>
+        <w:t>달라</w:t>
+      </w:r>
+      <w:r>
+        <w:rPr>
+          <w:rFonts w:hint="eastAsia"/>
+          <w:lang w:val="en-US"/>
+        </w:rPr>
+        <w:t xml:space="preserve"> </w:t>
+      </w:r>
+      <w:r>
+        <w:rPr>
+          <w:rFonts w:hint="eastAsia"/>
+          <w:lang w:val="en-US"/>
+        </w:rPr>
+        <w:t>동작이</w:t>
+      </w:r>
+      <w:r>
+        <w:rPr>
+          <w:rFonts w:hint="eastAsia"/>
+          <w:lang w:val="en-US"/>
+        </w:rPr>
+        <w:t xml:space="preserve"> </w:t>
+      </w:r>
+      <w:r>
+        <w:rPr>
+          <w:rFonts w:hint="eastAsia"/>
+          <w:lang w:val="en-US"/>
+        </w:rPr>
+        <w:t>전환되는</w:t>
+      </w:r>
+      <w:r>
+        <w:rPr>
+          <w:rFonts w:hint="eastAsia"/>
+          <w:lang w:val="en-US"/>
+        </w:rPr>
+        <w:t xml:space="preserve"> </w:t>
+      </w:r>
+      <w:r>
+        <w:rPr>
+          <w:rFonts w:hint="eastAsia"/>
+          <w:lang w:val="en-US"/>
+        </w:rPr>
+        <w:t>시점에</w:t>
+      </w:r>
+      <w:r>
+        <w:rPr>
+          <w:rFonts w:hint="eastAsia"/>
+          <w:lang w:val="en-US"/>
+        </w:rPr>
+        <w:t xml:space="preserve"> </w:t>
+      </w:r>
+      <w:r>
+        <w:rPr>
+          <w:rFonts w:hint="eastAsia"/>
+          <w:lang w:val="en-US"/>
+        </w:rPr>
+        <w:t>원점으로</w:t>
+      </w:r>
+      <w:r>
+        <w:rPr>
+          <w:rFonts w:hint="eastAsia"/>
+          <w:lang w:val="en-US"/>
+        </w:rPr>
+        <w:t xml:space="preserve"> </w:t>
+      </w:r>
+      <w:r>
+        <w:rPr>
+          <w:rFonts w:hint="eastAsia"/>
+          <w:lang w:val="en-US"/>
+        </w:rPr>
+        <w:t>순간이동을</w:t>
+      </w:r>
+      <w:r>
+        <w:rPr>
+          <w:rFonts w:hint="eastAsia"/>
+          <w:lang w:val="en-US"/>
+        </w:rPr>
+        <w:t xml:space="preserve"> </w:t>
+      </w:r>
+      <w:r>
+        <w:rPr>
+          <w:rFonts w:hint="eastAsia"/>
+          <w:lang w:val="en-US"/>
+        </w:rPr>
+        <w:t>한다는</w:t>
+      </w:r>
+      <w:r>
+        <w:rPr>
+          <w:rFonts w:hint="eastAsia"/>
+          <w:lang w:val="en-US"/>
+        </w:rPr>
+        <w:t xml:space="preserve"> </w:t>
+      </w:r>
+      <w:r>
+        <w:rPr>
+          <w:rFonts w:hint="eastAsia"/>
+          <w:lang w:val="en-US"/>
+        </w:rPr>
+        <w:t>것이고</w:t>
+      </w:r>
+      <w:r>
+        <w:rPr>
+          <w:rFonts w:hint="eastAsia"/>
+          <w:lang w:val="en-US"/>
+        </w:rPr>
+        <w:t xml:space="preserve">, </w:t>
+      </w:r>
+      <w:r>
+        <w:rPr>
+          <w:rFonts w:hint="eastAsia"/>
+          <w:lang w:val="en-US"/>
+        </w:rPr>
+        <w:t>다른</w:t>
+      </w:r>
+      <w:r>
+        <w:rPr>
+          <w:rFonts w:hint="eastAsia"/>
+          <w:lang w:val="en-US"/>
+        </w:rPr>
+        <w:t xml:space="preserve"> </w:t>
+      </w:r>
+      <w:r>
+        <w:rPr>
+          <w:rFonts w:hint="eastAsia"/>
+          <w:lang w:val="en-US"/>
+        </w:rPr>
+        <w:t>하나는</w:t>
+      </w:r>
+      <w:r>
+        <w:rPr>
+          <w:rFonts w:hint="eastAsia"/>
+          <w:lang w:val="en-US"/>
+        </w:rPr>
+        <w:t xml:space="preserve"> </w:t>
+      </w:r>
+      <w:r>
+        <w:rPr>
+          <w:rFonts w:hint="eastAsia"/>
+          <w:lang w:val="en-US"/>
+        </w:rPr>
+        <w:t>전환되는</w:t>
+      </w:r>
+      <w:r>
+        <w:rPr>
+          <w:rFonts w:hint="eastAsia"/>
+          <w:lang w:val="en-US"/>
+        </w:rPr>
+        <w:t xml:space="preserve"> </w:t>
+      </w:r>
+      <w:r>
+        <w:rPr>
+          <w:rFonts w:hint="eastAsia"/>
+          <w:lang w:val="en-US"/>
+        </w:rPr>
+        <w:t>모션의</w:t>
+      </w:r>
+      <w:r>
+        <w:rPr>
+          <w:rFonts w:hint="eastAsia"/>
+          <w:lang w:val="en-US"/>
+        </w:rPr>
+        <w:t xml:space="preserve"> </w:t>
+      </w:r>
+      <w:r>
+        <w:rPr>
+          <w:rFonts w:hint="eastAsia"/>
+          <w:lang w:val="en-US"/>
+        </w:rPr>
+        <w:t>끝과</w:t>
+      </w:r>
+      <w:r>
+        <w:rPr>
+          <w:rFonts w:hint="eastAsia"/>
+          <w:lang w:val="en-US"/>
+        </w:rPr>
+        <w:t xml:space="preserve"> </w:t>
+      </w:r>
+      <w:r>
+        <w:rPr>
+          <w:rFonts w:hint="eastAsia"/>
+          <w:lang w:val="en-US"/>
+        </w:rPr>
+        <w:t>시작</w:t>
+      </w:r>
+      <w:r>
+        <w:rPr>
+          <w:rFonts w:hint="eastAsia"/>
+          <w:lang w:val="en-US"/>
+        </w:rPr>
+        <w:t xml:space="preserve"> </w:t>
+      </w:r>
+      <w:r>
+        <w:rPr>
+          <w:rFonts w:hint="eastAsia"/>
+          <w:lang w:val="en-US"/>
+        </w:rPr>
+        <w:t>부분의</w:t>
+      </w:r>
+      <w:r>
+        <w:rPr>
+          <w:rFonts w:hint="eastAsia"/>
+          <w:lang w:val="en-US"/>
+        </w:rPr>
+        <w:t xml:space="preserve"> </w:t>
+      </w:r>
+      <w:r>
+        <w:rPr>
+          <w:rFonts w:hint="eastAsia"/>
+          <w:lang w:val="en-US"/>
+        </w:rPr>
+        <w:t>자세가</w:t>
+      </w:r>
+      <w:r>
+        <w:rPr>
+          <w:rFonts w:hint="eastAsia"/>
+          <w:lang w:val="en-US"/>
+        </w:rPr>
+        <w:t xml:space="preserve"> </w:t>
+      </w:r>
+      <w:r>
+        <w:rPr>
+          <w:rFonts w:hint="eastAsia"/>
+          <w:lang w:val="en-US"/>
+        </w:rPr>
+        <w:t>달라</w:t>
+      </w:r>
+      <w:r>
+        <w:rPr>
+          <w:rFonts w:hint="eastAsia"/>
+          <w:lang w:val="en-US"/>
+        </w:rPr>
+        <w:t>서</w:t>
+      </w:r>
+      <w:r>
+        <w:rPr>
+          <w:rFonts w:hint="eastAsia"/>
+          <w:lang w:val="en-US"/>
+        </w:rPr>
+        <w:t xml:space="preserve">, </w:t>
+      </w:r>
+      <w:r>
+        <w:rPr>
+          <w:rFonts w:hint="eastAsia"/>
+          <w:lang w:val="en-US"/>
+        </w:rPr>
+        <w:t>자세가</w:t>
+      </w:r>
+      <w:r>
+        <w:rPr>
+          <w:rFonts w:hint="eastAsia"/>
+          <w:lang w:val="en-US"/>
+        </w:rPr>
+        <w:t xml:space="preserve"> 1</w:t>
+      </w:r>
+      <w:r>
+        <w:rPr>
+          <w:rFonts w:hint="eastAsia"/>
+          <w:lang w:val="en-US"/>
+        </w:rPr>
+        <w:t>프레임만에</w:t>
+      </w:r>
+      <w:r>
+        <w:rPr>
+          <w:rFonts w:hint="eastAsia"/>
+          <w:lang w:val="en-US"/>
+        </w:rPr>
+        <w:t xml:space="preserve"> </w:t>
+      </w:r>
+      <w:r>
+        <w:rPr>
+          <w:rFonts w:hint="eastAsia"/>
+          <w:lang w:val="en-US"/>
+        </w:rPr>
+        <w:t>급변하</w:t>
       </w:r>
       <w:r>
         <w:rPr>
@@ -2452,7 +5634,77 @@
           <w:rFonts w:hint="eastAsia"/>
           <w:lang w:val="en-US"/>
         </w:rPr>
-        <w:t xml:space="preserve"> 움직임이 끊기는 것처럼 보인다는 것이다. </w:t>
+        <w:t xml:space="preserve"> </w:t>
+      </w:r>
+      <w:r>
+        <w:rPr>
+          <w:rFonts w:hint="eastAsia"/>
+          <w:lang w:val="en-US"/>
+        </w:rPr>
+        <w:t>움직임이</w:t>
+      </w:r>
+      <w:r>
+        <w:rPr>
+          <w:rFonts w:hint="eastAsia"/>
+          <w:lang w:val="en-US"/>
+        </w:rPr>
+        <w:t xml:space="preserve"> </w:t>
+      </w:r>
+      <w:r>
+        <w:rPr>
+          <w:rFonts w:hint="eastAsia"/>
+          <w:lang w:val="en-US"/>
+        </w:rPr>
+        <w:t>끊기는</w:t>
+      </w:r>
+      <w:r>
+        <w:rPr>
+          <w:rFonts w:hint="eastAsia"/>
+          <w:lang w:val="en-US"/>
+        </w:rPr>
+        <w:t xml:space="preserve"> </w:t>
+      </w:r>
+      <w:r>
+        <w:rPr>
+          <w:rFonts w:hint="eastAsia"/>
+          <w:lang w:val="en-US"/>
+        </w:rPr>
+        <w:t>것처럼</w:t>
+      </w:r>
+      <w:r>
+        <w:rPr>
+          <w:rFonts w:hint="eastAsia"/>
+          <w:lang w:val="en-US"/>
+        </w:rPr>
+        <w:t xml:space="preserve"> </w:t>
+      </w:r>
+      <w:r>
+        <w:rPr>
+          <w:rFonts w:hint="eastAsia"/>
+          <w:lang w:val="en-US"/>
+        </w:rPr>
+        <w:t>보인다는</w:t>
+      </w:r>
+      <w:r>
+        <w:rPr>
+          <w:rFonts w:hint="eastAsia"/>
+          <w:lang w:val="en-US"/>
+        </w:rPr>
+        <w:t xml:space="preserve"> </w:t>
+      </w:r>
+      <w:r>
+        <w:rPr>
+          <w:rFonts w:hint="eastAsia"/>
+          <w:lang w:val="en-US"/>
+        </w:rPr>
+        <w:t>것이다</w:t>
+      </w:r>
+      <w:r>
+        <w:rPr>
+          <w:rFonts w:hint="eastAsia"/>
+          <w:lang w:val="en-US"/>
+        </w:rPr>
+        <w:t xml:space="preserve">. </w:t>
       </w:r>
     </w:p>
     <w:p>
@@ -2472,31 +5724,136 @@
           <w:rFonts w:hint="eastAsia"/>
           <w:lang w:val="en-US"/>
         </w:rPr>
-        <w:t xml:space="preserve">첫 번째 문제를 해결하기 위하여 위치 </w:t>
-      </w:r>
-      <w:proofErr w:type="spellStart"/>
-      <w:r>
-        <w:rPr>
-          <w:rFonts w:hint="eastAsia"/>
-          <w:lang w:val="en-US"/>
-        </w:rPr>
-        <w:t>offset을</w:t>
-      </w:r>
-      <w:proofErr w:type="spellEnd"/>
-      <w:r>
-        <w:rPr>
-          <w:rFonts w:hint="eastAsia"/>
-          <w:lang w:val="en-US"/>
-        </w:rPr>
-        <w:t xml:space="preserve"> 적용하였다. </w:t>
-      </w:r>
-      <w:proofErr w:type="spellStart"/>
-      <w:r>
-        <w:rPr>
-          <w:rFonts w:hint="eastAsia"/>
-          <w:lang w:val="en-US"/>
-        </w:rPr>
-        <w:t>A와</w:t>
+        <w:t>첫</w:t>
+      </w:r>
+      <w:r>
+        <w:rPr>
+          <w:rFonts w:hint="eastAsia"/>
+          <w:lang w:val="en-US"/>
+        </w:rPr>
+        <w:t xml:space="preserve"> </w:t>
+      </w:r>
+      <w:r>
+        <w:rPr>
+          <w:rFonts w:hint="eastAsia"/>
+          <w:lang w:val="en-US"/>
+        </w:rPr>
+        <w:t>번째</w:t>
+      </w:r>
+      <w:r>
+        <w:rPr>
+          <w:rFonts w:hint="eastAsia"/>
+          <w:lang w:val="en-US"/>
+        </w:rPr>
+        <w:t xml:space="preserve"> </w:t>
+      </w:r>
+      <w:r>
+        <w:rPr>
+          <w:rFonts w:hint="eastAsia"/>
+          <w:lang w:val="en-US"/>
+        </w:rPr>
+        <w:t>문제를</w:t>
+      </w:r>
+      <w:r>
+        <w:rPr>
+          <w:rFonts w:hint="eastAsia"/>
+          <w:lang w:val="en-US"/>
+        </w:rPr>
+        <w:t xml:space="preserve"> </w:t>
+      </w:r>
+      <w:r>
+        <w:rPr>
+          <w:rFonts w:hint="eastAsia"/>
+          <w:lang w:val="en-US"/>
+        </w:rPr>
+        <w:t>해결하기</w:t>
+      </w:r>
+      <w:r>
+        <w:rPr>
+          <w:rFonts w:hint="eastAsia"/>
+          <w:lang w:val="en-US"/>
+        </w:rPr>
+        <w:t xml:space="preserve"> </w:t>
+      </w:r>
+      <w:r>
+        <w:rPr>
+          <w:rFonts w:hint="eastAsia"/>
+          <w:lang w:val="en-US"/>
+        </w:rPr>
+        <w:t>위하여</w:t>
+      </w:r>
+      <w:r>
+        <w:rPr>
+          <w:rFonts w:hint="eastAsia"/>
+          <w:lang w:val="en-US"/>
+        </w:rPr>
+        <w:t xml:space="preserve"> </w:t>
+      </w:r>
+      <w:r>
+        <w:rPr>
+          <w:rFonts w:hint="eastAsia"/>
+          <w:lang w:val="en-US"/>
+        </w:rPr>
+        <w:t>위치</w:t>
+      </w:r>
+      <w:r>
+        <w:rPr>
+          <w:rFonts w:hint="eastAsia"/>
+          <w:lang w:val="en-US"/>
+        </w:rPr>
+        <w:t xml:space="preserve"> </w:t>
+      </w:r>
+      <w:proofErr w:type="spellStart"/>
+      <w:r>
+        <w:rPr>
+          <w:rFonts w:hint="eastAsia"/>
+          <w:lang w:val="en-US"/>
+        </w:rPr>
+        <w:t>offset</w:t>
+      </w:r>
+      <w:r>
+        <w:rPr>
+          <w:rFonts w:hint="eastAsia"/>
+          <w:lang w:val="en-US"/>
+        </w:rPr>
+        <w:t>을</w:t>
+      </w:r>
+      <w:proofErr w:type="spellEnd"/>
+      <w:r>
+        <w:rPr>
+          <w:rFonts w:hint="eastAsia"/>
+          <w:lang w:val="en-US"/>
+        </w:rPr>
+        <w:t xml:space="preserve"> </w:t>
+      </w:r>
+      <w:r>
+        <w:rPr>
+          <w:rFonts w:hint="eastAsia"/>
+          <w:lang w:val="en-US"/>
+        </w:rPr>
+        <w:t>적용하였다</w:t>
+      </w:r>
+      <w:r>
+        <w:rPr>
+          <w:rFonts w:hint="eastAsia"/>
+          <w:lang w:val="en-US"/>
+        </w:rPr>
+        <w:t xml:space="preserve">. </w:t>
+      </w:r>
+      <w:proofErr w:type="spellStart"/>
+      <w:r>
+        <w:rPr>
+          <w:rFonts w:hint="eastAsia"/>
+          <w:lang w:val="en-US"/>
+        </w:rPr>
+        <w:t>A</w:t>
+      </w:r>
+      <w:r>
+        <w:rPr>
+          <w:rFonts w:hint="eastAsia"/>
+          <w:lang w:val="en-US"/>
+        </w:rPr>
+        <w:t>와</w:t>
       </w:r>
       <w:proofErr w:type="spellEnd"/>
       <w:r>
@@ -2520,7 +5877,77 @@
           <w:rFonts w:hint="eastAsia"/>
           <w:lang w:val="en-US"/>
         </w:rPr>
-        <w:t xml:space="preserve"> 동작이 연속적으로 재생된다고 할 때, </w:t>
+        <w:t xml:space="preserve"> </w:t>
+      </w:r>
+      <w:r>
+        <w:rPr>
+          <w:rFonts w:hint="eastAsia"/>
+          <w:lang w:val="en-US"/>
+        </w:rPr>
+        <w:t>동작이</w:t>
+      </w:r>
+      <w:r>
+        <w:rPr>
+          <w:rFonts w:hint="eastAsia"/>
+          <w:lang w:val="en-US"/>
+        </w:rPr>
+        <w:t xml:space="preserve"> </w:t>
+      </w:r>
+      <w:r>
+        <w:rPr>
+          <w:rFonts w:hint="eastAsia"/>
+          <w:lang w:val="en-US"/>
+        </w:rPr>
+        <w:t>연속적으로</w:t>
+      </w:r>
+      <w:r>
+        <w:rPr>
+          <w:rFonts w:hint="eastAsia"/>
+          <w:lang w:val="en-US"/>
+        </w:rPr>
+        <w:t xml:space="preserve"> </w:t>
+      </w:r>
+      <w:r>
+        <w:rPr>
+          <w:rFonts w:hint="eastAsia"/>
+          <w:lang w:val="en-US"/>
+        </w:rPr>
+        <w:t>재생된다고</w:t>
+      </w:r>
+      <w:r>
+        <w:rPr>
+          <w:rFonts w:hint="eastAsia"/>
+          <w:lang w:val="en-US"/>
+        </w:rPr>
+        <w:t xml:space="preserve"> </w:t>
+      </w:r>
+      <w:r>
+        <w:rPr>
+          <w:rFonts w:hint="eastAsia"/>
+          <w:lang w:val="en-US"/>
+        </w:rPr>
+        <w:t>할</w:t>
+      </w:r>
+      <w:r>
+        <w:rPr>
+          <w:rFonts w:hint="eastAsia"/>
+          <w:lang w:val="en-US"/>
+        </w:rPr>
+        <w:t xml:space="preserve"> </w:t>
+      </w:r>
+      <w:r>
+        <w:rPr>
+          <w:rFonts w:hint="eastAsia"/>
+          <w:lang w:val="en-US"/>
+        </w:rPr>
+        <w:t>때</w:t>
+      </w:r>
+      <w:r>
+        <w:rPr>
+          <w:rFonts w:hint="eastAsia"/>
+          <w:lang w:val="en-US"/>
+        </w:rPr>
+        <w:t xml:space="preserve">, </w:t>
       </w:r>
       <w:proofErr w:type="spellStart"/>
       <w:r>
@@ -2530,13 +5957,48 @@
         </w:rPr>
         <w:t>A</w:t>
       </w:r>
-      <w:proofErr w:type="spellEnd"/>
-      <w:r>
-        <w:rPr>
-          <w:rFonts w:hint="eastAsia"/>
-          <w:lang w:val="en-US"/>
-        </w:rPr>
-        <w:t xml:space="preserve">동작 마지막 프레임의 </w:t>
+      <w:r>
+        <w:rPr>
+          <w:rFonts w:hint="eastAsia"/>
+          <w:lang w:val="en-US"/>
+        </w:rPr>
+        <w:t>동작</w:t>
+      </w:r>
+      <w:proofErr w:type="spellEnd"/>
+      <w:r>
+        <w:rPr>
+          <w:rFonts w:hint="eastAsia"/>
+          <w:lang w:val="en-US"/>
+        </w:rPr>
+        <w:t xml:space="preserve"> </w:t>
+      </w:r>
+      <w:r>
+        <w:rPr>
+          <w:rFonts w:hint="eastAsia"/>
+          <w:lang w:val="en-US"/>
+        </w:rPr>
+        <w:t>마지막</w:t>
+      </w:r>
+      <w:r>
+        <w:rPr>
+          <w:rFonts w:hint="eastAsia"/>
+          <w:lang w:val="en-US"/>
+        </w:rPr>
+        <w:t xml:space="preserve"> </w:t>
+      </w:r>
+      <w:r>
+        <w:rPr>
+          <w:rFonts w:hint="eastAsia"/>
+          <w:lang w:val="en-US"/>
+        </w:rPr>
+        <w:t>프레임의</w:t>
+      </w:r>
+      <w:r>
+        <w:rPr>
+          <w:rFonts w:hint="eastAsia"/>
+          <w:lang w:val="en-US"/>
+        </w:rPr>
+        <w:t xml:space="preserve"> </w:t>
       </w:r>
       <w:proofErr w:type="spellStart"/>
       <w:r>
@@ -2552,23 +6014,86 @@
           <w:rFonts w:hint="eastAsia"/>
           <w:lang w:val="en-US"/>
         </w:rPr>
-        <w:t xml:space="preserve"> 골격의 위치를 </w:t>
-      </w:r>
-      <w:proofErr w:type="spellStart"/>
-      <w:r>
-        <w:rPr>
-          <w:rFonts w:hint="eastAsia"/>
-          <w:lang w:val="en-US"/>
-        </w:rPr>
-        <w:t>B동작의</w:t>
-      </w:r>
-      <w:proofErr w:type="spellEnd"/>
-      <w:r>
-        <w:rPr>
-          <w:rFonts w:hint="eastAsia"/>
-          <w:lang w:val="en-US"/>
-        </w:rPr>
-        <w:t xml:space="preserve"> 시작 프레임의 </w:t>
+        <w:t xml:space="preserve"> </w:t>
+      </w:r>
+      <w:r>
+        <w:rPr>
+          <w:rFonts w:hint="eastAsia"/>
+          <w:lang w:val="en-US"/>
+        </w:rPr>
+        <w:t>골격의</w:t>
+      </w:r>
+      <w:r>
+        <w:rPr>
+          <w:rFonts w:hint="eastAsia"/>
+          <w:lang w:val="en-US"/>
+        </w:rPr>
+        <w:t xml:space="preserve"> </w:t>
+      </w:r>
+      <w:r>
+        <w:rPr>
+          <w:rFonts w:hint="eastAsia"/>
+          <w:lang w:val="en-US"/>
+        </w:rPr>
+        <w:t>위치를</w:t>
+      </w:r>
+      <w:r>
+        <w:rPr>
+          <w:rFonts w:hint="eastAsia"/>
+          <w:lang w:val="en-US"/>
+        </w:rPr>
+        <w:t xml:space="preserve"> </w:t>
+      </w:r>
+      <w:proofErr w:type="spellStart"/>
+      <w:r>
+        <w:rPr>
+          <w:rFonts w:hint="eastAsia"/>
+          <w:lang w:val="en-US"/>
+        </w:rPr>
+        <w:t>B</w:t>
+      </w:r>
+      <w:r>
+        <w:rPr>
+          <w:rFonts w:hint="eastAsia"/>
+          <w:lang w:val="en-US"/>
+        </w:rPr>
+        <w:t>동작의</w:t>
+      </w:r>
+      <w:proofErr w:type="spellEnd"/>
+      <w:r>
+        <w:rPr>
+          <w:rFonts w:hint="eastAsia"/>
+          <w:lang w:val="en-US"/>
+        </w:rPr>
+        <w:t xml:space="preserve"> </w:t>
+      </w:r>
+      <w:r>
+        <w:rPr>
+          <w:rFonts w:hint="eastAsia"/>
+          <w:lang w:val="en-US"/>
+        </w:rPr>
+        <w:t>시작</w:t>
+      </w:r>
+      <w:r>
+        <w:rPr>
+          <w:rFonts w:hint="eastAsia"/>
+          <w:lang w:val="en-US"/>
+        </w:rPr>
+        <w:t xml:space="preserve"> </w:t>
+      </w:r>
+      <w:r>
+        <w:rPr>
+          <w:rFonts w:hint="eastAsia"/>
+          <w:lang w:val="en-US"/>
+        </w:rPr>
+        <w:t>프레임의</w:t>
+      </w:r>
+      <w:r>
+        <w:rPr>
+          <w:rFonts w:hint="eastAsia"/>
+          <w:lang w:val="en-US"/>
+        </w:rPr>
+        <w:t xml:space="preserve"> </w:t>
       </w:r>
       <w:proofErr w:type="spellStart"/>
       <w:r>
@@ -2584,13 +6109,82 @@
           <w:rFonts w:hint="eastAsia"/>
           <w:lang w:val="en-US"/>
         </w:rPr>
-        <w:t xml:space="preserve"> 위치로 설정한다면 순간이동 문제는 해결된다.</w:t>
+        <w:t xml:space="preserve"> </w:t>
+      </w:r>
+      <w:r>
+        <w:rPr>
+          <w:rFonts w:hint="eastAsia"/>
+          <w:lang w:val="en-US"/>
+        </w:rPr>
+        <w:t>위치로</w:t>
+      </w:r>
+      <w:r>
+        <w:rPr>
+          <w:rFonts w:hint="eastAsia"/>
+          <w:lang w:val="en-US"/>
+        </w:rPr>
+        <w:t xml:space="preserve"> </w:t>
+      </w:r>
+      <w:r>
+        <w:rPr>
+          <w:rFonts w:hint="eastAsia"/>
+          <w:lang w:val="en-US"/>
+        </w:rPr>
+        <w:t>설정한다면</w:t>
+      </w:r>
+      <w:r>
+        <w:rPr>
+          <w:rFonts w:hint="eastAsia"/>
+          <w:lang w:val="en-US"/>
+        </w:rPr>
+        <w:t xml:space="preserve"> </w:t>
+      </w:r>
+      <w:r>
+        <w:rPr>
+          <w:rFonts w:hint="eastAsia"/>
+          <w:lang w:val="en-US"/>
+        </w:rPr>
+        <w:t>순간이동</w:t>
+      </w:r>
+      <w:r>
+        <w:rPr>
+          <w:rFonts w:hint="eastAsia"/>
+          <w:lang w:val="en-US"/>
+        </w:rPr>
+        <w:t xml:space="preserve"> </w:t>
+      </w:r>
+      <w:r>
+        <w:rPr>
+          <w:rFonts w:hint="eastAsia"/>
+          <w:lang w:val="en-US"/>
+        </w:rPr>
+        <w:t>문제는</w:t>
+      </w:r>
+      <w:r>
+        <w:rPr>
+          <w:rFonts w:hint="eastAsia"/>
+          <w:lang w:val="en-US"/>
+        </w:rPr>
+        <w:t xml:space="preserve"> </w:t>
+      </w:r>
+      <w:r>
+        <w:rPr>
+          <w:rFonts w:hint="eastAsia"/>
+          <w:lang w:val="en-US"/>
+        </w:rPr>
+        <w:t>해결된다</w:t>
+      </w:r>
+      <w:r>
+        <w:rPr>
+          <w:rFonts w:hint="eastAsia"/>
+          <w:lang w:val="en-US"/>
+        </w:rPr>
+        <w:t>.</w:t>
       </w:r>
     </w:p>
     <w:p>
       <w:pPr>
         <w:rPr>
-          <w:rFonts w:hint="eastAsia"/>
           <w:lang w:val="en-US"/>
         </w:rPr>
       </w:pPr>
@@ -2598,7 +6192,6 @@
         <w:rPr>
           <w:lang w:val="en-US"/>
         </w:rPr>
-        <w:lastRenderedPageBreak/>
         <w:tab/>
       </w:r>
       <w:r>
@@ -2606,7 +6199,42 @@
           <w:rFonts w:hint="eastAsia"/>
           <w:lang w:val="en-US"/>
         </w:rPr>
-        <w:t xml:space="preserve">두 번째 문제는 </w:t>
+        <w:t>두</w:t>
+      </w:r>
+      <w:r>
+        <w:rPr>
+          <w:rFonts w:hint="eastAsia"/>
+          <w:lang w:val="en-US"/>
+        </w:rPr>
+        <w:t xml:space="preserve"> </w:t>
+      </w:r>
+      <w:r>
+        <w:rPr>
+          <w:rFonts w:hint="eastAsia"/>
+          <w:lang w:val="en-US"/>
+        </w:rPr>
+        <w:t>번째</w:t>
+      </w:r>
+      <w:r>
+        <w:rPr>
+          <w:rFonts w:hint="eastAsia"/>
+          <w:lang w:val="en-US"/>
+        </w:rPr>
+        <w:t xml:space="preserve"> </w:t>
+      </w:r>
+      <w:r>
+        <w:rPr>
+          <w:rFonts w:hint="eastAsia"/>
+          <w:lang w:val="en-US"/>
+        </w:rPr>
+        <w:t>문제는</w:t>
+      </w:r>
+      <w:r>
+        <w:rPr>
+          <w:rFonts w:hint="eastAsia"/>
+          <w:lang w:val="en-US"/>
+        </w:rPr>
+        <w:t xml:space="preserve"> </w:t>
       </w:r>
       <w:proofErr w:type="spellStart"/>
       <w:r>
@@ -2622,7 +6250,63 @@
           <w:rFonts w:hint="eastAsia"/>
           <w:lang w:val="en-US"/>
         </w:rPr>
-        <w:t xml:space="preserve"> 보간 방식을 적용하여 해결하였다.</w:t>
+        <w:t xml:space="preserve"> </w:t>
+      </w:r>
+      <w:r>
+        <w:rPr>
+          <w:rFonts w:hint="eastAsia"/>
+          <w:lang w:val="en-US"/>
+        </w:rPr>
+        <w:t>보간</w:t>
+      </w:r>
+      <w:r>
+        <w:rPr>
+          <w:rFonts w:hint="eastAsia"/>
+          <w:lang w:val="en-US"/>
+        </w:rPr>
+        <w:t xml:space="preserve"> </w:t>
+      </w:r>
+      <w:r>
+        <w:rPr>
+          <w:rFonts w:hint="eastAsia"/>
+          <w:lang w:val="en-US"/>
+        </w:rPr>
+        <w:t>방식을</w:t>
+      </w:r>
+      <w:r>
+        <w:rPr>
+          <w:rFonts w:hint="eastAsia"/>
+          <w:lang w:val="en-US"/>
+        </w:rPr>
+        <w:t xml:space="preserve"> </w:t>
+      </w:r>
+      <w:r>
+        <w:rPr>
+          <w:rFonts w:hint="eastAsia"/>
+          <w:lang w:val="en-US"/>
+        </w:rPr>
+        <w:t>적용하여</w:t>
+      </w:r>
+      <w:r>
+        <w:rPr>
+          <w:rFonts w:hint="eastAsia"/>
+          <w:lang w:val="en-US"/>
+        </w:rPr>
+        <w:t xml:space="preserve"> </w:t>
+      </w:r>
+      <w:r>
+        <w:rPr>
+          <w:rFonts w:hint="eastAsia"/>
+          <w:lang w:val="en-US"/>
+        </w:rPr>
+        <w:t>해결하였다</w:t>
+      </w:r>
+      <w:r>
+        <w:rPr>
+          <w:rFonts w:hint="eastAsia"/>
+          <w:lang w:val="en-US"/>
+        </w:rPr>
+        <w:t>.</w:t>
       </w:r>
       <w:r>
         <w:rPr>
@@ -2645,7 +6329,91 @@
           <w:rFonts w:hint="eastAsia"/>
           <w:lang w:val="en-US"/>
         </w:rPr>
-        <w:t xml:space="preserve"> 대상이 원점을 중심으로 회전하는 움직임이므로 구면 </w:t>
+        <w:t xml:space="preserve"> </w:t>
+      </w:r>
+      <w:r>
+        <w:rPr>
+          <w:rFonts w:hint="eastAsia"/>
+          <w:lang w:val="en-US"/>
+        </w:rPr>
+        <w:t>대상이</w:t>
+      </w:r>
+      <w:r>
+        <w:rPr>
+          <w:rFonts w:hint="eastAsia"/>
+          <w:lang w:val="en-US"/>
+        </w:rPr>
+        <w:t xml:space="preserve"> </w:t>
+      </w:r>
+      <w:r>
+        <w:rPr>
+          <w:rFonts w:hint="eastAsia"/>
+          <w:lang w:val="en-US"/>
+        </w:rPr>
+        <w:t>원점을</w:t>
+      </w:r>
+      <w:r>
+        <w:rPr>
+          <w:rFonts w:hint="eastAsia"/>
+          <w:lang w:val="en-US"/>
+        </w:rPr>
+        <w:t xml:space="preserve"> </w:t>
+      </w:r>
+      <w:r>
+        <w:rPr>
+          <w:rFonts w:hint="eastAsia"/>
+          <w:lang w:val="en-US"/>
+        </w:rPr>
+        <w:t>중심으로</w:t>
+      </w:r>
+      <w:r>
+        <w:rPr>
+          <w:rFonts w:hint="eastAsia"/>
+          <w:lang w:val="en-US"/>
+        </w:rPr>
+        <w:t xml:space="preserve"> </w:t>
+      </w:r>
+      <w:r>
+        <w:rPr>
+          <w:rFonts w:hint="eastAsia"/>
+          <w:lang w:val="en-US"/>
+        </w:rPr>
+        <w:t>회전하는</w:t>
+      </w:r>
+      <w:r>
+        <w:rPr>
+          <w:rFonts w:hint="eastAsia"/>
+          <w:lang w:val="en-US"/>
+        </w:rPr>
+        <w:t xml:space="preserve"> </w:t>
+      </w:r>
+      <w:r>
+        <w:rPr>
+          <w:rFonts w:hint="eastAsia"/>
+          <w:lang w:val="en-US"/>
+        </w:rPr>
+        <w:t>움직임이므로</w:t>
+      </w:r>
+      <w:r>
+        <w:rPr>
+          <w:rFonts w:hint="eastAsia"/>
+          <w:lang w:val="en-US"/>
+        </w:rPr>
+        <w:t xml:space="preserve"> </w:t>
+      </w:r>
+      <w:r>
+        <w:rPr>
+          <w:rFonts w:hint="eastAsia"/>
+          <w:lang w:val="en-US"/>
+        </w:rPr>
+        <w:t>구면</w:t>
+      </w:r>
+      <w:r>
+        <w:rPr>
+          <w:rFonts w:hint="eastAsia"/>
+          <w:lang w:val="en-US"/>
+        </w:rPr>
+        <w:t xml:space="preserve"> </w:t>
       </w:r>
       <w:proofErr w:type="spellStart"/>
       <w:r>
@@ -2661,81 +6429,459 @@
           <w:rFonts w:hint="eastAsia"/>
           <w:lang w:val="en-US"/>
         </w:rPr>
-        <w:t xml:space="preserve"> 사용하여 관절을 따라 자연스럽게 움직이는 것처럼 만들었다. 이 </w:t>
-      </w:r>
-      <w:r>
-        <w:rPr>
-          <w:rFonts w:hint="eastAsia"/>
-          <w:lang w:val="en-US"/>
-        </w:rPr>
-        <w:t xml:space="preserve">보간 </w:t>
-      </w:r>
-      <w:r>
-        <w:rPr>
-          <w:rFonts w:hint="eastAsia"/>
-          <w:lang w:val="en-US"/>
-        </w:rPr>
-        <w:t xml:space="preserve">방식을 </w:t>
-      </w:r>
-      <w:r>
-        <w:rPr>
-          <w:rFonts w:hint="eastAsia"/>
-          <w:lang w:val="en-US"/>
-        </w:rPr>
-        <w:t xml:space="preserve">이용하여 </w:t>
-      </w:r>
-      <w:proofErr w:type="spellStart"/>
-      <w:r>
-        <w:rPr>
-          <w:rFonts w:hint="eastAsia"/>
-          <w:lang w:val="en-US"/>
-        </w:rPr>
-        <w:t>A동작의</w:t>
-      </w:r>
-      <w:proofErr w:type="spellEnd"/>
-      <w:r>
-        <w:rPr>
-          <w:rFonts w:hint="eastAsia"/>
-          <w:lang w:val="en-US"/>
-        </w:rPr>
-        <w:t xml:space="preserve"> 마지막 프레임의 자세부터 </w:t>
-      </w:r>
-      <w:proofErr w:type="spellStart"/>
-      <w:r>
-        <w:rPr>
-          <w:rFonts w:hint="eastAsia"/>
-          <w:lang w:val="en-US"/>
-        </w:rPr>
-        <w:t>B동작의</w:t>
-      </w:r>
-      <w:proofErr w:type="spellEnd"/>
-      <w:r>
-        <w:rPr>
-          <w:rFonts w:hint="eastAsia"/>
-          <w:lang w:val="en-US"/>
-        </w:rPr>
-        <w:t xml:space="preserve"> 첫 프레임의 자세로 100프레임동안 움직인다. </w:t>
-      </w:r>
-      <w:r>
-        <w:rPr>
-          <w:rFonts w:hint="eastAsia"/>
-          <w:lang w:val="en-US"/>
-        </w:rPr>
-        <w:t xml:space="preserve">결과적으로 </w:t>
-      </w:r>
-      <w:r>
-        <w:rPr>
-          <w:rFonts w:hint="eastAsia"/>
-          <w:lang w:val="en-US"/>
-        </w:rPr>
-        <w:t xml:space="preserve">연결된 동작 사이의 자세가 </w:t>
-      </w:r>
-      <w:r>
-        <w:rPr>
-          <w:rFonts w:hint="eastAsia"/>
-          <w:lang w:val="en-US"/>
-        </w:rPr>
-        <w:t>자연스럽게 이어지는 것처럼 보이게 된다.</w:t>
+        <w:t xml:space="preserve"> </w:t>
+      </w:r>
+      <w:r>
+        <w:rPr>
+          <w:rFonts w:hint="eastAsia"/>
+          <w:lang w:val="en-US"/>
+        </w:rPr>
+        <w:t>사용하여</w:t>
+      </w:r>
+      <w:r>
+        <w:rPr>
+          <w:rFonts w:hint="eastAsia"/>
+          <w:lang w:val="en-US"/>
+        </w:rPr>
+        <w:t xml:space="preserve"> </w:t>
+      </w:r>
+      <w:r>
+        <w:rPr>
+          <w:rFonts w:hint="eastAsia"/>
+          <w:lang w:val="en-US"/>
+        </w:rPr>
+        <w:t>관절을</w:t>
+      </w:r>
+      <w:r>
+        <w:rPr>
+          <w:rFonts w:hint="eastAsia"/>
+          <w:lang w:val="en-US"/>
+        </w:rPr>
+        <w:t xml:space="preserve"> </w:t>
+      </w:r>
+      <w:r>
+        <w:rPr>
+          <w:rFonts w:hint="eastAsia"/>
+          <w:lang w:val="en-US"/>
+        </w:rPr>
+        <w:t>따라</w:t>
+      </w:r>
+      <w:r>
+        <w:rPr>
+          <w:rFonts w:hint="eastAsia"/>
+          <w:lang w:val="en-US"/>
+        </w:rPr>
+        <w:t xml:space="preserve"> </w:t>
+      </w:r>
+      <w:r>
+        <w:rPr>
+          <w:rFonts w:hint="eastAsia"/>
+          <w:lang w:val="en-US"/>
+        </w:rPr>
+        <w:t>자연스럽게</w:t>
+      </w:r>
+      <w:r>
+        <w:rPr>
+          <w:rFonts w:hint="eastAsia"/>
+          <w:lang w:val="en-US"/>
+        </w:rPr>
+        <w:t xml:space="preserve"> </w:t>
+      </w:r>
+      <w:r>
+        <w:rPr>
+          <w:rFonts w:hint="eastAsia"/>
+          <w:lang w:val="en-US"/>
+        </w:rPr>
+        <w:t>움직이는</w:t>
+      </w:r>
+      <w:r>
+        <w:rPr>
+          <w:rFonts w:hint="eastAsia"/>
+          <w:lang w:val="en-US"/>
+        </w:rPr>
+        <w:t xml:space="preserve"> </w:t>
+      </w:r>
+      <w:r>
+        <w:rPr>
+          <w:rFonts w:hint="eastAsia"/>
+          <w:lang w:val="en-US"/>
+        </w:rPr>
+        <w:t>것처럼</w:t>
+      </w:r>
+      <w:r>
+        <w:rPr>
+          <w:rFonts w:hint="eastAsia"/>
+          <w:lang w:val="en-US"/>
+        </w:rPr>
+        <w:t xml:space="preserve"> </w:t>
+      </w:r>
+      <w:r>
+        <w:rPr>
+          <w:rFonts w:hint="eastAsia"/>
+          <w:lang w:val="en-US"/>
+        </w:rPr>
+        <w:t>만들었다</w:t>
+      </w:r>
+      <w:r>
+        <w:rPr>
+          <w:rFonts w:hint="eastAsia"/>
+          <w:lang w:val="en-US"/>
+        </w:rPr>
+        <w:t xml:space="preserve">. </w:t>
+      </w:r>
+      <w:r>
+        <w:rPr>
+          <w:rFonts w:hint="eastAsia"/>
+          <w:lang w:val="en-US"/>
+        </w:rPr>
+        <w:t>이</w:t>
+      </w:r>
+      <w:r>
+        <w:rPr>
+          <w:rFonts w:hint="eastAsia"/>
+          <w:lang w:val="en-US"/>
+        </w:rPr>
+        <w:t xml:space="preserve"> </w:t>
+      </w:r>
+      <w:r>
+        <w:rPr>
+          <w:rFonts w:hint="eastAsia"/>
+          <w:lang w:val="en-US"/>
+        </w:rPr>
+        <w:t>보간</w:t>
+      </w:r>
+      <w:r>
+        <w:rPr>
+          <w:rFonts w:hint="eastAsia"/>
+          <w:lang w:val="en-US"/>
+        </w:rPr>
+        <w:t xml:space="preserve"> </w:t>
+      </w:r>
+      <w:r>
+        <w:rPr>
+          <w:rFonts w:hint="eastAsia"/>
+          <w:lang w:val="en-US"/>
+        </w:rPr>
+        <w:t>방식을</w:t>
+      </w:r>
+      <w:r>
+        <w:rPr>
+          <w:rFonts w:hint="eastAsia"/>
+          <w:lang w:val="en-US"/>
+        </w:rPr>
+        <w:t xml:space="preserve"> </w:t>
+      </w:r>
+      <w:r>
+        <w:rPr>
+          <w:rFonts w:hint="eastAsia"/>
+          <w:lang w:val="en-US"/>
+        </w:rPr>
+        <w:t>이용하여</w:t>
+      </w:r>
+      <w:r>
+        <w:rPr>
+          <w:rFonts w:hint="eastAsia"/>
+          <w:lang w:val="en-US"/>
+        </w:rPr>
+        <w:t xml:space="preserve"> </w:t>
+      </w:r>
+      <w:proofErr w:type="spellStart"/>
+      <w:r>
+        <w:rPr>
+          <w:rFonts w:hint="eastAsia"/>
+          <w:lang w:val="en-US"/>
+        </w:rPr>
+        <w:t>A</w:t>
+      </w:r>
+      <w:r>
+        <w:rPr>
+          <w:rFonts w:hint="eastAsia"/>
+          <w:lang w:val="en-US"/>
+        </w:rPr>
+        <w:t>동작의</w:t>
+      </w:r>
+      <w:proofErr w:type="spellEnd"/>
+      <w:r>
+        <w:rPr>
+          <w:rFonts w:hint="eastAsia"/>
+          <w:lang w:val="en-US"/>
+        </w:rPr>
+        <w:t xml:space="preserve"> </w:t>
+      </w:r>
+      <w:r>
+        <w:rPr>
+          <w:rFonts w:hint="eastAsia"/>
+          <w:lang w:val="en-US"/>
+        </w:rPr>
+        <w:t>마지막</w:t>
+      </w:r>
+      <w:r>
+        <w:rPr>
+          <w:rFonts w:hint="eastAsia"/>
+          <w:lang w:val="en-US"/>
+        </w:rPr>
+        <w:t xml:space="preserve"> </w:t>
+      </w:r>
+      <w:r>
+        <w:rPr>
+          <w:rFonts w:hint="eastAsia"/>
+          <w:lang w:val="en-US"/>
+        </w:rPr>
+        <w:t>프레임의</w:t>
+      </w:r>
+      <w:r>
+        <w:rPr>
+          <w:rFonts w:hint="eastAsia"/>
+          <w:lang w:val="en-US"/>
+        </w:rPr>
+        <w:t xml:space="preserve"> </w:t>
+      </w:r>
+      <w:r>
+        <w:rPr>
+          <w:rFonts w:hint="eastAsia"/>
+          <w:lang w:val="en-US"/>
+        </w:rPr>
+        <w:t>자세부터</w:t>
+      </w:r>
+      <w:r>
+        <w:rPr>
+          <w:rFonts w:hint="eastAsia"/>
+          <w:lang w:val="en-US"/>
+        </w:rPr>
+        <w:t xml:space="preserve"> </w:t>
+      </w:r>
+      <w:proofErr w:type="spellStart"/>
+      <w:r>
+        <w:rPr>
+          <w:rFonts w:hint="eastAsia"/>
+          <w:lang w:val="en-US"/>
+        </w:rPr>
+        <w:t>B</w:t>
+      </w:r>
+      <w:r>
+        <w:rPr>
+          <w:rFonts w:hint="eastAsia"/>
+          <w:lang w:val="en-US"/>
+        </w:rPr>
+        <w:t>동작의</w:t>
+      </w:r>
+      <w:proofErr w:type="spellEnd"/>
+      <w:r>
+        <w:rPr>
+          <w:rFonts w:hint="eastAsia"/>
+          <w:lang w:val="en-US"/>
+        </w:rPr>
+        <w:t xml:space="preserve"> </w:t>
+      </w:r>
+      <w:r>
+        <w:rPr>
+          <w:rFonts w:hint="eastAsia"/>
+          <w:lang w:val="en-US"/>
+        </w:rPr>
+        <w:t>첫</w:t>
+      </w:r>
+      <w:r>
+        <w:rPr>
+          <w:rFonts w:hint="eastAsia"/>
+          <w:lang w:val="en-US"/>
+        </w:rPr>
+        <w:t xml:space="preserve"> </w:t>
+      </w:r>
+      <w:r>
+        <w:rPr>
+          <w:rFonts w:hint="eastAsia"/>
+          <w:lang w:val="en-US"/>
+        </w:rPr>
+        <w:t>프레임의</w:t>
+      </w:r>
+      <w:r>
+        <w:rPr>
+          <w:rFonts w:hint="eastAsia"/>
+          <w:lang w:val="en-US"/>
+        </w:rPr>
+        <w:t xml:space="preserve"> </w:t>
+      </w:r>
+      <w:r>
+        <w:rPr>
+          <w:rFonts w:hint="eastAsia"/>
+          <w:lang w:val="en-US"/>
+        </w:rPr>
+        <w:t>자세로</w:t>
+      </w:r>
+      <w:r>
+        <w:rPr>
+          <w:rFonts w:hint="eastAsia"/>
+          <w:lang w:val="en-US"/>
+        </w:rPr>
+        <w:t xml:space="preserve"> 100</w:t>
+      </w:r>
+      <w:r>
+        <w:rPr>
+          <w:rFonts w:hint="eastAsia"/>
+          <w:lang w:val="en-US"/>
+        </w:rPr>
+        <w:t>프레임동안</w:t>
+      </w:r>
+      <w:r>
+        <w:rPr>
+          <w:rFonts w:hint="eastAsia"/>
+          <w:lang w:val="en-US"/>
+        </w:rPr>
+        <w:t xml:space="preserve"> </w:t>
+      </w:r>
+      <w:r>
+        <w:rPr>
+          <w:rFonts w:hint="eastAsia"/>
+          <w:lang w:val="en-US"/>
+        </w:rPr>
+        <w:t>움직인다</w:t>
+      </w:r>
+      <w:r>
+        <w:rPr>
+          <w:rFonts w:hint="eastAsia"/>
+          <w:lang w:val="en-US"/>
+        </w:rPr>
+        <w:t xml:space="preserve">. </w:t>
+      </w:r>
+      <w:r>
+        <w:rPr>
+          <w:rFonts w:hint="eastAsia"/>
+          <w:lang w:val="en-US"/>
+        </w:rPr>
+        <w:t>결과적으로</w:t>
+      </w:r>
+      <w:r>
+        <w:rPr>
+          <w:rFonts w:hint="eastAsia"/>
+          <w:lang w:val="en-US"/>
+        </w:rPr>
+        <w:t xml:space="preserve"> </w:t>
+      </w:r>
+      <w:r>
+        <w:rPr>
+          <w:rFonts w:hint="eastAsia"/>
+          <w:lang w:val="en-US"/>
+        </w:rPr>
+        <w:t>연결된</w:t>
+      </w:r>
+      <w:r>
+        <w:rPr>
+          <w:rFonts w:hint="eastAsia"/>
+          <w:lang w:val="en-US"/>
+        </w:rPr>
+        <w:t xml:space="preserve"> </w:t>
+      </w:r>
+      <w:r>
+        <w:rPr>
+          <w:rFonts w:hint="eastAsia"/>
+          <w:lang w:val="en-US"/>
+        </w:rPr>
+        <w:t>동작</w:t>
+      </w:r>
+      <w:r>
+        <w:rPr>
+          <w:rFonts w:hint="eastAsia"/>
+          <w:lang w:val="en-US"/>
+        </w:rPr>
+        <w:t xml:space="preserve"> </w:t>
+      </w:r>
+      <w:r>
+        <w:rPr>
+          <w:rFonts w:hint="eastAsia"/>
+          <w:lang w:val="en-US"/>
+        </w:rPr>
+        <w:t>사이의</w:t>
+      </w:r>
+      <w:r>
+        <w:rPr>
+          <w:rFonts w:hint="eastAsia"/>
+          <w:lang w:val="en-US"/>
+        </w:rPr>
+        <w:t xml:space="preserve"> </w:t>
+      </w:r>
+      <w:r>
+        <w:rPr>
+          <w:rFonts w:hint="eastAsia"/>
+          <w:lang w:val="en-US"/>
+        </w:rPr>
+        <w:t>자세가</w:t>
+      </w:r>
+      <w:r>
+        <w:rPr>
+          <w:rFonts w:hint="eastAsia"/>
+          <w:lang w:val="en-US"/>
+        </w:rPr>
+        <w:t xml:space="preserve"> </w:t>
+      </w:r>
+      <w:r>
+        <w:rPr>
+          <w:rFonts w:hint="eastAsia"/>
+          <w:lang w:val="en-US"/>
+        </w:rPr>
+        <w:t>자연스럽게</w:t>
+      </w:r>
+      <w:r>
+        <w:rPr>
+          <w:rFonts w:hint="eastAsia"/>
+          <w:lang w:val="en-US"/>
+        </w:rPr>
+        <w:t xml:space="preserve"> </w:t>
+      </w:r>
+      <w:r>
+        <w:rPr>
+          <w:rFonts w:hint="eastAsia"/>
+          <w:lang w:val="en-US"/>
+        </w:rPr>
+        <w:t>이어지는</w:t>
+      </w:r>
+      <w:r>
+        <w:rPr>
+          <w:rFonts w:hint="eastAsia"/>
+          <w:lang w:val="en-US"/>
+        </w:rPr>
+        <w:t xml:space="preserve"> </w:t>
+      </w:r>
+      <w:r>
+        <w:rPr>
+          <w:rFonts w:hint="eastAsia"/>
+          <w:lang w:val="en-US"/>
+        </w:rPr>
+        <w:t>것처럼</w:t>
+      </w:r>
+      <w:r>
+        <w:rPr>
+          <w:rFonts w:hint="eastAsia"/>
+          <w:lang w:val="en-US"/>
+        </w:rPr>
+        <w:t xml:space="preserve"> </w:t>
+      </w:r>
+      <w:r>
+        <w:rPr>
+          <w:rFonts w:hint="eastAsia"/>
+          <w:lang w:val="en-US"/>
+        </w:rPr>
+        <w:t>보이게</w:t>
+      </w:r>
+      <w:r>
+        <w:rPr>
+          <w:rFonts w:hint="eastAsia"/>
+          <w:lang w:val="en-US"/>
+        </w:rPr>
+        <w:t xml:space="preserve"> </w:t>
+      </w:r>
+      <w:r>
+        <w:rPr>
+          <w:rFonts w:hint="eastAsia"/>
+          <w:lang w:val="en-US"/>
+        </w:rPr>
+        <w:t>된다</w:t>
+      </w:r>
+      <w:r>
+        <w:rPr>
+          <w:rFonts w:hint="eastAsia"/>
+          <w:lang w:val="en-US"/>
+        </w:rPr>
+        <w:t>.</w:t>
       </w:r>
     </w:p>
     <w:p>
@@ -2760,509 +6906,1144 @@
           <w:lang w:val="en-US"/>
         </w:rPr>
       </w:pPr>
-      <w:proofErr w:type="spellStart"/>
-      <w:r>
-        <w:rPr>
-          <w:b/>
-          <w:bCs/>
-          <w:lang w:val="en-US"/>
-        </w:rPr>
-        <w:t>Explain</w:t>
-      </w:r>
-      <w:proofErr w:type="spellEnd"/>
-      <w:r>
-        <w:rPr>
-          <w:b/>
-          <w:bCs/>
-          <w:lang w:val="en-US"/>
-        </w:rPr>
-        <w:t xml:space="preserve"> </w:t>
-      </w:r>
-      <w:proofErr w:type="spellStart"/>
-      <w:r>
-        <w:rPr>
-          <w:b/>
-          <w:bCs/>
-          <w:lang w:val="en-US"/>
-        </w:rPr>
-        <w:t>why</w:t>
-      </w:r>
-      <w:proofErr w:type="spellEnd"/>
-      <w:r>
-        <w:rPr>
-          <w:b/>
-          <w:bCs/>
-          <w:lang w:val="en-US"/>
-        </w:rPr>
-        <w:t xml:space="preserve"> </w:t>
-      </w:r>
-      <w:proofErr w:type="spellStart"/>
-      <w:r>
-        <w:rPr>
-          <w:b/>
-          <w:bCs/>
-          <w:lang w:val="en-US"/>
-        </w:rPr>
-        <w:t>you</w:t>
-      </w:r>
-      <w:proofErr w:type="spellEnd"/>
-      <w:r>
-        <w:rPr>
-          <w:b/>
-          <w:bCs/>
-          <w:lang w:val="en-US"/>
-        </w:rPr>
-        <w:t xml:space="preserve"> </w:t>
-      </w:r>
-      <w:proofErr w:type="spellStart"/>
-      <w:r>
-        <w:rPr>
-          <w:b/>
-          <w:bCs/>
-          <w:lang w:val="en-US"/>
-        </w:rPr>
-        <w:t>chose</w:t>
-      </w:r>
-      <w:proofErr w:type="spellEnd"/>
-      <w:r>
-        <w:rPr>
-          <w:b/>
-          <w:bCs/>
-          <w:lang w:val="en-US"/>
-        </w:rPr>
-        <w:t xml:space="preserve"> </w:t>
-      </w:r>
-      <w:proofErr w:type="spellStart"/>
-      <w:r>
-        <w:rPr>
-          <w:b/>
-          <w:bCs/>
-          <w:lang w:val="en-US"/>
-        </w:rPr>
-        <w:t>that</w:t>
-      </w:r>
-      <w:proofErr w:type="spellEnd"/>
-      <w:r>
-        <w:rPr>
-          <w:b/>
-          <w:bCs/>
-          <w:lang w:val="en-US"/>
-        </w:rPr>
-        <w:t xml:space="preserve"> </w:t>
-      </w:r>
-      <w:proofErr w:type="spellStart"/>
-      <w:r>
-        <w:rPr>
-          <w:b/>
-          <w:bCs/>
-          <w:lang w:val="en-US"/>
-        </w:rPr>
-        <w:t>idea</w:t>
-      </w:r>
-      <w:proofErr w:type="spellEnd"/>
-      <w:r>
-        <w:rPr>
-          <w:b/>
-          <w:bCs/>
-          <w:lang w:val="en-US"/>
-        </w:rPr>
-        <w:t xml:space="preserve"> </w:t>
-      </w:r>
-      <w:proofErr w:type="spellStart"/>
-      <w:r>
-        <w:rPr>
-          <w:b/>
-          <w:bCs/>
-          <w:lang w:val="en-US"/>
-        </w:rPr>
-        <w:t>or</w:t>
-      </w:r>
-      <w:proofErr w:type="spellEnd"/>
-      <w:r>
-        <w:rPr>
-          <w:b/>
-          <w:bCs/>
-          <w:lang w:val="en-US"/>
-        </w:rPr>
-        <w:t xml:space="preserve"> </w:t>
-      </w:r>
-      <w:proofErr w:type="spellStart"/>
-      <w:r>
-        <w:rPr>
-          <w:b/>
-          <w:bCs/>
-          <w:lang w:val="en-US"/>
-        </w:rPr>
-        <w:t>what</w:t>
-      </w:r>
-      <w:proofErr w:type="spellEnd"/>
-      <w:r>
-        <w:rPr>
-          <w:b/>
-          <w:bCs/>
-          <w:lang w:val="en-US"/>
-        </w:rPr>
-        <w:t xml:space="preserve"> </w:t>
-      </w:r>
-      <w:proofErr w:type="spellStart"/>
-      <w:r>
-        <w:rPr>
-          <w:b/>
-          <w:bCs/>
-          <w:lang w:val="en-US"/>
-        </w:rPr>
-        <w:t>you</w:t>
-      </w:r>
-      <w:proofErr w:type="spellEnd"/>
-      <w:r>
-        <w:rPr>
-          <w:b/>
-          <w:bCs/>
-          <w:lang w:val="en-US"/>
-        </w:rPr>
-        <w:t xml:space="preserve"> </w:t>
-      </w:r>
-      <w:proofErr w:type="spellStart"/>
-      <w:r>
-        <w:rPr>
-          <w:b/>
-          <w:bCs/>
-          <w:lang w:val="en-US"/>
-        </w:rPr>
-        <w:t>found</w:t>
-      </w:r>
-      <w:proofErr w:type="spellEnd"/>
-      <w:r>
-        <w:rPr>
-          <w:b/>
-          <w:bCs/>
-          <w:lang w:val="en-US"/>
-        </w:rPr>
-        <w:t xml:space="preserve"> </w:t>
-      </w:r>
-      <w:proofErr w:type="spellStart"/>
-      <w:r>
-        <w:rPr>
-          <w:b/>
-          <w:bCs/>
-          <w:lang w:val="en-US"/>
-        </w:rPr>
-        <w:t>interesting</w:t>
-      </w:r>
-      <w:proofErr w:type="spellEnd"/>
-      <w:r>
-        <w:rPr>
-          <w:b/>
-          <w:bCs/>
-          <w:lang w:val="en-US"/>
-        </w:rPr>
-        <w:t xml:space="preserve"> </w:t>
-      </w:r>
-      <w:proofErr w:type="spellStart"/>
-      <w:r>
-        <w:rPr>
-          <w:b/>
-          <w:bCs/>
-          <w:lang w:val="en-US"/>
-        </w:rPr>
-        <w:t>about</w:t>
-      </w:r>
-      <w:proofErr w:type="spellEnd"/>
-      <w:r>
-        <w:rPr>
-          <w:b/>
-          <w:bCs/>
-          <w:lang w:val="en-US"/>
-        </w:rPr>
-        <w:t xml:space="preserve"> </w:t>
-      </w:r>
-      <w:proofErr w:type="spellStart"/>
-      <w:r>
-        <w:rPr>
-          <w:b/>
-          <w:bCs/>
-          <w:lang w:val="en-US"/>
-        </w:rPr>
-        <w:t>it</w:t>
-      </w:r>
-      <w:proofErr w:type="spellEnd"/>
+      <w:r>
+        <w:rPr>
+          <w:b/>
+          <w:bCs/>
+          <w:lang w:val="en-US"/>
+        </w:rPr>
+        <w:t>explain how your exploration/application works</w:t>
+      </w:r>
     </w:p>
     <w:p>
       <w:pPr>
         <w:rPr>
+          <w:rFonts w:hint="eastAsia"/>
           <w:lang w:val="en-US"/>
         </w:rPr>
       </w:pPr>
       <w:r>
         <w:rPr>
+          <w:b/>
+          <w:bCs/>
           <w:lang w:val="en-US"/>
         </w:rPr>
         <w:tab/>
       </w:r>
       <w:r>
         <w:rPr>
-          <w:rFonts w:hint="eastAsia"/>
-          <w:lang w:val="en-US"/>
-        </w:rPr>
-        <w:t xml:space="preserve">강의를 들으며, </w:t>
-      </w:r>
-      <w:proofErr w:type="spellStart"/>
-      <w:r>
-        <w:rPr>
-          <w:rFonts w:hint="eastAsia"/>
-          <w:lang w:val="en-US"/>
-        </w:rPr>
-        <w:t>keyframe</w:t>
-      </w:r>
-      <w:proofErr w:type="spellEnd"/>
-      <w:r>
-        <w:rPr>
-          <w:rFonts w:hint="eastAsia"/>
-          <w:lang w:val="en-US"/>
-        </w:rPr>
-        <w:t xml:space="preserve"> </w:t>
-      </w:r>
-      <w:proofErr w:type="spellStart"/>
-      <w:r>
-        <w:rPr>
-          <w:rFonts w:hint="eastAsia"/>
-          <w:lang w:val="en-US"/>
-        </w:rPr>
-        <w:t>animation</w:t>
-      </w:r>
-      <w:proofErr w:type="spellEnd"/>
-      <w:r>
-        <w:rPr>
-          <w:rFonts w:hint="eastAsia"/>
-          <w:lang w:val="en-US"/>
-        </w:rPr>
-        <w:t xml:space="preserve"> 기법이 흥미롭다고 생각했다. 애니메이션은 당연히 한 프레임마다 </w:t>
-      </w:r>
-      <w:proofErr w:type="spellStart"/>
-      <w:r>
-        <w:rPr>
-          <w:rFonts w:hint="eastAsia"/>
-          <w:lang w:val="en-US"/>
-        </w:rPr>
-        <w:t>애니메이터가</w:t>
-      </w:r>
-      <w:proofErr w:type="spellEnd"/>
-      <w:r>
-        <w:rPr>
-          <w:rFonts w:hint="eastAsia"/>
-          <w:lang w:val="en-US"/>
-        </w:rPr>
-        <w:t xml:space="preserve"> 그리거나 </w:t>
-      </w:r>
-      <w:r>
-        <w:rPr>
-          <w:rFonts w:hint="eastAsia"/>
-          <w:lang w:val="en-US"/>
-        </w:rPr>
-        <w:t xml:space="preserve">모델링을 진행해야 한다고 생각했는데, 동작의 특징적인 프레임만 모델링하고 그 중간 </w:t>
-      </w:r>
-      <w:r>
-        <w:rPr>
-          <w:rFonts w:ascii="맑은 고딕" w:eastAsia="맑은 고딕" w:hAnsi="맑은 고딕" w:hint="eastAsia"/>
-          <w:lang w:val="en-US"/>
-        </w:rPr>
-        <w:t xml:space="preserve">프레임들은 </w:t>
-      </w:r>
-      <w:proofErr w:type="spellStart"/>
-      <w:r>
-        <w:rPr>
-          <w:rFonts w:ascii="맑은 고딕" w:eastAsia="맑은 고딕" w:hAnsi="맑은 고딕" w:hint="eastAsia"/>
-          <w:lang w:val="en-US"/>
-        </w:rPr>
-        <w:t>interpolation을</w:t>
-      </w:r>
-      <w:proofErr w:type="spellEnd"/>
-      <w:r>
-        <w:rPr>
-          <w:rFonts w:ascii="맑은 고딕" w:eastAsia="맑은 고딕" w:hAnsi="맑은 고딕" w:hint="eastAsia"/>
-          <w:lang w:val="en-US"/>
-        </w:rPr>
-        <w:t xml:space="preserve"> 통해 생성해낸다는 아이디어가 신선하게 느껴졌다. 그래서 이 프로젝트를 구상하면서, 모션 캡쳐 움직임에 이 기법을 녹여낸다면 재미있을 것 같았다.</w:t>
+          <w:lang w:val="en-US"/>
+        </w:rPr>
+        <w:t>motion_sequence.py</w:t>
+      </w:r>
+      <w:r>
+        <w:rPr>
+          <w:lang w:val="en-US"/>
+        </w:rPr>
+        <w:t>의</w:t>
+      </w:r>
+      <w:r>
+        <w:rPr>
+          <w:lang w:val="en-US"/>
+        </w:rPr>
+        <w:t xml:space="preserve"> </w:t>
+      </w:r>
+      <w:proofErr w:type="spellStart"/>
+      <w:r>
+        <w:rPr>
+          <w:lang w:val="en-US"/>
+        </w:rPr>
+        <w:t>MotionSequence</w:t>
+      </w:r>
+      <w:proofErr w:type="spellEnd"/>
+      <w:r>
+        <w:rPr>
+          <w:lang w:val="en-US"/>
+        </w:rPr>
+        <w:t>가</w:t>
+      </w:r>
+      <w:r>
+        <w:rPr>
+          <w:lang w:val="en-US"/>
+        </w:rPr>
+        <w:t xml:space="preserve"> </w:t>
+      </w:r>
+      <w:r>
+        <w:rPr>
+          <w:lang w:val="en-US"/>
+        </w:rPr>
+        <w:t>핵심으로</w:t>
+      </w:r>
+      <w:r>
+        <w:rPr>
+          <w:lang w:val="en-US"/>
+        </w:rPr>
+        <w:t xml:space="preserve">, </w:t>
+      </w:r>
+      <w:r>
+        <w:rPr>
+          <w:lang w:val="en-US"/>
+        </w:rPr>
+        <w:t>동일</w:t>
+      </w:r>
+      <w:r>
+        <w:rPr>
+          <w:lang w:val="en-US"/>
+        </w:rPr>
+        <w:t xml:space="preserve"> </w:t>
+      </w:r>
+      <w:r>
+        <w:rPr>
+          <w:lang w:val="en-US"/>
+        </w:rPr>
+        <w:t>골격의</w:t>
+      </w:r>
+      <w:r>
+        <w:rPr>
+          <w:lang w:val="en-US"/>
+        </w:rPr>
+        <w:t xml:space="preserve"> </w:t>
+      </w:r>
+      <w:r>
+        <w:rPr>
+          <w:lang w:val="en-US"/>
+        </w:rPr>
+        <w:t>여러</w:t>
+      </w:r>
+      <w:r>
+        <w:rPr>
+          <w:lang w:val="en-US"/>
+        </w:rPr>
+        <w:t xml:space="preserve"> BVH </w:t>
+      </w:r>
+      <w:r>
+        <w:rPr>
+          <w:lang w:val="en-US"/>
+        </w:rPr>
+        <w:t>클립</w:t>
+      </w:r>
+      <w:r>
+        <w:rPr>
+          <w:lang w:val="en-US"/>
+        </w:rPr>
+        <w:t>(</w:t>
+      </w:r>
+      <w:proofErr w:type="spellStart"/>
+      <w:r>
+        <w:rPr>
+          <w:lang w:val="en-US"/>
+        </w:rPr>
+        <w:t>walk_stop</w:t>
+      </w:r>
+      <w:proofErr w:type="spellEnd"/>
+      <w:r>
+        <w:rPr>
+          <w:lang w:val="en-US"/>
+        </w:rPr>
+        <w:t xml:space="preserve"> </w:t>
+      </w:r>
+      <w:r>
+        <w:rPr>
+          <w:rFonts w:hint="eastAsia"/>
+          <w:lang w:val="en-US"/>
+        </w:rPr>
+        <w:t>-&gt;</w:t>
+      </w:r>
+      <w:r>
+        <w:rPr>
+          <w:lang w:val="en-US"/>
+        </w:rPr>
+        <w:t xml:space="preserve"> dance2 </w:t>
+      </w:r>
+      <w:r>
+        <w:rPr>
+          <w:rFonts w:hint="eastAsia"/>
+          <w:lang w:val="en-US"/>
+        </w:rPr>
+        <w:t>-&gt;</w:t>
+      </w:r>
+      <w:r>
+        <w:rPr>
+          <w:lang w:val="en-US"/>
+        </w:rPr>
+        <w:t xml:space="preserve"> walk)</w:t>
+      </w:r>
+      <w:r>
+        <w:rPr>
+          <w:lang w:val="en-US"/>
+        </w:rPr>
+        <w:t>을</w:t>
+      </w:r>
+      <w:r>
+        <w:rPr>
+          <w:lang w:val="en-US"/>
+        </w:rPr>
+        <w:t xml:space="preserve"> </w:t>
+      </w:r>
+      <w:r>
+        <w:rPr>
+          <w:lang w:val="en-US"/>
+        </w:rPr>
+        <w:t>하나의</w:t>
+      </w:r>
+      <w:r>
+        <w:rPr>
+          <w:lang w:val="en-US"/>
+        </w:rPr>
+        <w:t xml:space="preserve"> </w:t>
+      </w:r>
+      <w:r>
+        <w:rPr>
+          <w:lang w:val="en-US"/>
+        </w:rPr>
+        <w:t>연속된</w:t>
+      </w:r>
+      <w:r>
+        <w:rPr>
+          <w:lang w:val="en-US"/>
+        </w:rPr>
+        <w:t xml:space="preserve"> </w:t>
+      </w:r>
+      <w:r>
+        <w:rPr>
+          <w:lang w:val="en-US"/>
+        </w:rPr>
+        <w:t>타임라인으로</w:t>
+      </w:r>
+      <w:r>
+        <w:rPr>
+          <w:lang w:val="en-US"/>
+        </w:rPr>
+        <w:t xml:space="preserve"> </w:t>
+      </w:r>
+      <w:r>
+        <w:rPr>
+          <w:lang w:val="en-US"/>
+        </w:rPr>
+        <w:t>잇는</w:t>
+      </w:r>
+      <w:r>
+        <w:rPr>
+          <w:lang w:val="en-US"/>
+        </w:rPr>
+        <w:t xml:space="preserve"> </w:t>
+      </w:r>
+      <w:r>
+        <w:rPr>
+          <w:lang w:val="en-US"/>
+        </w:rPr>
+        <w:t>방식으로</w:t>
+      </w:r>
+      <w:r>
+        <w:rPr>
+          <w:lang w:val="en-US"/>
+        </w:rPr>
+        <w:t xml:space="preserve"> </w:t>
+      </w:r>
+      <w:r>
+        <w:rPr>
+          <w:lang w:val="en-US"/>
+        </w:rPr>
+        <w:t>동작</w:t>
+      </w:r>
+      <w:r>
+        <w:rPr>
+          <w:rFonts w:hint="eastAsia"/>
+          <w:lang w:val="en-US"/>
+        </w:rPr>
+        <w:t>한다</w:t>
+      </w:r>
+      <w:r>
+        <w:rPr>
+          <w:lang w:val="en-US"/>
+        </w:rPr>
+        <w:t xml:space="preserve">. </w:t>
+      </w:r>
+      <w:r>
+        <w:rPr>
+          <w:lang w:val="en-US"/>
+        </w:rPr>
+        <w:t>먼저</w:t>
+      </w:r>
+      <w:r>
+        <w:rPr>
+          <w:lang w:val="en-US"/>
+        </w:rPr>
+        <w:t xml:space="preserve"> </w:t>
+      </w:r>
+      <w:r>
+        <w:rPr>
+          <w:lang w:val="en-US"/>
+        </w:rPr>
+        <w:t>각</w:t>
+      </w:r>
+      <w:r>
+        <w:rPr>
+          <w:lang w:val="en-US"/>
+        </w:rPr>
+        <w:t xml:space="preserve"> </w:t>
+      </w:r>
+      <w:r>
+        <w:rPr>
+          <w:lang w:val="en-US"/>
+        </w:rPr>
+        <w:t>클립</w:t>
+      </w:r>
+      <w:r>
+        <w:rPr>
+          <w:lang w:val="en-US"/>
+        </w:rPr>
+        <w:t xml:space="preserve"> </w:t>
+      </w:r>
+      <w:r>
+        <w:rPr>
+          <w:lang w:val="en-US"/>
+        </w:rPr>
+        <w:t>복사본의</w:t>
+      </w:r>
+      <w:r>
+        <w:rPr>
+          <w:lang w:val="en-US"/>
+        </w:rPr>
+        <w:t xml:space="preserve"> </w:t>
+      </w:r>
+      <w:r>
+        <w:rPr>
+          <w:lang w:val="en-US"/>
+        </w:rPr>
+        <w:t>앞뒤에</w:t>
+      </w:r>
+      <w:r>
+        <w:rPr>
+          <w:lang w:val="en-US"/>
+        </w:rPr>
+        <w:t xml:space="preserve"> </w:t>
+      </w:r>
+      <w:r>
+        <w:rPr>
+          <w:lang w:val="en-US"/>
+        </w:rPr>
+        <w:t>붙은</w:t>
+      </w:r>
+      <w:r>
+        <w:rPr>
+          <w:lang w:val="en-US"/>
+        </w:rPr>
+        <w:t xml:space="preserve"> T</w:t>
+      </w:r>
+      <w:r>
+        <w:rPr>
+          <w:lang w:val="en-US"/>
+        </w:rPr>
+        <w:t>자</w:t>
+      </w:r>
+      <w:r>
+        <w:rPr>
+          <w:rFonts w:hint="eastAsia"/>
+          <w:lang w:val="en-US"/>
+        </w:rPr>
+        <w:t xml:space="preserve"> </w:t>
+      </w:r>
+      <w:r>
+        <w:rPr>
+          <w:lang w:val="en-US"/>
+        </w:rPr>
+        <w:t>자세와</w:t>
+      </w:r>
+      <w:r>
+        <w:rPr>
+          <w:lang w:val="en-US"/>
+        </w:rPr>
+        <w:t xml:space="preserve"> </w:t>
+      </w:r>
+      <w:r>
+        <w:rPr>
+          <w:lang w:val="en-US"/>
+        </w:rPr>
+        <w:t>그</w:t>
+      </w:r>
+      <w:r>
+        <w:rPr>
+          <w:lang w:val="en-US"/>
+        </w:rPr>
+        <w:t xml:space="preserve"> </w:t>
+      </w:r>
+      <w:r>
+        <w:rPr>
+          <w:lang w:val="en-US"/>
+        </w:rPr>
+        <w:t>직후</w:t>
+      </w:r>
+      <w:r>
+        <w:rPr>
+          <w:lang w:val="en-US"/>
+        </w:rPr>
+        <w:t xml:space="preserve"> </w:t>
+      </w:r>
+      <w:r>
+        <w:rPr>
+          <w:rFonts w:hint="eastAsia"/>
+          <w:lang w:val="en-US"/>
+        </w:rPr>
+        <w:t>고속으로</w:t>
+      </w:r>
+      <w:r>
+        <w:rPr>
+          <w:rFonts w:hint="eastAsia"/>
+          <w:lang w:val="en-US"/>
+        </w:rPr>
+        <w:t xml:space="preserve"> </w:t>
+      </w:r>
+      <w:r>
+        <w:rPr>
+          <w:rFonts w:hint="eastAsia"/>
+          <w:lang w:val="en-US"/>
+        </w:rPr>
+        <w:t>동작이</w:t>
+      </w:r>
+      <w:r>
+        <w:rPr>
+          <w:rFonts w:hint="eastAsia"/>
+          <w:lang w:val="en-US"/>
+        </w:rPr>
+        <w:t xml:space="preserve"> </w:t>
+      </w:r>
+      <w:r>
+        <w:rPr>
+          <w:rFonts w:hint="eastAsia"/>
+          <w:lang w:val="en-US"/>
+        </w:rPr>
+        <w:t>변하는</w:t>
+      </w:r>
+      <w:r>
+        <w:rPr>
+          <w:rFonts w:hint="eastAsia"/>
+          <w:lang w:val="en-US"/>
+        </w:rPr>
+        <w:t xml:space="preserve"> </w:t>
+      </w:r>
+      <w:r>
+        <w:rPr>
+          <w:lang w:val="en-US"/>
+        </w:rPr>
+        <w:t>프레임을</w:t>
+      </w:r>
+      <w:r>
+        <w:rPr>
+          <w:lang w:val="en-US"/>
+        </w:rPr>
+        <w:t xml:space="preserve"> </w:t>
+      </w:r>
+      <w:r>
+        <w:rPr>
+          <w:lang w:val="en-US"/>
+        </w:rPr>
+        <w:t>활성도</w:t>
+      </w:r>
+      <w:r>
+        <w:rPr>
+          <w:lang w:val="en-US"/>
+        </w:rPr>
+        <w:t>·</w:t>
+      </w:r>
+      <w:r>
+        <w:rPr>
+          <w:lang w:val="en-US"/>
+        </w:rPr>
+        <w:t>각속도</w:t>
+      </w:r>
+      <w:r>
+        <w:rPr>
+          <w:lang w:val="en-US"/>
+        </w:rPr>
+        <w:t xml:space="preserve"> </w:t>
+      </w:r>
+      <w:r>
+        <w:rPr>
+          <w:lang w:val="en-US"/>
+        </w:rPr>
+        <w:t>기준으로</w:t>
+      </w:r>
+      <w:r>
+        <w:rPr>
+          <w:lang w:val="en-US"/>
+        </w:rPr>
+        <w:t xml:space="preserve"> </w:t>
+      </w:r>
+      <w:proofErr w:type="spellStart"/>
+      <w:r>
+        <w:rPr>
+          <w:lang w:val="en-US"/>
+        </w:rPr>
+        <w:t>트리밍한</w:t>
+      </w:r>
+      <w:proofErr w:type="spellEnd"/>
+      <w:r>
+        <w:rPr>
+          <w:lang w:val="en-US"/>
+        </w:rPr>
+        <w:t xml:space="preserve"> </w:t>
+      </w:r>
+      <w:r>
+        <w:rPr>
+          <w:lang w:val="en-US"/>
+        </w:rPr>
+        <w:t>뒤</w:t>
+      </w:r>
+      <w:r>
+        <w:rPr>
+          <w:lang w:val="en-US"/>
+        </w:rPr>
+        <w:t>(_</w:t>
+      </w:r>
+      <w:proofErr w:type="spellStart"/>
+      <w:r>
+        <w:rPr>
+          <w:lang w:val="en-US"/>
+        </w:rPr>
+        <w:t>trim_rest</w:t>
+      </w:r>
+      <w:proofErr w:type="spellEnd"/>
+      <w:r>
+        <w:rPr>
+          <w:lang w:val="en-US"/>
+        </w:rPr>
+        <w:t xml:space="preserve">), </w:t>
+      </w:r>
+      <w:r>
+        <w:rPr>
+          <w:lang w:val="en-US"/>
+        </w:rPr>
+        <w:t>다음</w:t>
+      </w:r>
+      <w:r>
+        <w:rPr>
+          <w:lang w:val="en-US"/>
+        </w:rPr>
+        <w:t xml:space="preserve"> </w:t>
+      </w:r>
+      <w:r>
+        <w:rPr>
+          <w:lang w:val="en-US"/>
+        </w:rPr>
+        <w:t>클립을</w:t>
+      </w:r>
+      <w:r>
+        <w:rPr>
+          <w:lang w:val="en-US"/>
+        </w:rPr>
+        <w:t xml:space="preserve"> </w:t>
+      </w:r>
+      <w:r>
+        <w:rPr>
+          <w:lang w:val="en-US"/>
+        </w:rPr>
+        <w:t>직전</w:t>
+      </w:r>
+      <w:r>
+        <w:rPr>
+          <w:lang w:val="en-US"/>
+        </w:rPr>
+        <w:t xml:space="preserve"> </w:t>
+      </w:r>
+      <w:r>
+        <w:rPr>
+          <w:lang w:val="en-US"/>
+        </w:rPr>
+        <w:t>클립이</w:t>
+      </w:r>
+      <w:r>
+        <w:rPr>
+          <w:lang w:val="en-US"/>
+        </w:rPr>
+        <w:t xml:space="preserve"> </w:t>
+      </w:r>
+      <w:r>
+        <w:rPr>
+          <w:lang w:val="en-US"/>
+        </w:rPr>
+        <w:t>끝난</w:t>
+      </w:r>
+      <w:r>
+        <w:rPr>
+          <w:lang w:val="en-US"/>
+        </w:rPr>
+        <w:t xml:space="preserve"> XZ </w:t>
+      </w:r>
+      <w:r>
+        <w:rPr>
+          <w:lang w:val="en-US"/>
+        </w:rPr>
+        <w:t>위치와</w:t>
+      </w:r>
+      <w:r>
+        <w:rPr>
+          <w:lang w:val="en-US"/>
+        </w:rPr>
+        <w:t xml:space="preserve"> </w:t>
+      </w:r>
+      <w:r>
+        <w:rPr>
+          <w:lang w:val="en-US"/>
+        </w:rPr>
+        <w:lastRenderedPageBreak/>
+        <w:t>진행방향에</w:t>
+      </w:r>
+      <w:r>
+        <w:rPr>
+          <w:lang w:val="en-US"/>
+        </w:rPr>
+        <w:t xml:space="preserve"> </w:t>
+      </w:r>
+      <w:r>
+        <w:rPr>
+          <w:lang w:val="en-US"/>
+        </w:rPr>
+        <w:t>맞춰</w:t>
+      </w:r>
+      <w:r>
+        <w:rPr>
+          <w:lang w:val="en-US"/>
+        </w:rPr>
+        <w:t xml:space="preserve"> </w:t>
+      </w:r>
+      <w:r>
+        <w:rPr>
+          <w:lang w:val="en-US"/>
+        </w:rPr>
+        <w:t>회전</w:t>
+      </w:r>
+      <w:r>
+        <w:rPr>
+          <w:lang w:val="en-US"/>
+        </w:rPr>
+        <w:t>·</w:t>
+      </w:r>
+      <w:r>
+        <w:rPr>
+          <w:lang w:val="en-US"/>
+        </w:rPr>
+        <w:t>이동으로</w:t>
+      </w:r>
+      <w:r>
+        <w:rPr>
+          <w:lang w:val="en-US"/>
+        </w:rPr>
+        <w:t xml:space="preserve"> </w:t>
+      </w:r>
+      <w:r>
+        <w:rPr>
+          <w:lang w:val="en-US"/>
+        </w:rPr>
+        <w:t>정렬해</w:t>
+      </w:r>
+      <w:r>
+        <w:rPr>
+          <w:lang w:val="en-US"/>
+        </w:rPr>
+        <w:t xml:space="preserve"> </w:t>
+      </w:r>
+      <w:r>
+        <w:rPr>
+          <w:lang w:val="en-US"/>
+        </w:rPr>
+        <w:t>순간이동을</w:t>
+      </w:r>
+      <w:r>
+        <w:rPr>
+          <w:lang w:val="en-US"/>
+        </w:rPr>
+        <w:t xml:space="preserve"> </w:t>
+      </w:r>
+      <w:r>
+        <w:rPr>
+          <w:lang w:val="en-US"/>
+        </w:rPr>
+        <w:t>없애고</w:t>
+      </w:r>
+      <w:r>
+        <w:rPr>
+          <w:rFonts w:hint="eastAsia"/>
+          <w:lang w:val="en-US"/>
+        </w:rPr>
+        <w:t xml:space="preserve">, </w:t>
+      </w:r>
+      <w:r>
+        <w:rPr>
+          <w:lang w:val="en-US"/>
+        </w:rPr>
+        <w:t>클립</w:t>
+      </w:r>
+      <w:r>
+        <w:rPr>
+          <w:lang w:val="en-US"/>
+        </w:rPr>
+        <w:t xml:space="preserve"> </w:t>
+      </w:r>
+      <w:r>
+        <w:rPr>
+          <w:lang w:val="en-US"/>
+        </w:rPr>
+        <w:t>사이마다</w:t>
+      </w:r>
+      <w:r>
+        <w:rPr>
+          <w:lang w:val="en-US"/>
+        </w:rPr>
+        <w:t xml:space="preserve"> </w:t>
+      </w:r>
+      <w:r>
+        <w:rPr>
+          <w:lang w:val="en-US"/>
+        </w:rPr>
+        <w:t>전환</w:t>
+      </w:r>
+      <w:r>
+        <w:rPr>
+          <w:lang w:val="en-US"/>
+        </w:rPr>
+        <w:t xml:space="preserve"> </w:t>
+      </w:r>
+      <w:r>
+        <w:rPr>
+          <w:lang w:val="en-US"/>
+        </w:rPr>
+        <w:t>구간</w:t>
+      </w:r>
+      <w:r>
+        <w:rPr>
+          <w:rFonts w:hint="eastAsia"/>
+          <w:lang w:val="en-US"/>
+        </w:rPr>
+        <w:t>의</w:t>
+      </w:r>
+      <w:r>
+        <w:rPr>
+          <w:rFonts w:hint="eastAsia"/>
+          <w:lang w:val="en-US"/>
+        </w:rPr>
+        <w:t xml:space="preserve"> </w:t>
+      </w:r>
+      <w:r>
+        <w:rPr>
+          <w:rFonts w:hint="eastAsia"/>
+          <w:lang w:val="en-US"/>
+        </w:rPr>
+        <w:t>길이를</w:t>
+      </w:r>
+      <w:r>
+        <w:rPr>
+          <w:rFonts w:hint="eastAsia"/>
+          <w:lang w:val="en-US"/>
+        </w:rPr>
+        <w:t xml:space="preserve"> </w:t>
+      </w:r>
+      <w:proofErr w:type="spellStart"/>
+      <w:r>
+        <w:rPr>
+          <w:lang w:val="en-US"/>
+        </w:rPr>
+        <w:t>transition_frames</w:t>
+      </w:r>
+      <w:proofErr w:type="spellEnd"/>
+      <w:r>
+        <w:rPr>
+          <w:rFonts w:hint="eastAsia"/>
+          <w:lang w:val="en-US"/>
+        </w:rPr>
+        <w:t>매개변수로</w:t>
+      </w:r>
+      <w:r>
+        <w:rPr>
+          <w:rFonts w:hint="eastAsia"/>
+          <w:lang w:val="en-US"/>
+        </w:rPr>
+        <w:t xml:space="preserve"> </w:t>
+      </w:r>
+      <w:r>
+        <w:rPr>
+          <w:rFonts w:hint="eastAsia"/>
+          <w:lang w:val="en-US"/>
+        </w:rPr>
+        <w:t>받아서</w:t>
+      </w:r>
+      <w:r>
+        <w:rPr>
+          <w:rFonts w:hint="eastAsia"/>
+          <w:lang w:val="en-US"/>
+        </w:rPr>
+        <w:t xml:space="preserve">, </w:t>
+      </w:r>
+      <w:r>
+        <w:rPr>
+          <w:lang w:val="en-US"/>
+        </w:rPr>
+        <w:t>루트</w:t>
+      </w:r>
+      <w:r>
+        <w:rPr>
+          <w:lang w:val="en-US"/>
+        </w:rPr>
+        <w:t xml:space="preserve"> </w:t>
+      </w:r>
+      <w:r>
+        <w:rPr>
+          <w:lang w:val="en-US"/>
+        </w:rPr>
+        <w:t>위치는</w:t>
+      </w:r>
+      <w:r>
+        <w:rPr>
+          <w:lang w:val="en-US"/>
+        </w:rPr>
+        <w:t xml:space="preserve"> </w:t>
+      </w:r>
+      <w:r>
+        <w:rPr>
+          <w:lang w:val="en-US"/>
+        </w:rPr>
+        <w:t>성분</w:t>
+      </w:r>
+      <w:r>
+        <w:rPr>
+          <w:lang w:val="en-US"/>
+        </w:rPr>
+        <w:t xml:space="preserve"> </w:t>
+      </w:r>
+      <w:r>
+        <w:rPr>
+          <w:lang w:val="en-US"/>
+        </w:rPr>
+        <w:t>선형보간</w:t>
+      </w:r>
+      <w:r>
+        <w:rPr>
+          <w:lang w:val="en-US"/>
+        </w:rPr>
+        <w:t xml:space="preserve">(lerp), </w:t>
+      </w:r>
+      <w:r>
+        <w:rPr>
+          <w:lang w:val="en-US"/>
+        </w:rPr>
+        <w:t>모든</w:t>
+      </w:r>
+      <w:r>
+        <w:rPr>
+          <w:lang w:val="en-US"/>
+        </w:rPr>
+        <w:t xml:space="preserve"> </w:t>
+      </w:r>
+      <w:r>
+        <w:rPr>
+          <w:lang w:val="en-US"/>
+        </w:rPr>
+        <w:t>관절</w:t>
+      </w:r>
+      <w:r>
+        <w:rPr>
+          <w:lang w:val="en-US"/>
+        </w:rPr>
+        <w:t xml:space="preserve"> </w:t>
+      </w:r>
+      <w:r>
+        <w:rPr>
+          <w:lang w:val="en-US"/>
+        </w:rPr>
+        <w:t>회전은</w:t>
+      </w:r>
+      <w:r>
+        <w:rPr>
+          <w:lang w:val="en-US"/>
+        </w:rPr>
+        <w:t xml:space="preserve"> </w:t>
+      </w:r>
+      <w:r>
+        <w:rPr>
+          <w:lang w:val="en-US"/>
+        </w:rPr>
+        <w:t>최단경로</w:t>
+      </w:r>
+      <w:r>
+        <w:rPr>
+          <w:lang w:val="en-US"/>
+        </w:rPr>
+        <w:t xml:space="preserve"> </w:t>
+      </w:r>
+      <w:r>
+        <w:rPr>
+          <w:lang w:val="en-US"/>
+        </w:rPr>
+        <w:t>구면</w:t>
+      </w:r>
+      <w:r>
+        <w:rPr>
+          <w:lang w:val="en-US"/>
+        </w:rPr>
+        <w:t xml:space="preserve"> </w:t>
+      </w:r>
+      <w:r>
+        <w:rPr>
+          <w:lang w:val="en-US"/>
+        </w:rPr>
+        <w:t>선형보간</w:t>
+      </w:r>
+      <w:r>
+        <w:rPr>
+          <w:lang w:val="en-US"/>
+        </w:rPr>
+        <w:t>(</w:t>
+      </w:r>
+      <w:proofErr w:type="spellStart"/>
+      <w:r>
+        <w:rPr>
+          <w:lang w:val="en-US"/>
+        </w:rPr>
+        <w:t>slerp</w:t>
+      </w:r>
+      <w:proofErr w:type="spellEnd"/>
+      <w:r>
+        <w:rPr>
+          <w:lang w:val="en-US"/>
+        </w:rPr>
+        <w:t>)</w:t>
+      </w:r>
+      <w:r>
+        <w:rPr>
+          <w:lang w:val="en-US"/>
+        </w:rPr>
+        <w:t>으로</w:t>
+      </w:r>
+      <w:r>
+        <w:rPr>
+          <w:lang w:val="en-US"/>
+        </w:rPr>
+        <w:t xml:space="preserve"> </w:t>
+      </w:r>
+      <w:r>
+        <w:rPr>
+          <w:lang w:val="en-US"/>
+        </w:rPr>
+        <w:t>부드럽게</w:t>
+      </w:r>
+      <w:r>
+        <w:rPr>
+          <w:lang w:val="en-US"/>
+        </w:rPr>
+        <w:t xml:space="preserve"> </w:t>
+      </w:r>
+      <w:r>
+        <w:rPr>
+          <w:lang w:val="en-US"/>
+        </w:rPr>
+        <w:t>이어</w:t>
+      </w:r>
+      <w:r>
+        <w:rPr>
+          <w:lang w:val="en-US"/>
+        </w:rPr>
+        <w:t xml:space="preserve"> </w:t>
+      </w:r>
+      <w:r>
+        <w:rPr>
+          <w:lang w:val="en-US"/>
+        </w:rPr>
+        <w:t>붙</w:t>
+      </w:r>
+      <w:r>
+        <w:rPr>
+          <w:rFonts w:hint="eastAsia"/>
+          <w:lang w:val="en-US"/>
+        </w:rPr>
+        <w:t>인다</w:t>
+      </w:r>
+      <w:r>
+        <w:rPr>
+          <w:rFonts w:hint="eastAsia"/>
+          <w:lang w:val="en-US"/>
+        </w:rPr>
+        <w:t xml:space="preserve">. </w:t>
+      </w:r>
+      <w:r>
+        <w:rPr>
+          <w:lang w:val="en-US"/>
+        </w:rPr>
+        <w:t>이렇게</w:t>
+      </w:r>
+      <w:r>
+        <w:rPr>
+          <w:lang w:val="en-US"/>
+        </w:rPr>
+        <w:t xml:space="preserve"> </w:t>
+      </w:r>
+      <w:r>
+        <w:rPr>
+          <w:lang w:val="en-US"/>
+        </w:rPr>
+        <w:t>합쳐진</w:t>
+      </w:r>
+      <w:r>
+        <w:rPr>
+          <w:lang w:val="en-US"/>
+        </w:rPr>
+        <w:t xml:space="preserve"> poses </w:t>
+      </w:r>
+      <w:r>
+        <w:rPr>
+          <w:lang w:val="en-US"/>
+        </w:rPr>
+        <w:t>타임라인을</w:t>
+      </w:r>
+      <w:r>
+        <w:rPr>
+          <w:lang w:val="en-US"/>
+        </w:rPr>
+        <w:t xml:space="preserve"> main.py</w:t>
+      </w:r>
+      <w:r>
+        <w:rPr>
+          <w:lang w:val="en-US"/>
+        </w:rPr>
+        <w:t>의</w:t>
+      </w:r>
+      <w:r>
+        <w:rPr>
+          <w:lang w:val="en-US"/>
+        </w:rPr>
+        <w:t xml:space="preserve"> </w:t>
+      </w:r>
+      <w:proofErr w:type="spellStart"/>
+      <w:r>
+        <w:rPr>
+          <w:lang w:val="en-US"/>
+        </w:rPr>
+        <w:t>렌더</w:t>
+      </w:r>
+      <w:proofErr w:type="spellEnd"/>
+      <w:r>
+        <w:rPr>
+          <w:lang w:val="en-US"/>
+        </w:rPr>
+        <w:t xml:space="preserve"> </w:t>
+      </w:r>
+      <w:r>
+        <w:rPr>
+          <w:lang w:val="en-US"/>
+        </w:rPr>
+        <w:t>루프가</w:t>
+      </w:r>
+      <w:r>
+        <w:rPr>
+          <w:lang w:val="en-US"/>
+        </w:rPr>
+        <w:t xml:space="preserve"> </w:t>
+      </w:r>
+      <w:r>
+        <w:rPr>
+          <w:lang w:val="en-US"/>
+        </w:rPr>
+        <w:t>매</w:t>
+      </w:r>
+      <w:r>
+        <w:rPr>
+          <w:lang w:val="en-US"/>
+        </w:rPr>
+        <w:t xml:space="preserve"> </w:t>
+      </w:r>
+      <w:r>
+        <w:rPr>
+          <w:lang w:val="en-US"/>
+        </w:rPr>
+        <w:t>프레임</w:t>
+      </w:r>
+      <w:r>
+        <w:rPr>
+          <w:lang w:val="en-US"/>
+        </w:rPr>
+        <w:t xml:space="preserve"> dt·</w:t>
+      </w:r>
+      <w:r>
+        <w:rPr>
+          <w:lang w:val="en-US"/>
+        </w:rPr>
+        <w:t>속도</w:t>
+      </w:r>
+      <w:r>
+        <w:rPr>
+          <w:lang w:val="en-US"/>
+        </w:rPr>
+        <w:t>/</w:t>
+      </w:r>
+      <w:proofErr w:type="spellStart"/>
+      <w:r>
+        <w:rPr>
+          <w:lang w:val="en-US"/>
+        </w:rPr>
+        <w:t>frame_time</w:t>
+      </w:r>
+      <w:proofErr w:type="spellEnd"/>
+      <w:r>
+        <w:rPr>
+          <w:lang w:val="en-US"/>
+        </w:rPr>
+        <w:t>만큼</w:t>
+      </w:r>
+      <w:r>
+        <w:rPr>
+          <w:lang w:val="en-US"/>
+        </w:rPr>
+        <w:t xml:space="preserve"> </w:t>
+      </w:r>
+      <w:r>
+        <w:rPr>
+          <w:lang w:val="en-US"/>
+        </w:rPr>
+        <w:t>진행시키며</w:t>
+      </w:r>
+      <w:r>
+        <w:rPr>
+          <w:lang w:val="en-US"/>
+        </w:rPr>
+        <w:t xml:space="preserve"> </w:t>
+      </w:r>
+      <w:r>
+        <w:rPr>
+          <w:lang w:val="en-US"/>
+        </w:rPr>
+        <w:t>골격에</w:t>
+      </w:r>
+      <w:r>
+        <w:rPr>
+          <w:lang w:val="en-US"/>
+        </w:rPr>
+        <w:t xml:space="preserve"> </w:t>
+      </w:r>
+      <w:r>
+        <w:rPr>
+          <w:lang w:val="en-US"/>
+        </w:rPr>
+        <w:t>적용</w:t>
+      </w:r>
+      <w:r>
+        <w:rPr>
+          <w:rFonts w:hint="eastAsia"/>
+          <w:lang w:val="en-US"/>
+        </w:rPr>
+        <w:t>한다</w:t>
+      </w:r>
+      <w:r>
+        <w:rPr>
+          <w:rFonts w:hint="eastAsia"/>
+          <w:lang w:val="en-US"/>
+        </w:rPr>
+        <w:t>.</w:t>
       </w:r>
     </w:p>
     <w:p>
       <w:pPr>
         <w:rPr>
-          <w:rFonts w:hint="eastAsia"/>
-          <w:lang w:val="en-US"/>
-        </w:rPr>
-      </w:pPr>
-      <w:r>
-        <w:rPr>
-          <w:lang w:val="en-US"/>
-        </w:rPr>
-        <w:tab/>
-      </w:r>
-      <w:r>
-        <w:rPr>
-          <w:rFonts w:ascii="맑은 고딕" w:eastAsia="맑은 고딕" w:hAnsi="맑은 고딕" w:hint="eastAsia"/>
-          <w:lang w:val="en-US"/>
-        </w:rPr>
-        <w:t xml:space="preserve">그러던 중 motion.hahasoha.net 웹사이트에서 여러 </w:t>
-      </w:r>
-      <w:proofErr w:type="spellStart"/>
-      <w:r>
-        <w:rPr>
-          <w:rFonts w:ascii="맑은 고딕" w:eastAsia="맑은 고딕" w:hAnsi="맑은 고딕" w:hint="eastAsia"/>
-          <w:lang w:val="en-US"/>
-        </w:rPr>
-        <w:t>bvh</w:t>
-      </w:r>
-      <w:proofErr w:type="spellEnd"/>
-      <w:r>
-        <w:rPr>
-          <w:rFonts w:ascii="맑은 고딕" w:eastAsia="맑은 고딕" w:hAnsi="맑은 고딕" w:hint="eastAsia"/>
-          <w:lang w:val="en-US"/>
-        </w:rPr>
-        <w:t xml:space="preserve"> 파일들을 둘러보면서, 짧고 완결되지 않은 모션들을 통해 완성된 애니메이션을 만들기 위해서는</w:t>
-      </w:r>
-      <w:r>
-        <w:rPr>
-          <w:rFonts w:hint="eastAsia"/>
-          <w:lang w:val="en-US"/>
-        </w:rPr>
-        <w:t xml:space="preserve"> 모션들 사이를 </w:t>
-      </w:r>
-      <w:proofErr w:type="spellStart"/>
-      <w:r>
-        <w:rPr>
-          <w:rFonts w:hint="eastAsia"/>
-          <w:lang w:val="en-US"/>
-        </w:rPr>
-        <w:t>이어붙이는</w:t>
-      </w:r>
-      <w:proofErr w:type="spellEnd"/>
-      <w:r>
-        <w:rPr>
-          <w:rFonts w:hint="eastAsia"/>
-          <w:lang w:val="en-US"/>
-        </w:rPr>
-        <w:t xml:space="preserve"> 과정이 중요할 것이라 생각하였다.</w:t>
-      </w:r>
-      <w:r>
-        <w:rPr>
-          <w:rFonts w:hint="eastAsia"/>
-          <w:lang w:val="en-US"/>
-        </w:rPr>
-        <w:t xml:space="preserve"> </w:t>
-      </w:r>
-      <w:r>
-        <w:rPr>
-          <w:rFonts w:ascii="맑은 고딕" w:eastAsia="맑은 고딕" w:hAnsi="맑은 고딕" w:hint="eastAsia"/>
-          <w:lang w:val="en-US"/>
-        </w:rPr>
-        <w:t xml:space="preserve">이에 여러 </w:t>
-      </w:r>
-      <w:proofErr w:type="spellStart"/>
-      <w:r>
-        <w:rPr>
-          <w:rFonts w:ascii="맑은 고딕" w:eastAsia="맑은 고딕" w:hAnsi="맑은 고딕" w:hint="eastAsia"/>
-          <w:lang w:val="en-US"/>
-        </w:rPr>
-        <w:t>bvh</w:t>
-      </w:r>
-      <w:proofErr w:type="spellEnd"/>
-      <w:r>
-        <w:rPr>
-          <w:rFonts w:ascii="맑은 고딕" w:eastAsia="맑은 고딕" w:hAnsi="맑은 고딕" w:hint="eastAsia"/>
-          <w:lang w:val="en-US"/>
-        </w:rPr>
-        <w:t xml:space="preserve"> 파일을 순차적으로 실행하면서</w:t>
-      </w:r>
-      <w:r>
-        <w:rPr>
-          <w:rFonts w:ascii="맑은 고딕" w:eastAsia="맑은 고딕" w:hAnsi="맑은 고딕" w:hint="eastAsia"/>
-          <w:lang w:val="en-US"/>
-        </w:rPr>
-        <w:t>,</w:t>
-      </w:r>
-      <w:r>
-        <w:rPr>
-          <w:rFonts w:ascii="맑은 고딕" w:eastAsia="맑은 고딕" w:hAnsi="맑은 고딕" w:hint="eastAsia"/>
-          <w:lang w:val="en-US"/>
-        </w:rPr>
-        <w:t xml:space="preserve"> 서로 다른 </w:t>
-      </w:r>
-      <w:proofErr w:type="spellStart"/>
-      <w:r>
-        <w:rPr>
-          <w:rFonts w:ascii="맑은 고딕" w:eastAsia="맑은 고딕" w:hAnsi="맑은 고딕" w:hint="eastAsia"/>
-          <w:lang w:val="en-US"/>
-        </w:rPr>
-        <w:t>bvh</w:t>
-      </w:r>
-      <w:proofErr w:type="spellEnd"/>
-      <w:r>
-        <w:rPr>
-          <w:rFonts w:ascii="맑은 고딕" w:eastAsia="맑은 고딕" w:hAnsi="맑은 고딕" w:hint="eastAsia"/>
-          <w:lang w:val="en-US"/>
-        </w:rPr>
-        <w:t xml:space="preserve"> 파일 사이의 끊어진 부분을 </w:t>
-      </w:r>
-      <w:proofErr w:type="spellStart"/>
-      <w:r>
-        <w:rPr>
-          <w:rFonts w:ascii="맑은 고딕" w:eastAsia="맑은 고딕" w:hAnsi="맑은 고딕" w:hint="eastAsia"/>
-          <w:lang w:val="en-US"/>
-        </w:rPr>
-        <w:t>keyframe</w:t>
-      </w:r>
-      <w:proofErr w:type="spellEnd"/>
-      <w:r>
-        <w:rPr>
-          <w:rFonts w:ascii="맑은 고딕" w:eastAsia="맑은 고딕" w:hAnsi="맑은 고딕" w:hint="eastAsia"/>
-          <w:lang w:val="en-US"/>
-        </w:rPr>
-        <w:t xml:space="preserve"> </w:t>
-      </w:r>
-      <w:proofErr w:type="spellStart"/>
-      <w:r>
-        <w:rPr>
-          <w:rFonts w:ascii="맑은 고딕" w:eastAsia="맑은 고딕" w:hAnsi="맑은 고딕" w:hint="eastAsia"/>
-          <w:lang w:val="en-US"/>
-        </w:rPr>
-        <w:t>animation의</w:t>
-      </w:r>
-      <w:proofErr w:type="spellEnd"/>
-      <w:r>
-        <w:rPr>
-          <w:rFonts w:ascii="맑은 고딕" w:eastAsia="맑은 고딕" w:hAnsi="맑은 고딕" w:hint="eastAsia"/>
-          <w:lang w:val="en-US"/>
-        </w:rPr>
-        <w:t xml:space="preserve"> 아이디어를 사용해 자연스럽게 </w:t>
-      </w:r>
-      <w:proofErr w:type="spellStart"/>
-      <w:r>
-        <w:rPr>
-          <w:rFonts w:ascii="맑은 고딕" w:eastAsia="맑은 고딕" w:hAnsi="맑은 고딕" w:hint="eastAsia"/>
-          <w:lang w:val="en-US"/>
-        </w:rPr>
-        <w:t>이어붙일</w:t>
-      </w:r>
-      <w:proofErr w:type="spellEnd"/>
-      <w:r>
-        <w:rPr>
-          <w:rFonts w:ascii="맑은 고딕" w:eastAsia="맑은 고딕" w:hAnsi="맑은 고딕" w:hint="eastAsia"/>
-          <w:lang w:val="en-US"/>
-        </w:rPr>
-        <w:t xml:space="preserve"> 수 있겠다는 생각이 들어</w:t>
-      </w:r>
-      <w:r>
-        <w:rPr>
-          <w:rFonts w:hint="eastAsia"/>
-          <w:lang w:val="en-US"/>
-        </w:rPr>
-        <w:t xml:space="preserve"> 이 아이디어를 선택했다.</w:t>
-      </w:r>
-    </w:p>
-    <w:p>
-      <w:pPr>
-        <w:rPr>
+          <w:b/>
+          <w:bCs/>
           <w:lang w:val="en-US"/>
         </w:rPr>
       </w:pPr>
@@ -3271,6 +8052,927 @@
       <w:pPr>
         <w:rPr>
           <w:rFonts w:hint="eastAsia"/>
+          <w:b/>
+          <w:bCs/>
+          <w:lang w:val="en-US"/>
+        </w:rPr>
+      </w:pPr>
+    </w:p>
+    <w:p>
+      <w:pPr>
+        <w:pStyle w:val="a5"/>
+        <w:numPr>
+          <w:ilvl w:val="1"/>
+          <w:numId w:val="3"/>
+        </w:numPr>
+        <w:ind w:leftChars="0"/>
+        <w:rPr>
+          <w:b/>
+          <w:bCs/>
+          <w:lang w:val="en-US"/>
+        </w:rPr>
+      </w:pPr>
+      <w:proofErr w:type="spellStart"/>
+      <w:r>
+        <w:rPr>
+          <w:b/>
+          <w:bCs/>
+          <w:lang w:val="en-US"/>
+        </w:rPr>
+        <w:t>Explain</w:t>
+      </w:r>
+      <w:proofErr w:type="spellEnd"/>
+      <w:r>
+        <w:rPr>
+          <w:b/>
+          <w:bCs/>
+          <w:lang w:val="en-US"/>
+        </w:rPr>
+        <w:t xml:space="preserve"> </w:t>
+      </w:r>
+      <w:proofErr w:type="spellStart"/>
+      <w:r>
+        <w:rPr>
+          <w:b/>
+          <w:bCs/>
+          <w:lang w:val="en-US"/>
+        </w:rPr>
+        <w:t>why</w:t>
+      </w:r>
+      <w:proofErr w:type="spellEnd"/>
+      <w:r>
+        <w:rPr>
+          <w:b/>
+          <w:bCs/>
+          <w:lang w:val="en-US"/>
+        </w:rPr>
+        <w:t xml:space="preserve"> </w:t>
+      </w:r>
+      <w:proofErr w:type="spellStart"/>
+      <w:r>
+        <w:rPr>
+          <w:b/>
+          <w:bCs/>
+          <w:lang w:val="en-US"/>
+        </w:rPr>
+        <w:t>you</w:t>
+      </w:r>
+      <w:proofErr w:type="spellEnd"/>
+      <w:r>
+        <w:rPr>
+          <w:b/>
+          <w:bCs/>
+          <w:lang w:val="en-US"/>
+        </w:rPr>
+        <w:t xml:space="preserve"> </w:t>
+      </w:r>
+      <w:proofErr w:type="spellStart"/>
+      <w:r>
+        <w:rPr>
+          <w:b/>
+          <w:bCs/>
+          <w:lang w:val="en-US"/>
+        </w:rPr>
+        <w:t>chose</w:t>
+      </w:r>
+      <w:proofErr w:type="spellEnd"/>
+      <w:r>
+        <w:rPr>
+          <w:b/>
+          <w:bCs/>
+          <w:lang w:val="en-US"/>
+        </w:rPr>
+        <w:t xml:space="preserve"> </w:t>
+      </w:r>
+      <w:proofErr w:type="spellStart"/>
+      <w:r>
+        <w:rPr>
+          <w:b/>
+          <w:bCs/>
+          <w:lang w:val="en-US"/>
+        </w:rPr>
+        <w:t>that</w:t>
+      </w:r>
+      <w:proofErr w:type="spellEnd"/>
+      <w:r>
+        <w:rPr>
+          <w:b/>
+          <w:bCs/>
+          <w:lang w:val="en-US"/>
+        </w:rPr>
+        <w:t xml:space="preserve"> </w:t>
+      </w:r>
+      <w:proofErr w:type="spellStart"/>
+      <w:r>
+        <w:rPr>
+          <w:b/>
+          <w:bCs/>
+          <w:lang w:val="en-US"/>
+        </w:rPr>
+        <w:t>idea</w:t>
+      </w:r>
+      <w:proofErr w:type="spellEnd"/>
+      <w:r>
+        <w:rPr>
+          <w:b/>
+          <w:bCs/>
+          <w:lang w:val="en-US"/>
+        </w:rPr>
+        <w:t xml:space="preserve"> </w:t>
+      </w:r>
+      <w:proofErr w:type="spellStart"/>
+      <w:r>
+        <w:rPr>
+          <w:b/>
+          <w:bCs/>
+          <w:lang w:val="en-US"/>
+        </w:rPr>
+        <w:t>or</w:t>
+      </w:r>
+      <w:proofErr w:type="spellEnd"/>
+      <w:r>
+        <w:rPr>
+          <w:b/>
+          <w:bCs/>
+          <w:lang w:val="en-US"/>
+        </w:rPr>
+        <w:t xml:space="preserve"> </w:t>
+      </w:r>
+      <w:proofErr w:type="spellStart"/>
+      <w:r>
+        <w:rPr>
+          <w:b/>
+          <w:bCs/>
+          <w:lang w:val="en-US"/>
+        </w:rPr>
+        <w:t>what</w:t>
+      </w:r>
+      <w:proofErr w:type="spellEnd"/>
+      <w:r>
+        <w:rPr>
+          <w:b/>
+          <w:bCs/>
+          <w:lang w:val="en-US"/>
+        </w:rPr>
+        <w:t xml:space="preserve"> </w:t>
+      </w:r>
+      <w:proofErr w:type="spellStart"/>
+      <w:r>
+        <w:rPr>
+          <w:b/>
+          <w:bCs/>
+          <w:lang w:val="en-US"/>
+        </w:rPr>
+        <w:t>you</w:t>
+      </w:r>
+      <w:proofErr w:type="spellEnd"/>
+      <w:r>
+        <w:rPr>
+          <w:b/>
+          <w:bCs/>
+          <w:lang w:val="en-US"/>
+        </w:rPr>
+        <w:t xml:space="preserve"> </w:t>
+      </w:r>
+      <w:proofErr w:type="spellStart"/>
+      <w:r>
+        <w:rPr>
+          <w:b/>
+          <w:bCs/>
+          <w:lang w:val="en-US"/>
+        </w:rPr>
+        <w:t>found</w:t>
+      </w:r>
+      <w:proofErr w:type="spellEnd"/>
+      <w:r>
+        <w:rPr>
+          <w:b/>
+          <w:bCs/>
+          <w:lang w:val="en-US"/>
+        </w:rPr>
+        <w:t xml:space="preserve"> </w:t>
+      </w:r>
+      <w:proofErr w:type="spellStart"/>
+      <w:r>
+        <w:rPr>
+          <w:b/>
+          <w:bCs/>
+          <w:lang w:val="en-US"/>
+        </w:rPr>
+        <w:t>interesting</w:t>
+      </w:r>
+      <w:proofErr w:type="spellEnd"/>
+      <w:r>
+        <w:rPr>
+          <w:b/>
+          <w:bCs/>
+          <w:lang w:val="en-US"/>
+        </w:rPr>
+        <w:t xml:space="preserve"> </w:t>
+      </w:r>
+      <w:proofErr w:type="spellStart"/>
+      <w:r>
+        <w:rPr>
+          <w:b/>
+          <w:bCs/>
+          <w:lang w:val="en-US"/>
+        </w:rPr>
+        <w:t>about</w:t>
+      </w:r>
+      <w:proofErr w:type="spellEnd"/>
+      <w:r>
+        <w:rPr>
+          <w:b/>
+          <w:bCs/>
+          <w:lang w:val="en-US"/>
+        </w:rPr>
+        <w:t xml:space="preserve"> </w:t>
+      </w:r>
+      <w:proofErr w:type="spellStart"/>
+      <w:r>
+        <w:rPr>
+          <w:b/>
+          <w:bCs/>
+          <w:lang w:val="en-US"/>
+        </w:rPr>
+        <w:t>it</w:t>
+      </w:r>
+      <w:proofErr w:type="spellEnd"/>
+    </w:p>
+    <w:p>
+      <w:pPr>
+        <w:rPr>
+          <w:lang w:val="en-US"/>
+        </w:rPr>
+      </w:pPr>
+      <w:r>
+        <w:rPr>
+          <w:lang w:val="en-US"/>
+        </w:rPr>
+        <w:tab/>
+      </w:r>
+      <w:r>
+        <w:rPr>
+          <w:rFonts w:hint="eastAsia"/>
+          <w:lang w:val="en-US"/>
+        </w:rPr>
+        <w:t>강의를</w:t>
+      </w:r>
+      <w:r>
+        <w:rPr>
+          <w:rFonts w:hint="eastAsia"/>
+          <w:lang w:val="en-US"/>
+        </w:rPr>
+        <w:t xml:space="preserve"> </w:t>
+      </w:r>
+      <w:r>
+        <w:rPr>
+          <w:rFonts w:hint="eastAsia"/>
+          <w:lang w:val="en-US"/>
+        </w:rPr>
+        <w:t>들으며</w:t>
+      </w:r>
+      <w:r>
+        <w:rPr>
+          <w:rFonts w:hint="eastAsia"/>
+          <w:lang w:val="en-US"/>
+        </w:rPr>
+        <w:t xml:space="preserve">, </w:t>
+      </w:r>
+      <w:proofErr w:type="spellStart"/>
+      <w:r>
+        <w:rPr>
+          <w:rFonts w:hint="eastAsia"/>
+          <w:lang w:val="en-US"/>
+        </w:rPr>
+        <w:t>keyframe</w:t>
+      </w:r>
+      <w:proofErr w:type="spellEnd"/>
+      <w:r>
+        <w:rPr>
+          <w:rFonts w:hint="eastAsia"/>
+          <w:lang w:val="en-US"/>
+        </w:rPr>
+        <w:t xml:space="preserve"> </w:t>
+      </w:r>
+      <w:proofErr w:type="spellStart"/>
+      <w:r>
+        <w:rPr>
+          <w:rFonts w:hint="eastAsia"/>
+          <w:lang w:val="en-US"/>
+        </w:rPr>
+        <w:t>animation</w:t>
+      </w:r>
+      <w:proofErr w:type="spellEnd"/>
+      <w:r>
+        <w:rPr>
+          <w:rFonts w:hint="eastAsia"/>
+          <w:lang w:val="en-US"/>
+        </w:rPr>
+        <w:t xml:space="preserve"> </w:t>
+      </w:r>
+      <w:r>
+        <w:rPr>
+          <w:rFonts w:hint="eastAsia"/>
+          <w:lang w:val="en-US"/>
+        </w:rPr>
+        <w:t>기법이</w:t>
+      </w:r>
+      <w:r>
+        <w:rPr>
+          <w:rFonts w:hint="eastAsia"/>
+          <w:lang w:val="en-US"/>
+        </w:rPr>
+        <w:t xml:space="preserve"> </w:t>
+      </w:r>
+      <w:r>
+        <w:rPr>
+          <w:rFonts w:hint="eastAsia"/>
+          <w:lang w:val="en-US"/>
+        </w:rPr>
+        <w:t>흥미롭다고</w:t>
+      </w:r>
+      <w:r>
+        <w:rPr>
+          <w:rFonts w:hint="eastAsia"/>
+          <w:lang w:val="en-US"/>
+        </w:rPr>
+        <w:t xml:space="preserve"> </w:t>
+      </w:r>
+      <w:r>
+        <w:rPr>
+          <w:rFonts w:hint="eastAsia"/>
+          <w:lang w:val="en-US"/>
+        </w:rPr>
+        <w:t>생각했다</w:t>
+      </w:r>
+      <w:r>
+        <w:rPr>
+          <w:rFonts w:hint="eastAsia"/>
+          <w:lang w:val="en-US"/>
+        </w:rPr>
+        <w:t xml:space="preserve">. </w:t>
+      </w:r>
+      <w:r>
+        <w:rPr>
+          <w:rFonts w:hint="eastAsia"/>
+          <w:lang w:val="en-US"/>
+        </w:rPr>
+        <w:t>애니메이션은</w:t>
+      </w:r>
+      <w:r>
+        <w:rPr>
+          <w:rFonts w:hint="eastAsia"/>
+          <w:lang w:val="en-US"/>
+        </w:rPr>
+        <w:t xml:space="preserve"> </w:t>
+      </w:r>
+      <w:r>
+        <w:rPr>
+          <w:rFonts w:hint="eastAsia"/>
+          <w:lang w:val="en-US"/>
+        </w:rPr>
+        <w:t>당연히</w:t>
+      </w:r>
+      <w:r>
+        <w:rPr>
+          <w:rFonts w:hint="eastAsia"/>
+          <w:lang w:val="en-US"/>
+        </w:rPr>
+        <w:t xml:space="preserve"> </w:t>
+      </w:r>
+      <w:r>
+        <w:rPr>
+          <w:rFonts w:hint="eastAsia"/>
+          <w:lang w:val="en-US"/>
+        </w:rPr>
+        <w:t>한</w:t>
+      </w:r>
+      <w:r>
+        <w:rPr>
+          <w:rFonts w:hint="eastAsia"/>
+          <w:lang w:val="en-US"/>
+        </w:rPr>
+        <w:t xml:space="preserve"> </w:t>
+      </w:r>
+      <w:r>
+        <w:rPr>
+          <w:rFonts w:hint="eastAsia"/>
+          <w:lang w:val="en-US"/>
+        </w:rPr>
+        <w:t>프레임마다</w:t>
+      </w:r>
+      <w:r>
+        <w:rPr>
+          <w:rFonts w:hint="eastAsia"/>
+          <w:lang w:val="en-US"/>
+        </w:rPr>
+        <w:t xml:space="preserve"> </w:t>
+      </w:r>
+      <w:proofErr w:type="spellStart"/>
+      <w:r>
+        <w:rPr>
+          <w:rFonts w:hint="eastAsia"/>
+          <w:lang w:val="en-US"/>
+        </w:rPr>
+        <w:t>애니메이터가</w:t>
+      </w:r>
+      <w:proofErr w:type="spellEnd"/>
+      <w:r>
+        <w:rPr>
+          <w:rFonts w:hint="eastAsia"/>
+          <w:lang w:val="en-US"/>
+        </w:rPr>
+        <w:t xml:space="preserve"> </w:t>
+      </w:r>
+      <w:r>
+        <w:rPr>
+          <w:rFonts w:hint="eastAsia"/>
+          <w:lang w:val="en-US"/>
+        </w:rPr>
+        <w:t>그리거나</w:t>
+      </w:r>
+      <w:r>
+        <w:rPr>
+          <w:rFonts w:hint="eastAsia"/>
+          <w:lang w:val="en-US"/>
+        </w:rPr>
+        <w:t xml:space="preserve"> </w:t>
+      </w:r>
+      <w:r>
+        <w:rPr>
+          <w:rFonts w:hint="eastAsia"/>
+          <w:lang w:val="en-US"/>
+        </w:rPr>
+        <w:t>모델링을</w:t>
+      </w:r>
+      <w:r>
+        <w:rPr>
+          <w:rFonts w:hint="eastAsia"/>
+          <w:lang w:val="en-US"/>
+        </w:rPr>
+        <w:t xml:space="preserve"> </w:t>
+      </w:r>
+      <w:r>
+        <w:rPr>
+          <w:rFonts w:hint="eastAsia"/>
+          <w:lang w:val="en-US"/>
+        </w:rPr>
+        <w:t>진행해야</w:t>
+      </w:r>
+      <w:r>
+        <w:rPr>
+          <w:rFonts w:hint="eastAsia"/>
+          <w:lang w:val="en-US"/>
+        </w:rPr>
+        <w:t xml:space="preserve"> </w:t>
+      </w:r>
+      <w:r>
+        <w:rPr>
+          <w:rFonts w:hint="eastAsia"/>
+          <w:lang w:val="en-US"/>
+        </w:rPr>
+        <w:t>한다고</w:t>
+      </w:r>
+      <w:r>
+        <w:rPr>
+          <w:rFonts w:hint="eastAsia"/>
+          <w:lang w:val="en-US"/>
+        </w:rPr>
+        <w:t xml:space="preserve"> </w:t>
+      </w:r>
+      <w:r>
+        <w:rPr>
+          <w:rFonts w:hint="eastAsia"/>
+          <w:lang w:val="en-US"/>
+        </w:rPr>
+        <w:t>생각했는데</w:t>
+      </w:r>
+      <w:r>
+        <w:rPr>
+          <w:rFonts w:hint="eastAsia"/>
+          <w:lang w:val="en-US"/>
+        </w:rPr>
+        <w:t xml:space="preserve">, </w:t>
+      </w:r>
+      <w:r>
+        <w:rPr>
+          <w:rFonts w:hint="eastAsia"/>
+          <w:lang w:val="en-US"/>
+        </w:rPr>
+        <w:t>동작의</w:t>
+      </w:r>
+      <w:r>
+        <w:rPr>
+          <w:rFonts w:hint="eastAsia"/>
+          <w:lang w:val="en-US"/>
+        </w:rPr>
+        <w:t xml:space="preserve"> </w:t>
+      </w:r>
+      <w:r>
+        <w:rPr>
+          <w:rFonts w:hint="eastAsia"/>
+          <w:lang w:val="en-US"/>
+        </w:rPr>
+        <w:t>특징적인</w:t>
+      </w:r>
+      <w:r>
+        <w:rPr>
+          <w:rFonts w:hint="eastAsia"/>
+          <w:lang w:val="en-US"/>
+        </w:rPr>
+        <w:t xml:space="preserve"> </w:t>
+      </w:r>
+      <w:r>
+        <w:rPr>
+          <w:rFonts w:hint="eastAsia"/>
+          <w:lang w:val="en-US"/>
+        </w:rPr>
+        <w:t>프레임만</w:t>
+      </w:r>
+      <w:r>
+        <w:rPr>
+          <w:rFonts w:hint="eastAsia"/>
+          <w:lang w:val="en-US"/>
+        </w:rPr>
+        <w:t xml:space="preserve"> </w:t>
+      </w:r>
+      <w:r>
+        <w:rPr>
+          <w:rFonts w:hint="eastAsia"/>
+          <w:lang w:val="en-US"/>
+        </w:rPr>
+        <w:t>모델링하고</w:t>
+      </w:r>
+      <w:r>
+        <w:rPr>
+          <w:rFonts w:hint="eastAsia"/>
+          <w:lang w:val="en-US"/>
+        </w:rPr>
+        <w:t xml:space="preserve"> </w:t>
+      </w:r>
+      <w:r>
+        <w:rPr>
+          <w:rFonts w:hint="eastAsia"/>
+          <w:lang w:val="en-US"/>
+        </w:rPr>
+        <w:t>그</w:t>
+      </w:r>
+      <w:r>
+        <w:rPr>
+          <w:rFonts w:hint="eastAsia"/>
+          <w:lang w:val="en-US"/>
+        </w:rPr>
+        <w:t xml:space="preserve"> </w:t>
+      </w:r>
+      <w:r>
+        <w:rPr>
+          <w:rFonts w:hint="eastAsia"/>
+          <w:lang w:val="en-US"/>
+        </w:rPr>
+        <w:t>중간</w:t>
+      </w:r>
+      <w:r>
+        <w:rPr>
+          <w:rFonts w:hint="eastAsia"/>
+          <w:lang w:val="en-US"/>
+        </w:rPr>
+        <w:t xml:space="preserve"> </w:t>
+      </w:r>
+      <w:r>
+        <w:rPr>
+          <w:rFonts w:ascii="맑은 고딕" w:eastAsia="맑은 고딕" w:hAnsi="맑은 고딕" w:hint="eastAsia"/>
+          <w:lang w:val="en-US"/>
+        </w:rPr>
+        <w:t xml:space="preserve">프레임들은 </w:t>
+      </w:r>
+      <w:proofErr w:type="spellStart"/>
+      <w:r>
+        <w:rPr>
+          <w:rFonts w:ascii="맑은 고딕" w:eastAsia="맑은 고딕" w:hAnsi="맑은 고딕" w:hint="eastAsia"/>
+          <w:lang w:val="en-US"/>
+        </w:rPr>
+        <w:t>interpolation을</w:t>
+      </w:r>
+      <w:proofErr w:type="spellEnd"/>
+      <w:r>
+        <w:rPr>
+          <w:rFonts w:ascii="맑은 고딕" w:eastAsia="맑은 고딕" w:hAnsi="맑은 고딕" w:hint="eastAsia"/>
+          <w:lang w:val="en-US"/>
+        </w:rPr>
+        <w:t xml:space="preserve"> 통해 생성해낸다는 아이디어가 신선하게 느껴졌다. 그래서 이 프로젝트를 구상하면서, 모션 캡쳐 움직임에 이 기법을 녹여낸다면 재미있을 것 같았다.</w:t>
+      </w:r>
+    </w:p>
+    <w:p>
+      <w:pPr>
+        <w:rPr>
+          <w:lang w:val="en-US"/>
+        </w:rPr>
+      </w:pPr>
+      <w:r>
+        <w:rPr>
+          <w:lang w:val="en-US"/>
+        </w:rPr>
+        <w:tab/>
+      </w:r>
+      <w:r>
+        <w:rPr>
+          <w:rFonts w:ascii="맑은 고딕" w:eastAsia="맑은 고딕" w:hAnsi="맑은 고딕" w:hint="eastAsia"/>
+          <w:lang w:val="en-US"/>
+        </w:rPr>
+        <w:t xml:space="preserve">그러던 중 motion.hahasoha.net 웹사이트에서 여러 </w:t>
+      </w:r>
+      <w:proofErr w:type="spellStart"/>
+      <w:r>
+        <w:rPr>
+          <w:rFonts w:ascii="맑은 고딕" w:eastAsia="맑은 고딕" w:hAnsi="맑은 고딕" w:hint="eastAsia"/>
+          <w:lang w:val="en-US"/>
+        </w:rPr>
+        <w:t>bvh</w:t>
+      </w:r>
+      <w:proofErr w:type="spellEnd"/>
+      <w:r>
+        <w:rPr>
+          <w:rFonts w:ascii="맑은 고딕" w:eastAsia="맑은 고딕" w:hAnsi="맑은 고딕" w:hint="eastAsia"/>
+          <w:lang w:val="en-US"/>
+        </w:rPr>
+        <w:t xml:space="preserve"> 파일들을 둘러보면서, 짧고 완결되지 않은 모션들을 통해 완성된 애니메이션을 만들기 위해서는</w:t>
+      </w:r>
+      <w:r>
+        <w:rPr>
+          <w:rFonts w:hint="eastAsia"/>
+          <w:lang w:val="en-US"/>
+        </w:rPr>
+        <w:t xml:space="preserve"> </w:t>
+      </w:r>
+      <w:r>
+        <w:rPr>
+          <w:rFonts w:hint="eastAsia"/>
+          <w:lang w:val="en-US"/>
+        </w:rPr>
+        <w:t>모션들</w:t>
+      </w:r>
+      <w:r>
+        <w:rPr>
+          <w:rFonts w:hint="eastAsia"/>
+          <w:lang w:val="en-US"/>
+        </w:rPr>
+        <w:t xml:space="preserve"> </w:t>
+      </w:r>
+      <w:r>
+        <w:rPr>
+          <w:rFonts w:hint="eastAsia"/>
+          <w:lang w:val="en-US"/>
+        </w:rPr>
+        <w:t>사이를</w:t>
+      </w:r>
+      <w:r>
+        <w:rPr>
+          <w:rFonts w:hint="eastAsia"/>
+          <w:lang w:val="en-US"/>
+        </w:rPr>
+        <w:t xml:space="preserve"> </w:t>
+      </w:r>
+      <w:proofErr w:type="spellStart"/>
+      <w:r>
+        <w:rPr>
+          <w:rFonts w:hint="eastAsia"/>
+          <w:lang w:val="en-US"/>
+        </w:rPr>
+        <w:t>이어붙이는</w:t>
+      </w:r>
+      <w:proofErr w:type="spellEnd"/>
+      <w:r>
+        <w:rPr>
+          <w:rFonts w:hint="eastAsia"/>
+          <w:lang w:val="en-US"/>
+        </w:rPr>
+        <w:t xml:space="preserve"> </w:t>
+      </w:r>
+      <w:r>
+        <w:rPr>
+          <w:rFonts w:hint="eastAsia"/>
+          <w:lang w:val="en-US"/>
+        </w:rPr>
+        <w:t>과정이</w:t>
+      </w:r>
+      <w:r>
+        <w:rPr>
+          <w:rFonts w:hint="eastAsia"/>
+          <w:lang w:val="en-US"/>
+        </w:rPr>
+        <w:t xml:space="preserve"> </w:t>
+      </w:r>
+      <w:r>
+        <w:rPr>
+          <w:rFonts w:hint="eastAsia"/>
+          <w:lang w:val="en-US"/>
+        </w:rPr>
+        <w:t>중요할</w:t>
+      </w:r>
+      <w:r>
+        <w:rPr>
+          <w:rFonts w:hint="eastAsia"/>
+          <w:lang w:val="en-US"/>
+        </w:rPr>
+        <w:t xml:space="preserve"> </w:t>
+      </w:r>
+      <w:r>
+        <w:rPr>
+          <w:rFonts w:hint="eastAsia"/>
+          <w:lang w:val="en-US"/>
+        </w:rPr>
+        <w:t>것이라</w:t>
+      </w:r>
+      <w:r>
+        <w:rPr>
+          <w:rFonts w:hint="eastAsia"/>
+          <w:lang w:val="en-US"/>
+        </w:rPr>
+        <w:t xml:space="preserve"> </w:t>
+      </w:r>
+      <w:r>
+        <w:rPr>
+          <w:rFonts w:hint="eastAsia"/>
+          <w:lang w:val="en-US"/>
+        </w:rPr>
+        <w:t>생각하였다</w:t>
+      </w:r>
+      <w:r>
+        <w:rPr>
+          <w:rFonts w:hint="eastAsia"/>
+          <w:lang w:val="en-US"/>
+        </w:rPr>
+        <w:t>.</w:t>
+      </w:r>
+      <w:r>
+        <w:rPr>
+          <w:rFonts w:hint="eastAsia"/>
+          <w:lang w:val="en-US"/>
+        </w:rPr>
+        <w:t xml:space="preserve"> </w:t>
+      </w:r>
+      <w:r>
+        <w:rPr>
+          <w:rFonts w:ascii="맑은 고딕" w:eastAsia="맑은 고딕" w:hAnsi="맑은 고딕" w:hint="eastAsia"/>
+          <w:lang w:val="en-US"/>
+        </w:rPr>
+        <w:t xml:space="preserve">이에 여러 </w:t>
+      </w:r>
+      <w:proofErr w:type="spellStart"/>
+      <w:r>
+        <w:rPr>
+          <w:rFonts w:ascii="맑은 고딕" w:eastAsia="맑은 고딕" w:hAnsi="맑은 고딕" w:hint="eastAsia"/>
+          <w:lang w:val="en-US"/>
+        </w:rPr>
+        <w:t>bvh</w:t>
+      </w:r>
+      <w:proofErr w:type="spellEnd"/>
+      <w:r>
+        <w:rPr>
+          <w:rFonts w:ascii="맑은 고딕" w:eastAsia="맑은 고딕" w:hAnsi="맑은 고딕" w:hint="eastAsia"/>
+          <w:lang w:val="en-US"/>
+        </w:rPr>
+        <w:t xml:space="preserve"> 파일을 순차적으로 실행하면서</w:t>
+      </w:r>
+      <w:r>
+        <w:rPr>
+          <w:rFonts w:ascii="맑은 고딕" w:eastAsia="맑은 고딕" w:hAnsi="맑은 고딕" w:hint="eastAsia"/>
+          <w:lang w:val="en-US"/>
+        </w:rPr>
+        <w:t>,</w:t>
+      </w:r>
+      <w:r>
+        <w:rPr>
+          <w:rFonts w:ascii="맑은 고딕" w:eastAsia="맑은 고딕" w:hAnsi="맑은 고딕" w:hint="eastAsia"/>
+          <w:lang w:val="en-US"/>
+        </w:rPr>
+        <w:t xml:space="preserve"> 서로 다른 </w:t>
+      </w:r>
+      <w:proofErr w:type="spellStart"/>
+      <w:r>
+        <w:rPr>
+          <w:rFonts w:ascii="맑은 고딕" w:eastAsia="맑은 고딕" w:hAnsi="맑은 고딕" w:hint="eastAsia"/>
+          <w:lang w:val="en-US"/>
+        </w:rPr>
+        <w:t>bvh</w:t>
+      </w:r>
+      <w:proofErr w:type="spellEnd"/>
+      <w:r>
+        <w:rPr>
+          <w:rFonts w:ascii="맑은 고딕" w:eastAsia="맑은 고딕" w:hAnsi="맑은 고딕" w:hint="eastAsia"/>
+          <w:lang w:val="en-US"/>
+        </w:rPr>
+        <w:t xml:space="preserve"> 파일 사이의 끊어진 부분을 </w:t>
+      </w:r>
+      <w:proofErr w:type="spellStart"/>
+      <w:r>
+        <w:rPr>
+          <w:rFonts w:ascii="맑은 고딕" w:eastAsia="맑은 고딕" w:hAnsi="맑은 고딕" w:hint="eastAsia"/>
+          <w:lang w:val="en-US"/>
+        </w:rPr>
+        <w:t>keyframe</w:t>
+      </w:r>
+      <w:proofErr w:type="spellEnd"/>
+      <w:r>
+        <w:rPr>
+          <w:rFonts w:ascii="맑은 고딕" w:eastAsia="맑은 고딕" w:hAnsi="맑은 고딕" w:hint="eastAsia"/>
+          <w:lang w:val="en-US"/>
+        </w:rPr>
+        <w:t xml:space="preserve"> </w:t>
+      </w:r>
+      <w:proofErr w:type="spellStart"/>
+      <w:r>
+        <w:rPr>
+          <w:rFonts w:ascii="맑은 고딕" w:eastAsia="맑은 고딕" w:hAnsi="맑은 고딕" w:hint="eastAsia"/>
+          <w:lang w:val="en-US"/>
+        </w:rPr>
+        <w:t>animation의</w:t>
+      </w:r>
+      <w:proofErr w:type="spellEnd"/>
+      <w:r>
+        <w:rPr>
+          <w:rFonts w:ascii="맑은 고딕" w:eastAsia="맑은 고딕" w:hAnsi="맑은 고딕" w:hint="eastAsia"/>
+          <w:lang w:val="en-US"/>
+        </w:rPr>
+        <w:t xml:space="preserve"> 아이디어를 사용해 자연스럽게 </w:t>
+      </w:r>
+      <w:proofErr w:type="spellStart"/>
+      <w:r>
+        <w:rPr>
+          <w:rFonts w:ascii="맑은 고딕" w:eastAsia="맑은 고딕" w:hAnsi="맑은 고딕" w:hint="eastAsia"/>
+          <w:lang w:val="en-US"/>
+        </w:rPr>
+        <w:t>이어붙일</w:t>
+      </w:r>
+      <w:proofErr w:type="spellEnd"/>
+      <w:r>
+        <w:rPr>
+          <w:rFonts w:ascii="맑은 고딕" w:eastAsia="맑은 고딕" w:hAnsi="맑은 고딕" w:hint="eastAsia"/>
+          <w:lang w:val="en-US"/>
+        </w:rPr>
+        <w:t xml:space="preserve"> 수 있겠다는 생각이 들어</w:t>
+      </w:r>
+      <w:r>
+        <w:rPr>
+          <w:rFonts w:hint="eastAsia"/>
+          <w:lang w:val="en-US"/>
+        </w:rPr>
+        <w:t xml:space="preserve"> </w:t>
+      </w:r>
+      <w:r>
+        <w:rPr>
+          <w:rFonts w:hint="eastAsia"/>
+          <w:lang w:val="en-US"/>
+        </w:rPr>
+        <w:t>이</w:t>
+      </w:r>
+      <w:r>
+        <w:rPr>
+          <w:rFonts w:hint="eastAsia"/>
+          <w:lang w:val="en-US"/>
+        </w:rPr>
+        <w:t xml:space="preserve"> </w:t>
+      </w:r>
+      <w:r>
+        <w:rPr>
+          <w:rFonts w:hint="eastAsia"/>
+          <w:lang w:val="en-US"/>
+        </w:rPr>
+        <w:t>아이디어를</w:t>
+      </w:r>
+      <w:r>
+        <w:rPr>
+          <w:rFonts w:hint="eastAsia"/>
+          <w:lang w:val="en-US"/>
+        </w:rPr>
+        <w:t xml:space="preserve"> </w:t>
+      </w:r>
+      <w:r>
+        <w:rPr>
+          <w:rFonts w:hint="eastAsia"/>
+          <w:lang w:val="en-US"/>
+        </w:rPr>
+        <w:t>선택했다</w:t>
+      </w:r>
+      <w:r>
+        <w:rPr>
+          <w:rFonts w:hint="eastAsia"/>
+          <w:lang w:val="en-US"/>
+        </w:rPr>
+        <w:t>.</w:t>
+      </w:r>
+    </w:p>
+    <w:p>
+      <w:pPr>
+        <w:rPr>
+          <w:lang w:val="en-US"/>
+        </w:rPr>
+      </w:pPr>
+    </w:p>
+    <w:p>
+      <w:pPr>
+        <w:rPr>
           <w:lang w:val="en-US"/>
         </w:rPr>
       </w:pPr>
@@ -3352,13 +9054,7 @@
         </w:rPr>
       </w:pPr>
     </w:p>
-    <w:p>
-      <w:pPr>
-        <w:rPr>
-          <w:rFonts w:hint="eastAsia"/>
-        </w:rPr>
-      </w:pPr>
-    </w:p>
+    <w:p/>
     <w:sectPr>
       <w:headerReference w:type="even" r:id="rId8"/>
       <w:headerReference w:type="default" r:id="rId9"/>
@@ -4326,7 +10022,6 @@
   <w:style w:type="character" w:default="1" w:styleId="a0">
     <w:name w:val="Default Paragraph Font"/>
     <w:uiPriority w:val="1"/>
-    <w:semiHidden/>
     <w:unhideWhenUsed/>
   </w:style>
   <w:style w:type="table" w:default="1" w:styleId="a1">
